--- a/02-放大电路/01-运算放大电路/同相放大电路/同相放大电路.docx
+++ b/02-放大电路/01-运算放大电路/同相放大电路/同相放大电路.docx
@@ -2448,6 +2448,20 @@
     </w:p>
     <w:bookmarkEnd w:id="26"/>
     <w:bookmarkEnd w:id="27"/>
+    <w:p>
+      <w:pPr>
+        <w:spacing w:before="360"/>
+        <w:jc w:val="center"/>
+      </w:pPr>
+      <w:r>
+        <w:rPr>
+          <w:rFonts w:ascii="Times New Roman" w:hAnsi="Times New Roman"/>
+          <w:color w:val="555555"/>
+          <w:sz w:val="21"/>
+        </w:rPr>
+        <w:t>材料收集者：杜文杰</w:t>
+      </w:r>
+    </w:p>
     <w:sectPr>
       <w:headerReference r:id="rId9" w:type="default"/>
       <w:footerReference r:id="rId10" w:type="default"/>

--- a/02-放大电路/01-运算放大电路/同相放大电路/同相放大电路.docx
+++ b/02-放大电路/01-运算放大电路/同相放大电路/同相放大电路.docx
@@ -1,6 +1,6 @@
 
 <file path=word/document.xml><?xml version="1.0" encoding="utf-8"?>
-<w:document xmlns:w="http://schemas.openxmlformats.org/wordprocessingml/2006/main" xmlns:m="http://schemas.openxmlformats.org/officeDocument/2006/math" xmlns:r="http://schemas.openxmlformats.org/officeDocument/2006/relationships" xmlns:o="urn:schemas-microsoft-com:office:office" xmlns:v="urn:schemas-microsoft-com:vml" xmlns:w10="urn:schemas-microsoft-com:office:word" xmlns:a="http://schemas.openxmlformats.org/drawingml/2006/main" xmlns:pic="http://schemas.openxmlformats.org/drawingml/2006/picture" xmlns:wp="http://schemas.openxmlformats.org/drawingml/2006/wordprocessingDrawing">
+<w:document xmlns:m="http://schemas.openxmlformats.org/officeDocument/2006/math" xmlns:r="http://schemas.openxmlformats.org/officeDocument/2006/relationships" xmlns:w="http://schemas.openxmlformats.org/wordprocessingml/2006/main" xmlns:o="urn:schemas-microsoft-com:office:office" xmlns:v="urn:schemas-microsoft-com:vml" xmlns:w10="urn:schemas-microsoft-com:office:word" xmlns:a="http://schemas.openxmlformats.org/drawingml/2006/main" xmlns:pic="http://schemas.openxmlformats.org/drawingml/2006/picture" xmlns:wp="http://schemas.openxmlformats.org/drawingml/2006/wordprocessingDrawing">
   <w:body>
     <w:bookmarkStart w:id="27" w:name="同相放大电路"/>
     <w:p>
@@ -9,7 +9,7 @@
       </w:pPr>
       <w:r>
         <w:rPr>
-          <w:rFonts w:hint="eastAsia"/>
+          <w:rFonts w:hint="eastAsia" w:eastAsia="黑体"/>
         </w:rPr>
         <w:t xml:space="preserve">同相放大电路</w:t>
       </w:r>
@@ -21,7 +21,7 @@
       </w:pPr>
       <w:r>
         <w:rPr>
-          <w:rFonts w:hint="eastAsia"/>
+          <w:rFonts w:hint="eastAsia" w:eastAsia="黑体"/>
         </w:rPr>
         <w:t xml:space="preserve">拓扑描述</w:t>
       </w:r>
@@ -32,16 +32,19 @@
       </w:pPr>
       <w:r>
         <w:rPr>
-          <w:rFonts w:hint="eastAsia"/>
+          <w:rFonts w:hint="eastAsia" w:eastAsia="黑体"/>
         </w:rPr>
         <w:t xml:space="preserve">由</w:t>
       </w:r>
       <w:r>
+        <w:rPr>
+          <w:rFonts w:eastAsia="黑体"/>
+        </w:rPr>
         <w:t xml:space="preserve"> </w:t>
       </w:r>
       <w:r>
         <w:rPr>
-          <w:rFonts w:hint="eastAsia"/>
+          <w:rFonts w:hint="eastAsia" w:eastAsia="黑体"/>
           <w:b/>
           <w:bCs/>
         </w:rPr>
@@ -49,26 +52,33 @@
       </w:r>
       <w:r>
         <w:rPr>
+          <w:rFonts w:eastAsia="黑体"/>
           <w:b/>
           <w:bCs/>
         </w:rPr>
         <w:t xml:space="preserve"> A1</w:t>
       </w:r>
       <w:r>
+        <w:rPr>
+          <w:rFonts w:eastAsia="黑体"/>
+        </w:rPr>
         <w:t xml:space="preserve"> </w:t>
       </w:r>
       <w:r>
         <w:rPr>
-          <w:rFonts w:hint="eastAsia"/>
+          <w:rFonts w:hint="eastAsia" w:eastAsia="黑体"/>
         </w:rPr>
         <w:t xml:space="preserve">与</w:t>
       </w:r>
       <w:r>
+        <w:rPr>
+          <w:rFonts w:eastAsia="黑体"/>
+        </w:rPr>
         <w:t xml:space="preserve"> </w:t>
       </w:r>
       <w:r>
         <w:rPr>
-          <w:rFonts w:hint="eastAsia"/>
+          <w:rFonts w:hint="eastAsia" w:eastAsia="黑体"/>
           <w:b/>
           <w:bCs/>
         </w:rPr>
@@ -76,6 +86,7 @@
       </w:r>
       <w:r>
         <w:rPr>
+          <w:rFonts w:eastAsia="黑体"/>
           <w:b/>
           <w:bCs/>
         </w:rPr>
@@ -97,6 +108,7 @@
       </m:oMath>
       <w:r>
         <w:rPr>
+          <w:rFonts w:eastAsia="黑体"/>
           <w:b/>
           <w:bCs/>
         </w:rPr>
@@ -117,26 +129,32 @@
         </m:sSub>
       </m:oMath>
       <w:r>
+        <w:rPr>
+          <w:rFonts w:eastAsia="黑体"/>
+        </w:rPr>
         <w:t xml:space="preserve"> </w:t>
       </w:r>
       <w:r>
         <w:rPr>
-          <w:rFonts w:hint="eastAsia"/>
+          <w:rFonts w:hint="eastAsia" w:eastAsia="黑体"/>
         </w:rPr>
         <w:t xml:space="preserve">组成。电路共有</w:t>
       </w:r>
       <w:r>
+        <w:rPr>
+          <w:rFonts w:eastAsia="黑体"/>
+        </w:rPr>
         <w:t xml:space="preserve"> 4 </w:t>
       </w:r>
       <w:r>
         <w:rPr>
-          <w:rFonts w:hint="eastAsia"/>
+          <w:rFonts w:hint="eastAsia" w:eastAsia="黑体"/>
         </w:rPr>
         <w:t xml:space="preserve">个关键节点：</w:t>
       </w:r>
       <w:r>
         <w:rPr>
-          <w:rFonts w:hint="eastAsia"/>
+          <w:rFonts w:hint="eastAsia" w:eastAsia="黑体"/>
           <w:b/>
           <w:bCs/>
         </w:rPr>
@@ -144,6 +162,7 @@
       </w:r>
       <w:r>
         <w:rPr>
+          <w:rFonts w:eastAsia="黑体"/>
           <w:b/>
           <w:bCs/>
         </w:rPr>
@@ -151,7 +170,7 @@
       </w:r>
       <w:r>
         <w:rPr>
-          <w:rFonts w:hint="eastAsia"/>
+          <w:rFonts w:hint="eastAsia" w:eastAsia="黑体"/>
           <w:b/>
           <w:bCs/>
         </w:rPr>
@@ -159,11 +178,14 @@
       </w:r>
       <w:r>
         <w:rPr>
-          <w:rFonts w:hint="eastAsia"/>
+          <w:rFonts w:hint="eastAsia" w:eastAsia="黑体"/>
         </w:rPr>
         <w:t xml:space="preserve">（信号源</w:t>
       </w:r>
       <w:r>
+        <w:rPr>
+          <w:rFonts w:eastAsia="黑体"/>
+        </w:rPr>
         <w:t xml:space="preserve"> </w:t>
       </w:r>
       <m:oMath>
@@ -184,35 +206,44 @@
         </m:sSub>
       </m:oMath>
       <w:r>
+        <w:rPr>
+          <w:rFonts w:eastAsia="黑体"/>
+        </w:rPr>
         <w:t xml:space="preserve"> </w:t>
       </w:r>
       <w:r>
         <w:rPr>
-          <w:rFonts w:hint="eastAsia"/>
+          <w:rFonts w:hint="eastAsia" w:eastAsia="黑体"/>
         </w:rPr>
         <w:t xml:space="preserve">正端直接接</w:t>
       </w:r>
       <w:r>
+        <w:rPr>
+          <w:rFonts w:eastAsia="黑体"/>
+        </w:rPr>
         <w:t xml:space="preserve"> A1 </w:t>
       </w:r>
       <w:r>
         <w:rPr>
-          <w:rFonts w:hint="eastAsia"/>
+          <w:rFonts w:hint="eastAsia" w:eastAsia="黑体"/>
         </w:rPr>
         <w:t xml:space="preserve">的同相输入端</w:t>
       </w:r>
       <w:r>
+        <w:rPr>
+          <w:rFonts w:eastAsia="黑体"/>
+        </w:rPr>
         <w:t xml:space="preserve"> </w:t>
       </w:r>
       <w:r>
         <w:rPr>
-          <w:rFonts w:hint="eastAsia"/>
+          <w:rFonts w:hint="eastAsia" w:eastAsia="黑体"/>
         </w:rPr>
         <w:t xml:space="preserve">IN+）；</w:t>
       </w:r>
       <w:r>
         <w:rPr>
-          <w:rFonts w:hint="eastAsia"/>
+          <w:rFonts w:hint="eastAsia" w:eastAsia="黑体"/>
           <w:b/>
           <w:bCs/>
         </w:rPr>
@@ -220,6 +251,7 @@
       </w:r>
       <w:r>
         <w:rPr>
+          <w:rFonts w:eastAsia="黑体"/>
           <w:b/>
           <w:bCs/>
         </w:rPr>
@@ -227,7 +259,7 @@
       </w:r>
       <w:r>
         <w:rPr>
-          <w:rFonts w:hint="eastAsia"/>
+          <w:rFonts w:hint="eastAsia" w:eastAsia="黑体"/>
           <w:b/>
           <w:bCs/>
         </w:rPr>
@@ -235,20 +267,26 @@
       </w:r>
       <w:r>
         <w:rPr>
-          <w:rFonts w:hint="eastAsia"/>
+          <w:rFonts w:hint="eastAsia" w:eastAsia="黑体"/>
         </w:rPr>
         <w:t xml:space="preserve">（A1</w:t>
       </w:r>
       <w:r>
+        <w:rPr>
+          <w:rFonts w:eastAsia="黑体"/>
+        </w:rPr>
         <w:t xml:space="preserve"> </w:t>
       </w:r>
       <w:r>
         <w:rPr>
-          <w:rFonts w:hint="eastAsia"/>
+          <w:rFonts w:hint="eastAsia" w:eastAsia="黑体"/>
         </w:rPr>
         <w:t xml:space="preserve">的反相输入端</w:t>
       </w:r>
       <w:r>
+        <w:rPr>
+          <w:rFonts w:eastAsia="黑体"/>
+        </w:rPr>
         <w:t xml:space="preserve"> IN−、</w:t>
       </w:r>
       <m:oMath>
@@ -266,11 +304,14 @@
         </m:sSub>
       </m:oMath>
       <w:r>
+        <w:rPr>
+          <w:rFonts w:eastAsia="黑体"/>
+        </w:rPr>
         <w:t xml:space="preserve"> </w:t>
       </w:r>
       <w:r>
         <w:rPr>
-          <w:rFonts w:hint="eastAsia"/>
+          <w:rFonts w:hint="eastAsia" w:eastAsia="黑体"/>
         </w:rPr>
         <w:t xml:space="preserve">上端、</w:t>
       </w:r>
@@ -289,17 +330,20 @@
         </m:sSub>
       </m:oMath>
       <w:r>
+        <w:rPr>
+          <w:rFonts w:eastAsia="黑体"/>
+        </w:rPr>
         <w:t xml:space="preserve"> </w:t>
       </w:r>
       <w:r>
         <w:rPr>
-          <w:rFonts w:hint="eastAsia"/>
+          <w:rFonts w:hint="eastAsia" w:eastAsia="黑体"/>
         </w:rPr>
         <w:t xml:space="preserve">下端三者相连）；</w:t>
       </w:r>
       <w:r>
         <w:rPr>
-          <w:rFonts w:hint="eastAsia"/>
+          <w:rFonts w:hint="eastAsia" w:eastAsia="黑体"/>
           <w:b/>
           <w:bCs/>
         </w:rPr>
@@ -307,6 +351,7 @@
       </w:r>
       <w:r>
         <w:rPr>
+          <w:rFonts w:eastAsia="黑体"/>
           <w:b/>
           <w:bCs/>
         </w:rPr>
@@ -314,7 +359,7 @@
       </w:r>
       <w:r>
         <w:rPr>
-          <w:rFonts w:hint="eastAsia"/>
+          <w:rFonts w:hint="eastAsia" w:eastAsia="黑体"/>
           <w:b/>
           <w:bCs/>
         </w:rPr>
@@ -322,29 +367,38 @@
       </w:r>
       <w:r>
         <w:rPr>
-          <w:rFonts w:hint="eastAsia"/>
+          <w:rFonts w:hint="eastAsia" w:eastAsia="黑体"/>
         </w:rPr>
         <w:t xml:space="preserve">（A1</w:t>
       </w:r>
       <w:r>
+        <w:rPr>
+          <w:rFonts w:eastAsia="黑体"/>
+        </w:rPr>
         <w:t xml:space="preserve"> </w:t>
       </w:r>
       <w:r>
         <w:rPr>
-          <w:rFonts w:hint="eastAsia"/>
+          <w:rFonts w:hint="eastAsia" w:eastAsia="黑体"/>
         </w:rPr>
         <w:t xml:space="preserve">的输出端</w:t>
       </w:r>
       <w:r>
+        <w:rPr>
+          <w:rFonts w:eastAsia="黑体"/>
+        </w:rPr>
         <w:t xml:space="preserve"> OUT </w:t>
       </w:r>
       <w:r>
         <w:rPr>
-          <w:rFonts w:hint="eastAsia"/>
+          <w:rFonts w:hint="eastAsia" w:eastAsia="黑体"/>
         </w:rPr>
         <w:t xml:space="preserve">与</w:t>
       </w:r>
       <w:r>
+        <w:rPr>
+          <w:rFonts w:eastAsia="黑体"/>
+        </w:rPr>
         <w:t xml:space="preserve"> </w:t>
       </w:r>
       <m:oMath>
@@ -362,15 +416,21 @@
         </m:sSub>
       </m:oMath>
       <w:r>
+        <w:rPr>
+          <w:rFonts w:eastAsia="黑体"/>
+        </w:rPr>
         <w:t xml:space="preserve"> </w:t>
       </w:r>
       <w:r>
         <w:rPr>
-          <w:rFonts w:hint="eastAsia"/>
+          <w:rFonts w:hint="eastAsia" w:eastAsia="黑体"/>
         </w:rPr>
         <w:t xml:space="preserve">上端相连，作为输出</w:t>
       </w:r>
       <w:r>
+        <w:rPr>
+          <w:rFonts w:eastAsia="黑体"/>
+        </w:rPr>
         <w:t xml:space="preserve"> </w:t>
       </w:r>
       <m:oMath>
@@ -395,13 +455,13 @@
       </m:oMath>
       <w:r>
         <w:rPr>
-          <w:rFonts w:hint="eastAsia"/>
+          <w:rFonts w:hint="eastAsia" w:eastAsia="黑体"/>
         </w:rPr>
         <w:t xml:space="preserve">）；</w:t>
       </w:r>
       <w:r>
         <w:rPr>
-          <w:rFonts w:hint="eastAsia"/>
+          <w:rFonts w:hint="eastAsia" w:eastAsia="黑体"/>
           <w:b/>
           <w:bCs/>
         </w:rPr>
@@ -409,6 +469,7 @@
       </w:r>
       <w:r>
         <w:rPr>
+          <w:rFonts w:eastAsia="黑体"/>
           <w:b/>
           <w:bCs/>
         </w:rPr>
@@ -416,7 +477,7 @@
       </w:r>
       <w:r>
         <w:rPr>
-          <w:rFonts w:hint="eastAsia"/>
+          <w:rFonts w:hint="eastAsia" w:eastAsia="黑体"/>
           <w:b/>
           <w:bCs/>
         </w:rPr>
@@ -424,12 +485,16 @@
       </w:r>
       <w:r>
         <w:rPr>
+          <w:rFonts w:eastAsia="黑体"/>
           <w:b/>
           <w:bCs/>
         </w:rPr>
         <w:t xml:space="preserve"> GND</w:t>
       </w:r>
       <w:r>
+        <w:rPr>
+          <w:rFonts w:eastAsia="黑体"/>
+        </w:rPr>
         <w:t xml:space="preserve">。</w:t>
       </w:r>
     </w:p>
@@ -437,7 +502,7 @@
       <w:pPr/>
       <w:r>
         <w:rPr>
-          <w:rFonts w:hint="eastAsia"/>
+          <w:rFonts w:hint="eastAsia" w:eastAsia="黑体"/>
         </w:rPr>
         <w:t xml:space="preserve">各元件管脚连接：</w:t>
       </w:r>
@@ -456,20 +521,26 @@
         </m:sSub>
       </m:oMath>
       <w:r>
+        <w:rPr>
+          <w:rFonts w:eastAsia="黑体"/>
+        </w:rPr>
         <w:t xml:space="preserve"> </w:t>
       </w:r>
       <w:r>
         <w:rPr>
-          <w:rFonts w:hint="eastAsia"/>
+          <w:rFonts w:hint="eastAsia" w:eastAsia="黑体"/>
         </w:rPr>
         <w:t xml:space="preserve">一端接反相输入端节点、另一端接地</w:t>
       </w:r>
       <w:r>
+        <w:rPr>
+          <w:rFonts w:eastAsia="黑体"/>
+        </w:rPr>
         <w:t xml:space="preserve"> </w:t>
       </w:r>
       <w:r>
         <w:rPr>
-          <w:rFonts w:hint="eastAsia"/>
+          <w:rFonts w:hint="eastAsia" w:eastAsia="黑体"/>
         </w:rPr>
         <w:t xml:space="preserve">GND；</w:t>
       </w:r>
@@ -488,90 +559,118 @@
         </m:sSub>
       </m:oMath>
       <w:r>
+        <w:rPr>
+          <w:rFonts w:eastAsia="黑体"/>
+        </w:rPr>
         <w:t xml:space="preserve"> </w:t>
       </w:r>
       <w:r>
         <w:rPr>
-          <w:rFonts w:hint="eastAsia"/>
+          <w:rFonts w:hint="eastAsia" w:eastAsia="黑体"/>
         </w:rPr>
         <w:t xml:space="preserve">一端接反相输入端节点、另一端接输出节点；</w:t>
       </w:r>
       <w:r>
         <w:rPr>
+          <w:rFonts w:eastAsia="黑体"/>
           <w:b/>
           <w:bCs/>
         </w:rPr>
         <w:t xml:space="preserve">A1</w:t>
       </w:r>
       <w:r>
+        <w:rPr>
+          <w:rFonts w:eastAsia="黑体"/>
+        </w:rPr>
         <w:t xml:space="preserve"> </w:t>
       </w:r>
       <w:r>
         <w:rPr>
-          <w:rFonts w:hint="eastAsia"/>
+          <w:rFonts w:hint="eastAsia" w:eastAsia="黑体"/>
         </w:rPr>
         <w:t xml:space="preserve">的</w:t>
       </w:r>
       <w:r>
+        <w:rPr>
+          <w:rFonts w:eastAsia="黑体"/>
+        </w:rPr>
         <w:t xml:space="preserve"> IN+ </w:t>
       </w:r>
       <w:r>
         <w:rPr>
-          <w:rFonts w:hint="eastAsia"/>
+          <w:rFonts w:hint="eastAsia" w:eastAsia="黑体"/>
         </w:rPr>
         <w:t xml:space="preserve">接输入节点、IN−</w:t>
       </w:r>
       <w:r>
+        <w:rPr>
+          <w:rFonts w:eastAsia="黑体"/>
+        </w:rPr>
         <w:t xml:space="preserve"> </w:t>
       </w:r>
       <w:r>
         <w:rPr>
-          <w:rFonts w:hint="eastAsia"/>
+          <w:rFonts w:hint="eastAsia" w:eastAsia="黑体"/>
         </w:rPr>
         <w:t xml:space="preserve">接反相输入端节点、OUT</w:t>
       </w:r>
       <w:r>
+        <w:rPr>
+          <w:rFonts w:eastAsia="黑体"/>
+        </w:rPr>
         <w:t xml:space="preserve"> </w:t>
       </w:r>
       <w:r>
         <w:rPr>
-          <w:rFonts w:hint="eastAsia"/>
+          <w:rFonts w:hint="eastAsia" w:eastAsia="黑体"/>
         </w:rPr>
         <w:t xml:space="preserve">接输出节点、V+</w:t>
       </w:r>
       <w:r>
+        <w:rPr>
+          <w:rFonts w:eastAsia="黑体"/>
+        </w:rPr>
         <w:t xml:space="preserve"> </w:t>
       </w:r>
       <w:r>
         <w:rPr>
-          <w:rFonts w:hint="eastAsia"/>
+          <w:rFonts w:hint="eastAsia" w:eastAsia="黑体"/>
         </w:rPr>
         <w:t xml:space="preserve">接</w:t>
       </w:r>
       <w:r>
+        <w:rPr>
+          <w:rFonts w:eastAsia="黑体"/>
+        </w:rPr>
         <w:t xml:space="preserve"> +VCC、V− </w:t>
       </w:r>
       <w:r>
         <w:rPr>
-          <w:rFonts w:hint="eastAsia"/>
+          <w:rFonts w:hint="eastAsia" w:eastAsia="黑体"/>
         </w:rPr>
         <w:t xml:space="preserve">接</w:t>
       </w:r>
       <w:r>
+        <w:rPr>
+          <w:rFonts w:eastAsia="黑体"/>
+        </w:rPr>
         <w:t xml:space="preserve"> </w:t>
       </w:r>
       <w:r>
         <w:rPr>
-          <w:rFonts w:hint="eastAsia"/>
+          <w:rFonts w:hint="eastAsia" w:eastAsia="黑体"/>
         </w:rPr>
         <w:t xml:space="preserve">−VEE（单电源时</w:t>
       </w:r>
       <w:r>
+        <w:rPr>
+          <w:rFonts w:eastAsia="黑体"/>
+        </w:rPr>
         <w:t xml:space="preserve"> V− </w:t>
       </w:r>
       <w:r>
         <w:rPr>
-          <w:rFonts w:hint="eastAsia"/>
+          <w:rFonts w:hint="eastAsia" w:eastAsia="黑体"/>
         </w:rPr>
         <w:t xml:space="preserve">接地）。</w:t>
       </w:r>
@@ -580,7 +679,7 @@
       <w:pPr/>
       <w:r>
         <w:rPr>
-          <w:rFonts w:hint="eastAsia"/>
+          <w:rFonts w:hint="eastAsia" w:eastAsia="黑体"/>
         </w:rPr>
         <w:t xml:space="preserve">由此构成同相放大组态：输入信号加到同相端，</w:t>
       </w:r>
@@ -599,11 +698,14 @@
         </m:sSub>
       </m:oMath>
       <w:r>
+        <w:rPr>
+          <w:rFonts w:eastAsia="黑体"/>
+        </w:rPr>
         <w:t xml:space="preserve"> </w:t>
       </w:r>
       <w:r>
         <w:rPr>
-          <w:rFonts w:hint="eastAsia"/>
+          <w:rFonts w:hint="eastAsia" w:eastAsia="黑体"/>
         </w:rPr>
         <w:t xml:space="preserve">从反相端接地、</w:t>
       </w:r>
@@ -622,15 +724,21 @@
         </m:sSub>
       </m:oMath>
       <w:r>
+        <w:rPr>
+          <w:rFonts w:eastAsia="黑体"/>
+        </w:rPr>
         <w:t xml:space="preserve"> </w:t>
       </w:r>
       <w:r>
         <w:rPr>
-          <w:rFonts w:hint="eastAsia"/>
+          <w:rFonts w:hint="eastAsia" w:eastAsia="黑体"/>
         </w:rPr>
         <w:t xml:space="preserve">跨接在输出与反相端之间形成负反馈，输出与输入同相，闭环增益为</w:t>
       </w:r>
       <w:r>
+        <w:rPr>
+          <w:rFonts w:eastAsia="黑体"/>
+        </w:rPr>
         <w:t xml:space="preserve"> </w:t>
       </w:r>
       <m:oMath>
@@ -675,6 +783,9 @@
         </m:sSub>
       </m:oMath>
       <w:r>
+        <w:rPr>
+          <w:rFonts w:eastAsia="黑体"/>
+        </w:rPr>
         <w:t xml:space="preserve">。</w:t>
       </w:r>
     </w:p>
@@ -686,7 +797,7 @@
       </w:pPr>
       <w:r>
         <w:rPr>
-          <w:rFonts w:hint="eastAsia"/>
+          <w:rFonts w:hint="eastAsia" w:eastAsia="黑体"/>
         </w:rPr>
         <w:t xml:space="preserve">工作原理</w:t>
       </w:r>
@@ -697,7 +808,7 @@
       </w:pPr>
       <w:r>
         <w:rPr>
-          <w:rFonts w:hint="eastAsia"/>
+          <w:rFonts w:hint="eastAsia" w:eastAsia="黑体"/>
         </w:rPr>
         <w:t xml:space="preserve">负反馈迫使反相输入端电位跟随同相输入端，二者间虚短，故输出为输入的同相放大。输入阻抗极高（接近运放输入阻抗），输出阻抗低，适合做电压缓冲与高阻信号源放大。</w:t>
       </w:r>
@@ -710,7 +821,7 @@
       </w:pPr>
       <w:r>
         <w:rPr>
-          <w:rFonts w:hint="eastAsia"/>
+          <w:rFonts w:hint="eastAsia" w:eastAsia="黑体"/>
         </w:rPr>
         <w:t xml:space="preserve">关键计算公式</w:t>
       </w:r>
@@ -724,7 +835,7 @@
       </w:pPr>
       <w:r>
         <w:rPr>
-          <w:rFonts w:hint="eastAsia"/>
+          <w:rFonts w:hint="eastAsia" w:eastAsia="黑体"/>
         </w:rPr>
         <w:t xml:space="preserve">闭环电压增益：</w:t>
       </w:r>
@@ -811,7 +922,7 @@
       </w:pPr>
       <w:r>
         <w:rPr>
-          <w:rFonts w:hint="eastAsia"/>
+          <w:rFonts w:hint="eastAsia" w:eastAsia="黑体"/>
         </w:rPr>
         <w:t xml:space="preserve">输出电压：</w:t>
       </w:r>
@@ -929,7 +1040,7 @@
       </w:pPr>
       <w:r>
         <w:rPr>
-          <w:rFonts w:hint="eastAsia"/>
+          <w:rFonts w:hint="eastAsia" w:eastAsia="黑体"/>
         </w:rPr>
         <w:t xml:space="preserve">电压跟随器（</w:t>
       </w:r>
@@ -957,15 +1068,21 @@
         </m:r>
       </m:oMath>
       <w:r>
+        <w:rPr>
+          <w:rFonts w:eastAsia="黑体"/>
+        </w:rPr>
         <w:t xml:space="preserve"> </w:t>
       </w:r>
       <w:r>
         <w:rPr>
-          <w:rFonts w:hint="eastAsia"/>
+          <w:rFonts w:hint="eastAsia" w:eastAsia="黑体"/>
         </w:rPr>
         <w:t xml:space="preserve">或</w:t>
       </w:r>
       <w:r>
+        <w:rPr>
+          <w:rFonts w:eastAsia="黑体"/>
+        </w:rPr>
         <w:t xml:space="preserve"> </w:t>
       </w:r>
       <m:oMath>
@@ -996,7 +1113,7 @@
       </m:oMath>
       <w:r>
         <w:rPr>
-          <w:rFonts w:hint="eastAsia"/>
+          <w:rFonts w:hint="eastAsia" w:eastAsia="黑体"/>
         </w:rPr>
         <w:t xml:space="preserve">）：</w:t>
       </w:r>
@@ -1044,16 +1161,19 @@
       </w:pPr>
       <w:r>
         <w:rPr>
-          <w:rFonts w:hint="eastAsia"/>
+          <w:rFonts w:hint="eastAsia" w:eastAsia="黑体"/>
         </w:rPr>
         <w:t xml:space="preserve">输入</w:t>
       </w:r>
       <w:r>
+        <w:rPr>
+          <w:rFonts w:eastAsia="黑体"/>
+        </w:rPr>
         <w:t xml:space="preserve"> / </w:t>
       </w:r>
       <w:r>
         <w:rPr>
-          <w:rFonts w:hint="eastAsia"/>
+          <w:rFonts w:hint="eastAsia" w:eastAsia="黑体"/>
         </w:rPr>
         <w:t xml:space="preserve">输出阻抗（理想）：</w:t>
       </w:r>
@@ -1165,7 +1285,7 @@
             </w:pPr>
             <w:r>
               <w:rPr>
-                <w:rFonts w:hint="eastAsia"/>
+                <w:rFonts w:hint="eastAsia" w:eastAsia="黑体"/>
               </w:rPr>
               <w:t xml:space="preserve">符号</w:t>
             </w:r>
@@ -1179,7 +1299,7 @@
             </w:pPr>
             <w:r>
               <w:rPr>
-                <w:rFonts w:hint="eastAsia"/>
+                <w:rFonts w:hint="eastAsia" w:eastAsia="黑体"/>
               </w:rPr>
               <w:t xml:space="preserve">含义</w:t>
             </w:r>
@@ -1193,7 +1313,7 @@
             </w:pPr>
             <w:r>
               <w:rPr>
-                <w:rFonts w:hint="eastAsia"/>
+                <w:rFonts w:hint="eastAsia" w:eastAsia="黑体"/>
               </w:rPr>
               <w:t xml:space="preserve">单位</w:t>
             </w:r>
@@ -1222,6 +1342,9 @@
               </m:sSub>
             </m:oMath>
             <w:r>
+              <w:rPr>
+                <w:rFonts w:eastAsia="黑体"/>
+              </w:rPr>
               <w:t xml:space="preserve">​</w:t>
             </w:r>
           </w:p>
@@ -1234,7 +1357,7 @@
             </w:pPr>
             <w:r>
               <w:rPr>
-                <w:rFonts w:hint="eastAsia"/>
+                <w:rFonts w:hint="eastAsia" w:eastAsia="黑体"/>
               </w:rPr>
               <w:t xml:space="preserve">闭环电压增益</w:t>
             </w:r>
@@ -1248,7 +1371,7 @@
             </w:pPr>
             <w:r>
               <w:rPr>
-                <w:rFonts w:hint="eastAsia"/>
+                <w:rFonts w:hint="eastAsia" w:eastAsia="黑体"/>
               </w:rPr>
               <w:t xml:space="preserve">无量纲</w:t>
             </w:r>
@@ -1277,6 +1400,9 @@
               </m:sSub>
             </m:oMath>
             <w:r>
+              <w:rPr>
+                <w:rFonts w:eastAsia="黑体"/>
+              </w:rPr>
               <w:t xml:space="preserve">​</w:t>
             </w:r>
           </w:p>
@@ -1289,7 +1415,7 @@
             </w:pPr>
             <w:r>
               <w:rPr>
-                <w:rFonts w:hint="eastAsia"/>
+                <w:rFonts w:hint="eastAsia" w:eastAsia="黑体"/>
               </w:rPr>
               <w:t xml:space="preserve">反馈电阻</w:t>
             </w:r>
@@ -1302,6 +1428,9 @@
               <w:pStyle w:val="Compact"/>
             </w:pPr>
             <w:r>
+              <w:rPr>
+                <w:rFonts w:eastAsia="黑体"/>
+              </w:rPr>
               <w:t xml:space="preserve">Ω</w:t>
             </w:r>
           </w:p>
@@ -1329,6 +1458,9 @@
               </m:sSub>
             </m:oMath>
             <w:r>
+              <w:rPr>
+                <w:rFonts w:eastAsia="黑体"/>
+              </w:rPr>
               <w:t xml:space="preserve">​</w:t>
             </w:r>
           </w:p>
@@ -1341,7 +1473,7 @@
             </w:pPr>
             <w:r>
               <w:rPr>
-                <w:rFonts w:hint="eastAsia"/>
+                <w:rFonts w:hint="eastAsia" w:eastAsia="黑体"/>
               </w:rPr>
               <w:t xml:space="preserve">接地电阻</w:t>
             </w:r>
@@ -1354,6 +1486,9 @@
               <w:pStyle w:val="Compact"/>
             </w:pPr>
             <w:r>
+              <w:rPr>
+                <w:rFonts w:eastAsia="黑体"/>
+              </w:rPr>
               <w:t xml:space="preserve">Ω</w:t>
             </w:r>
           </w:p>
@@ -1384,6 +1519,9 @@
               </m:sSub>
             </m:oMath>
             <w:r>
+              <w:rPr>
+                <w:rFonts w:eastAsia="黑体"/>
+              </w:rPr>
               <w:t xml:space="preserve">​</w:t>
             </w:r>
           </w:p>
@@ -1396,7 +1534,7 @@
             </w:pPr>
             <w:r>
               <w:rPr>
-                <w:rFonts w:hint="eastAsia"/>
+                <w:rFonts w:hint="eastAsia" w:eastAsia="黑体"/>
               </w:rPr>
               <w:t xml:space="preserve">输入电压</w:t>
             </w:r>
@@ -1409,6 +1547,9 @@
               <w:pStyle w:val="Compact"/>
             </w:pPr>
             <w:r>
+              <w:rPr>
+                <w:rFonts w:eastAsia="黑体"/>
+              </w:rPr>
               <w:t xml:space="preserve">V</w:t>
             </w:r>
           </w:p>
@@ -1442,6 +1583,9 @@
               </m:sSub>
             </m:oMath>
             <w:r>
+              <w:rPr>
+                <w:rFonts w:eastAsia="黑体"/>
+              </w:rPr>
               <w:t xml:space="preserve">​</w:t>
             </w:r>
           </w:p>
@@ -1454,7 +1598,7 @@
             </w:pPr>
             <w:r>
               <w:rPr>
-                <w:rFonts w:hint="eastAsia"/>
+                <w:rFonts w:hint="eastAsia" w:eastAsia="黑体"/>
               </w:rPr>
               <w:t xml:space="preserve">输出电压</w:t>
             </w:r>
@@ -1467,6 +1611,9 @@
               <w:pStyle w:val="Compact"/>
             </w:pPr>
             <w:r>
+              <w:rPr>
+                <w:rFonts w:eastAsia="黑体"/>
+              </w:rPr>
               <w:t xml:space="preserve">V</w:t>
             </w:r>
           </w:p>
@@ -1481,7 +1628,7 @@
       </w:pPr>
       <w:r>
         <w:rPr>
-          <w:rFonts w:hint="eastAsia"/>
+          <w:rFonts w:hint="eastAsia" w:eastAsia="黑体"/>
         </w:rPr>
         <w:t xml:space="preserve">元件调整影响</w:t>
       </w:r>
@@ -1510,6 +1657,7 @@
       </m:oMath>
       <w:r>
         <w:rPr>
+          <w:rFonts w:eastAsia="黑体"/>
           <w:b/>
           <w:bCs/>
         </w:rPr>
@@ -1517,25 +1665,34 @@
       </w:r>
       <w:r>
         <w:rPr>
-          <w:rFonts w:hint="eastAsia"/>
+          <w:rFonts w:hint="eastAsia" w:eastAsia="黑体"/>
           <w:b/>
           <w:bCs/>
         </w:rPr>
         <w:t xml:space="preserve">增大</w:t>
       </w:r>
       <w:r>
+        <w:rPr>
+          <w:rFonts w:eastAsia="黑体"/>
+        </w:rPr>
         <w:t xml:space="preserve"> </w:t>
       </w:r>
       <w:r>
+        <w:rPr>
+          <w:rFonts w:eastAsia="黑体"/>
+        </w:rPr>
         <w:t xml:space="preserve">→ </w:t>
       </w:r>
       <w:r>
         <w:rPr>
-          <w:rFonts w:hint="eastAsia"/>
+          <w:rFonts w:hint="eastAsia" w:eastAsia="黑体"/>
         </w:rPr>
         <w:t xml:space="preserve">增益</w:t>
       </w:r>
       <w:r>
+        <w:rPr>
+          <w:rFonts w:eastAsia="黑体"/>
+        </w:rPr>
         <w:t xml:space="preserve"> </w:t>
       </w:r>
       <m:oMath>
@@ -1553,11 +1710,14 @@
         </m:sSub>
       </m:oMath>
       <w:r>
+        <w:rPr>
+          <w:rFonts w:eastAsia="黑体"/>
+        </w:rPr>
         <w:t xml:space="preserve"> </w:t>
       </w:r>
       <w:r>
         <w:rPr>
-          <w:rFonts w:hint="eastAsia"/>
+          <w:rFonts w:hint="eastAsia" w:eastAsia="黑体"/>
         </w:rPr>
         <w:t xml:space="preserve">增大。</w:t>
       </w:r>
@@ -1586,6 +1746,7 @@
       </m:oMath>
       <w:r>
         <w:rPr>
+          <w:rFonts w:eastAsia="黑体"/>
           <w:b/>
           <w:bCs/>
         </w:rPr>
@@ -1593,25 +1754,34 @@
       </w:r>
       <w:r>
         <w:rPr>
-          <w:rFonts w:hint="eastAsia"/>
+          <w:rFonts w:hint="eastAsia" w:eastAsia="黑体"/>
           <w:b/>
           <w:bCs/>
         </w:rPr>
         <w:t xml:space="preserve">增大</w:t>
       </w:r>
       <w:r>
+        <w:rPr>
+          <w:rFonts w:eastAsia="黑体"/>
+        </w:rPr>
         <w:t xml:space="preserve"> </w:t>
       </w:r>
       <w:r>
+        <w:rPr>
+          <w:rFonts w:eastAsia="黑体"/>
+        </w:rPr>
         <w:t xml:space="preserve">→ </w:t>
       </w:r>
       <w:r>
         <w:rPr>
-          <w:rFonts w:hint="eastAsia"/>
+          <w:rFonts w:hint="eastAsia" w:eastAsia="黑体"/>
         </w:rPr>
         <w:t xml:space="preserve">增益</w:t>
       </w:r>
       <w:r>
+        <w:rPr>
+          <w:rFonts w:eastAsia="黑体"/>
+        </w:rPr>
         <w:t xml:space="preserve"> </w:t>
       </w:r>
       <m:oMath>
@@ -1629,11 +1799,14 @@
         </m:sSub>
       </m:oMath>
       <w:r>
+        <w:rPr>
+          <w:rFonts w:eastAsia="黑体"/>
+        </w:rPr>
         <w:t xml:space="preserve"> </w:t>
       </w:r>
       <w:r>
         <w:rPr>
-          <w:rFonts w:hint="eastAsia"/>
+          <w:rFonts w:hint="eastAsia" w:eastAsia="黑体"/>
         </w:rPr>
         <w:t xml:space="preserve">减小（</w:t>
       </w:r>
@@ -1664,20 +1837,26 @@
         </m:r>
       </m:oMath>
       <w:r>
+        <w:rPr>
+          <w:rFonts w:eastAsia="黑体"/>
+        </w:rPr>
         <w:t xml:space="preserve"> </w:t>
       </w:r>
       <w:r>
         <w:rPr>
-          <w:rFonts w:hint="eastAsia"/>
+          <w:rFonts w:hint="eastAsia" w:eastAsia="黑体"/>
         </w:rPr>
         <w:t xml:space="preserve">时为跟随器，增益</w:t>
       </w:r>
       <w:r>
+        <w:rPr>
+          <w:rFonts w:eastAsia="黑体"/>
+        </w:rPr>
         <w:t xml:space="preserve"> = </w:t>
       </w:r>
       <w:r>
         <w:rPr>
-          <w:rFonts w:hint="eastAsia"/>
+          <w:rFonts w:hint="eastAsia" w:eastAsia="黑体"/>
         </w:rPr>
         <w:t xml:space="preserve">1）。</w:t>
       </w:r>
@@ -1715,6 +1894,7 @@
       </m:oMath>
       <w:r>
         <w:rPr>
+          <w:rFonts w:eastAsia="黑体"/>
           <w:b/>
           <w:bCs/>
         </w:rPr>
@@ -1736,6 +1916,7 @@
       </m:oMath>
       <w:r>
         <w:rPr>
+          <w:rFonts w:eastAsia="黑体"/>
           <w:b/>
           <w:bCs/>
         </w:rPr>
@@ -1743,30 +1924,39 @@
       </w:r>
       <w:r>
         <w:rPr>
-          <w:rFonts w:hint="eastAsia"/>
+          <w:rFonts w:hint="eastAsia" w:eastAsia="黑体"/>
           <w:b/>
           <w:bCs/>
         </w:rPr>
         <w:t xml:space="preserve">去掉</w:t>
       </w:r>
       <w:r>
+        <w:rPr>
+          <w:rFonts w:eastAsia="黑体"/>
+        </w:rPr>
         <w:t xml:space="preserve"> </w:t>
       </w:r>
       <w:r>
+        <w:rPr>
+          <w:rFonts w:eastAsia="黑体"/>
+        </w:rPr>
         <w:t xml:space="preserve">→ </w:t>
       </w:r>
       <w:r>
         <w:rPr>
-          <w:rFonts w:hint="eastAsia"/>
+          <w:rFonts w:hint="eastAsia" w:eastAsia="黑体"/>
         </w:rPr>
         <w:t xml:space="preserve">构成电压跟随器，增益为</w:t>
       </w:r>
       <w:r>
+        <w:rPr>
+          <w:rFonts w:eastAsia="黑体"/>
+        </w:rPr>
         <w:t xml:space="preserve"> </w:t>
       </w:r>
       <w:r>
         <w:rPr>
-          <w:rFonts w:hint="eastAsia"/>
+          <w:rFonts w:hint="eastAsia" w:eastAsia="黑体"/>
         </w:rPr>
         <w:t xml:space="preserve">1，输入阻抗最高。</w:t>
       </w:r>
@@ -1781,11 +1971,14 @@
       </w:pPr>
       <w:r>
         <w:rPr>
-          <w:rFonts w:hint="eastAsia"/>
+          <w:rFonts w:hint="eastAsia" w:eastAsia="黑体"/>
         </w:rPr>
         <w:t xml:space="preserve">增益与</w:t>
       </w:r>
       <w:r>
+        <w:rPr>
+          <w:rFonts w:eastAsia="黑体"/>
+        </w:rPr>
         <w:t xml:space="preserve"> </w:t>
       </w:r>
       <m:oMath>
@@ -1821,11 +2014,14 @@
         </m:sSub>
       </m:oMath>
       <w:r>
+        <w:rPr>
+          <w:rFonts w:eastAsia="黑体"/>
+        </w:rPr>
         <w:t xml:space="preserve"> </w:t>
       </w:r>
       <w:r>
         <w:rPr>
-          <w:rFonts w:hint="eastAsia"/>
+          <w:rFonts w:hint="eastAsia" w:eastAsia="黑体"/>
         </w:rPr>
         <w:t xml:space="preserve">之比相关，具体取值大小会同时影响噪声与失调放大。</w:t>
       </w:r>
@@ -1838,7 +2034,7 @@
       </w:pPr>
       <w:r>
         <w:rPr>
-          <w:rFonts w:hint="eastAsia"/>
+          <w:rFonts w:hint="eastAsia" w:eastAsia="黑体"/>
         </w:rPr>
         <w:t xml:space="preserve">典型参数示例</w:t>
       </w:r>
@@ -1853,11 +2049,14 @@
       </w:pPr>
       <w:r>
         <w:rPr>
-          <w:rFonts w:hint="eastAsia"/>
+          <w:rFonts w:hint="eastAsia" w:eastAsia="黑体"/>
         </w:rPr>
         <w:t xml:space="preserve">取</w:t>
       </w:r>
       <w:r>
+        <w:rPr>
+          <w:rFonts w:eastAsia="黑体"/>
+        </w:rPr>
         <w:t xml:space="preserve"> </w:t>
       </w:r>
       <m:oMath>
@@ -1894,6 +2093,9 @@
         </m:r>
       </m:oMath>
       <w:r>
+        <w:rPr>
+          <w:rFonts w:eastAsia="黑体"/>
+        </w:rPr>
         <w:t xml:space="preserve">、</w:t>
       </w:r>
       <m:oMath>
@@ -1931,7 +2133,7 @@
       </m:oMath>
       <w:r>
         <w:rPr>
-          <w:rFonts w:hint="eastAsia"/>
+          <w:rFonts w:hint="eastAsia" w:eastAsia="黑体"/>
         </w:rPr>
         <w:t xml:space="preserve">：</w:t>
       </w:r>
@@ -1987,7 +2189,7 @@
       </m:oMath>
       <w:r>
         <w:rPr>
-          <w:rFonts w:hint="eastAsia"/>
+          <w:rFonts w:hint="eastAsia" w:eastAsia="黑体"/>
         </w:rPr>
         <w:t xml:space="preserve">；</w:t>
       </w:r>
@@ -2028,15 +2230,21 @@
         </m:r>
       </m:oMath>
       <w:r>
+        <w:rPr>
+          <w:rFonts w:eastAsia="黑体"/>
+        </w:rPr>
         <w:t xml:space="preserve"> </w:t>
       </w:r>
       <w:r>
         <w:rPr>
-          <w:rFonts w:hint="eastAsia"/>
+          <w:rFonts w:hint="eastAsia" w:eastAsia="黑体"/>
         </w:rPr>
         <w:t xml:space="preserve">时</w:t>
       </w:r>
       <w:r>
+        <w:rPr>
+          <w:rFonts w:eastAsia="黑体"/>
+        </w:rPr>
         <w:t xml:space="preserve"> </w:t>
       </w:r>
       <m:oMath>
@@ -2079,6 +2287,9 @@
         </m:r>
       </m:oMath>
       <w:r>
+        <w:rPr>
+          <w:rFonts w:eastAsia="黑体"/>
+        </w:rPr>
         <w:t xml:space="preserve">。</w:t>
       </w:r>
     </w:p>
@@ -2092,11 +2303,14 @@
       </w:pPr>
       <w:r>
         <w:rPr>
-          <w:rFonts w:hint="eastAsia"/>
+          <w:rFonts w:hint="eastAsia" w:eastAsia="黑体"/>
         </w:rPr>
         <w:t xml:space="preserve">取</w:t>
       </w:r>
       <w:r>
+        <w:rPr>
+          <w:rFonts w:eastAsia="黑体"/>
+        </w:rPr>
         <w:t xml:space="preserve"> </w:t>
       </w:r>
       <m:oMath>
@@ -2133,6 +2347,9 @@
         </m:r>
       </m:oMath>
       <w:r>
+        <w:rPr>
+          <w:rFonts w:eastAsia="黑体"/>
+        </w:rPr>
         <w:t xml:space="preserve">、</w:t>
       </w:r>
       <m:oMath>
@@ -2170,7 +2387,7 @@
       </m:oMath>
       <w:r>
         <w:rPr>
-          <w:rFonts w:hint="eastAsia"/>
+          <w:rFonts w:hint="eastAsia" w:eastAsia="黑体"/>
         </w:rPr>
         <w:t xml:space="preserve">：</w:t>
       </w:r>
@@ -2216,6 +2433,9 @@
         </m:r>
       </m:oMath>
       <w:r>
+        <w:rPr>
+          <w:rFonts w:eastAsia="黑体"/>
+        </w:rPr>
         <w:t xml:space="preserve">。</w:t>
       </w:r>
     </w:p>
@@ -2227,7 +2447,7 @@
       </w:pPr>
       <w:r>
         <w:rPr>
-          <w:rFonts w:hint="eastAsia"/>
+          <w:rFonts w:hint="eastAsia" w:eastAsia="黑体"/>
         </w:rPr>
         <w:t xml:space="preserve">常见器件型号</w:t>
       </w:r>
@@ -2242,7 +2462,7 @@
       </w:pPr>
       <w:r>
         <w:rPr>
-          <w:rFonts w:hint="eastAsia"/>
+          <w:rFonts w:hint="eastAsia" w:eastAsia="黑体"/>
         </w:rPr>
         <w:t xml:space="preserve">运放：LM358、TL072、OPA2277、OP07、NE5532。</w:t>
       </w:r>
@@ -2257,16 +2477,19 @@
       </w:pPr>
       <w:r>
         <w:rPr>
-          <w:rFonts w:hint="eastAsia"/>
+          <w:rFonts w:hint="eastAsia" w:eastAsia="黑体"/>
         </w:rPr>
         <w:t xml:space="preserve">电阻：1%</w:t>
       </w:r>
       <w:r>
+        <w:rPr>
+          <w:rFonts w:eastAsia="黑体"/>
+        </w:rPr>
         <w:t xml:space="preserve"> </w:t>
       </w:r>
       <w:r>
         <w:rPr>
-          <w:rFonts w:hint="eastAsia"/>
+          <w:rFonts w:hint="eastAsia" w:eastAsia="黑体"/>
         </w:rPr>
         <w:t xml:space="preserve">金属膜电阻。</w:t>
       </w:r>
@@ -2279,7 +2502,7 @@
       </w:pPr>
       <w:r>
         <w:rPr>
-          <w:rFonts w:hint="eastAsia"/>
+          <w:rFonts w:hint="eastAsia" w:eastAsia="黑体"/>
         </w:rPr>
         <w:t xml:space="preserve">注意事项</w:t>
       </w:r>
@@ -2294,7 +2517,7 @@
       </w:pPr>
       <w:r>
         <w:rPr>
-          <w:rFonts w:hint="eastAsia"/>
+          <w:rFonts w:hint="eastAsia" w:eastAsia="黑体"/>
         </w:rPr>
         <w:t xml:space="preserve">同相端存在共模输入电压，需注意运放共模输入范围（须包含输入电压）。</w:t>
       </w:r>
@@ -2309,20 +2532,26 @@
       </w:pPr>
       <w:r>
         <w:rPr>
-          <w:rFonts w:hint="eastAsia"/>
+          <w:rFonts w:hint="eastAsia" w:eastAsia="黑体"/>
         </w:rPr>
         <w:t xml:space="preserve">增益最低为</w:t>
       </w:r>
       <w:r>
+        <w:rPr>
+          <w:rFonts w:eastAsia="黑体"/>
+        </w:rPr>
         <w:t xml:space="preserve"> </w:t>
       </w:r>
       <w:r>
         <w:rPr>
-          <w:rFonts w:hint="eastAsia"/>
+          <w:rFonts w:hint="eastAsia" w:eastAsia="黑体"/>
         </w:rPr>
         <w:t xml:space="preserve">1，不能实现衰减或增益小于</w:t>
       </w:r>
       <w:r>
+        <w:rPr>
+          <w:rFonts w:eastAsia="黑体"/>
+        </w:rPr>
         <w:t xml:space="preserve"> 1。</w:t>
       </w:r>
     </w:p>
@@ -2336,7 +2565,7 @@
       </w:pPr>
       <w:r>
         <w:rPr>
-          <w:rFonts w:hint="eastAsia"/>
+          <w:rFonts w:hint="eastAsia" w:eastAsia="黑体"/>
         </w:rPr>
         <w:t xml:space="preserve">高增益时带宽受运放增益带宽积限制：</w:t>
       </w:r>
@@ -2382,6 +2611,9 @@
         </m:sSub>
       </m:oMath>
       <w:r>
+        <w:rPr>
+          <w:rFonts w:eastAsia="黑体"/>
+        </w:rPr>
         <w:t xml:space="preserve">。</w:t>
       </w:r>
     </w:p>
@@ -2393,7 +2625,7 @@
       </w:pPr>
       <w:r>
         <w:rPr>
-          <w:rFonts w:hint="eastAsia"/>
+          <w:rFonts w:hint="eastAsia" w:eastAsia="黑体"/>
         </w:rPr>
         <w:t xml:space="preserve">参考资料</w:t>
       </w:r>
@@ -2408,7 +2640,7 @@
       </w:pPr>
       <w:r>
         <w:rPr>
-          <w:rFonts w:hint="eastAsia"/>
+          <w:rFonts w:hint="eastAsia" w:eastAsia="黑体"/>
         </w:rPr>
         <w:t xml:space="preserve">《模拟电子技术基础》（童诗白、华成英）。</w:t>
       </w:r>
@@ -2422,6 +2654,9 @@
         </w:numPr>
       </w:pPr>
       <w:r>
+        <w:rPr>
+          <w:rFonts w:eastAsia="黑体"/>
+        </w:rPr>
         <w:t xml:space="preserve">Wikipedia: Operational amplifier applications。</w:t>
       </w:r>
     </w:p>
@@ -2434,15 +2669,21 @@
         </w:numPr>
       </w:pPr>
       <w:r>
+        <w:rPr>
+          <w:rFonts w:eastAsia="黑体"/>
+        </w:rPr>
         <w:t xml:space="preserve">TI </w:t>
       </w:r>
       <w:r>
         <w:rPr>
-          <w:rFonts w:hint="eastAsia"/>
+          <w:rFonts w:hint="eastAsia" w:eastAsia="黑体"/>
         </w:rPr>
         <w:t xml:space="preserve">应用笔记</w:t>
       </w:r>
       <w:r>
+        <w:rPr>
+          <w:rFonts w:eastAsia="黑体"/>
+        </w:rPr>
         <w:t xml:space="preserve"> SBOA270。</w:t>
       </w:r>
     </w:p>
@@ -2455,11 +2696,11 @@
       </w:pPr>
       <w:r>
         <w:rPr>
-          <w:rFonts w:ascii="Times New Roman" w:hAnsi="Times New Roman"/>
+          <w:rFonts w:ascii="Times New Roman" w:hAnsi="Times New Roman" w:eastAsia="黑体"/>
           <w:color w:val="555555"/>
           <w:sz w:val="21"/>
         </w:rPr>
-        <w:t>材料收集者：杜文杰</w:t>
+        <w:t>材料收集者：杜文杰，WX手机：19519196569，QQ:3478827729</w:t>
       </w:r>
     </w:p>
     <w:sectPr>
@@ -2479,7 +2720,7 @@
 </file>
 
 <file path=word/footer1.xml><?xml version="1.0" encoding="utf-8"?>
-<w:ftr xmlns:m="http://schemas.openxmlformats.org/officeDocument/2006/math" xmlns:mc="http://schemas.openxmlformats.org/markup-compatibility/2006" xmlns:mo="http://schemas.microsoft.com/office/mac/office/2008/main" xmlns:mv="urn:schemas-microsoft-com:mac:vml" xmlns:o="urn:schemas-microsoft-com:office:office" xmlns:r="http://schemas.openxmlformats.org/officeDocument/2006/relationships" xmlns:v="urn:schemas-microsoft-com:vml" xmlns:w10="urn:schemas-microsoft-com:office:word" xmlns:w14="http://schemas.microsoft.com/office/word/2010/wordml" xmlns:w="http://schemas.openxmlformats.org/wordprocessingml/2006/main" xmlns:wne="http://schemas.microsoft.com/office/word/2006/wordml" xmlns:wp14="http://schemas.microsoft.com/office/word/2010/wordprocessingDrawing" xmlns:wp="http://schemas.openxmlformats.org/drawingml/2006/wordprocessingDrawing" xmlns:wpc="http://schemas.microsoft.com/office/word/2010/wordprocessingCanvas" xmlns:wpg="http://schemas.microsoft.com/office/word/2010/wordprocessingGroup" xmlns:wpi="http://schemas.microsoft.com/office/word/2010/wordprocessingInk" xmlns:wps="http://schemas.microsoft.com/office/word/2010/wordprocessingShape" mc:Ignorable="w14 wp14">
+<w:ftr xmlns:mc="http://schemas.openxmlformats.org/markup-compatibility/2006" xmlns:w="http://schemas.openxmlformats.org/wordprocessingml/2006/main" xmlns:m="http://schemas.openxmlformats.org/officeDocument/2006/math" xmlns:mo="http://schemas.microsoft.com/office/mac/office/2008/main" xmlns:mv="urn:schemas-microsoft-com:mac:vml" xmlns:o="urn:schemas-microsoft-com:office:office" xmlns:r="http://schemas.openxmlformats.org/officeDocument/2006/relationships" xmlns:v="urn:schemas-microsoft-com:vml" xmlns:w10="urn:schemas-microsoft-com:office:word" xmlns:w14="http://schemas.microsoft.com/office/word/2010/wordml" xmlns:wne="http://schemas.microsoft.com/office/word/2006/wordml" xmlns:wp14="http://schemas.microsoft.com/office/word/2010/wordprocessingDrawing" xmlns:wp="http://schemas.openxmlformats.org/drawingml/2006/wordprocessingDrawing" xmlns:wpc="http://schemas.microsoft.com/office/word/2010/wordprocessingCanvas" xmlns:wpg="http://schemas.microsoft.com/office/word/2010/wordprocessingGroup" xmlns:wpi="http://schemas.microsoft.com/office/word/2010/wordprocessingInk" xmlns:wps="http://schemas.microsoft.com/office/word/2010/wordprocessingShape" mc:Ignorable="w14 wp14">
   <w:p>
     <w:pPr>
       <w:pStyle w:val="Footer"/>
@@ -2487,12 +2728,14 @@
     </w:pPr>
     <w:r>
       <w:rPr>
+        <w:rFonts w:eastAsia="黑体"/>
         <w:sz w:val="18"/>
       </w:rPr>
       <w:t xml:space="preserve">第 </w:t>
     </w:r>
     <w:r>
       <w:rPr>
+        <w:rFonts w:eastAsia="黑体"/>
         <w:sz w:val="18"/>
       </w:rPr>
       <w:fldChar w:fldCharType="begin"/>
@@ -2501,6 +2744,7 @@
     </w:r>
     <w:r>
       <w:rPr>
+        <w:rFonts w:eastAsia="黑体"/>
         <w:sz w:val="18"/>
       </w:rPr>
       <w:t xml:space="preserve"> 页</w:t>
@@ -2514,6 +2758,9 @@
   <w:footnote w:type="continuationSeparator" w:id="0">
     <w:p>
       <w:r>
+        <w:rPr>
+          <w:rFonts w:eastAsia="黑体"/>
+        </w:rPr>
         <w:continuationSeparator/>
       </w:r>
     </w:p>
@@ -2521,6 +2768,9 @@
   <w:footnote w:type="separator" w:id="-1">
     <w:p>
       <w:r>
+        <w:rPr>
+          <w:rFonts w:eastAsia="黑体"/>
+        </w:rPr>
         <w:separator/>
       </w:r>
     </w:p>
@@ -2529,7 +2779,7 @@
 </file>
 
 <file path=word/header1.xml><?xml version="1.0" encoding="utf-8"?>
-<w:hdr xmlns:m="http://schemas.openxmlformats.org/officeDocument/2006/math" xmlns:mc="http://schemas.openxmlformats.org/markup-compatibility/2006" xmlns:mo="http://schemas.microsoft.com/office/mac/office/2008/main" xmlns:mv="urn:schemas-microsoft-com:mac:vml" xmlns:o="urn:schemas-microsoft-com:office:office" xmlns:r="http://schemas.openxmlformats.org/officeDocument/2006/relationships" xmlns:v="urn:schemas-microsoft-com:vml" xmlns:w10="urn:schemas-microsoft-com:office:word" xmlns:w14="http://schemas.microsoft.com/office/word/2010/wordml" xmlns:w="http://schemas.openxmlformats.org/wordprocessingml/2006/main" xmlns:wne="http://schemas.microsoft.com/office/word/2006/wordml" xmlns:wp14="http://schemas.microsoft.com/office/word/2010/wordprocessingDrawing" xmlns:wp="http://schemas.openxmlformats.org/drawingml/2006/wordprocessingDrawing" xmlns:wpc="http://schemas.microsoft.com/office/word/2010/wordprocessingCanvas" xmlns:wpg="http://schemas.microsoft.com/office/word/2010/wordprocessingGroup" xmlns:wpi="http://schemas.microsoft.com/office/word/2010/wordprocessingInk" xmlns:wps="http://schemas.microsoft.com/office/word/2010/wordprocessingShape" mc:Ignorable="w14 wp14">
+<w:hdr xmlns:mc="http://schemas.openxmlformats.org/markup-compatibility/2006" xmlns:w="http://schemas.openxmlformats.org/wordprocessingml/2006/main" xmlns:m="http://schemas.openxmlformats.org/officeDocument/2006/math" xmlns:mo="http://schemas.microsoft.com/office/mac/office/2008/main" xmlns:mv="urn:schemas-microsoft-com:mac:vml" xmlns:o="urn:schemas-microsoft-com:office:office" xmlns:r="http://schemas.openxmlformats.org/officeDocument/2006/relationships" xmlns:v="urn:schemas-microsoft-com:vml" xmlns:w10="urn:schemas-microsoft-com:office:word" xmlns:w14="http://schemas.microsoft.com/office/word/2010/wordml" xmlns:wne="http://schemas.microsoft.com/office/word/2006/wordml" xmlns:wp14="http://schemas.microsoft.com/office/word/2010/wordprocessingDrawing" xmlns:wp="http://schemas.openxmlformats.org/drawingml/2006/wordprocessingDrawing" xmlns:wpc="http://schemas.microsoft.com/office/word/2010/wordprocessingCanvas" xmlns:wpg="http://schemas.microsoft.com/office/word/2010/wordprocessingGroup" xmlns:wpi="http://schemas.microsoft.com/office/word/2010/wordprocessingInk" xmlns:wps="http://schemas.microsoft.com/office/word/2010/wordprocessingShape" mc:Ignorable="w14 wp14">
   <w:p>
     <w:pPr>
       <w:pStyle w:val="Header"/>
@@ -2537,7 +2787,7 @@
     </w:pPr>
     <w:r>
       <w:rPr>
-        <w:rFonts w:ascii="Times New Roman" w:hAnsi="Times New Roman"/>
+        <w:rFonts w:ascii="Times New Roman" w:hAnsi="Times New Roman" w:eastAsia="黑体"/>
         <w:sz w:val="18"/>
         <w:rFonts w:eastAsia="黑体"/>
         <w:rFonts w:eastAsia="黑体"/>
@@ -2549,7 +2799,7 @@
 </file>
 
 <file path=word/numbering.xml><?xml version="1.0" encoding="utf-8"?>
-<w:numbering xmlns:m="http://schemas.openxmlformats.org/officeDocument/2006/math" xmlns:mc="http://schemas.openxmlformats.org/markup-compatibility/2006" xmlns:mo="http://schemas.microsoft.com/office/mac/office/2008/main" xmlns:mv="urn:schemas-microsoft-com:mac:vml" xmlns:o="urn:schemas-microsoft-com:office:office" xmlns:r="http://schemas.openxmlformats.org/officeDocument/2006/relationships" xmlns:v="urn:schemas-microsoft-com:vml" xmlns:w="http://schemas.openxmlformats.org/wordprocessingml/2006/main" xmlns:w10="urn:schemas-microsoft-com:office:word" xmlns:w14="http://schemas.microsoft.com/office/word/2010/wordml" xmlns:wne="http://schemas.microsoft.com/office/word/2006/wordml" xmlns:wp="http://schemas.openxmlformats.org/drawingml/2006/wordprocessingDrawing" xmlns:wp14="http://schemas.microsoft.com/office/word/2010/wordprocessingDrawing" xmlns:wpc="http://schemas.microsoft.com/office/word/2010/wordprocessingCanvas" xmlns:wpg="http://schemas.microsoft.com/office/word/2010/wordprocessingGroup" xmlns:wpi="http://schemas.microsoft.com/office/word/2010/wordprocessingInk" xmlns:wps="http://schemas.microsoft.com/office/word/2010/wordprocessingShape" mc:Ignorable="w14 wp14">
+<w:numbering xmlns:mc="http://schemas.openxmlformats.org/markup-compatibility/2006" xmlns:w="http://schemas.openxmlformats.org/wordprocessingml/2006/main" xmlns:m="http://schemas.openxmlformats.org/officeDocument/2006/math" xmlns:mo="http://schemas.microsoft.com/office/mac/office/2008/main" xmlns:mv="urn:schemas-microsoft-com:mac:vml" xmlns:o="urn:schemas-microsoft-com:office:office" xmlns:r="http://schemas.openxmlformats.org/officeDocument/2006/relationships" xmlns:v="urn:schemas-microsoft-com:vml" xmlns:w10="urn:schemas-microsoft-com:office:word" xmlns:w14="http://schemas.microsoft.com/office/word/2010/wordml" xmlns:wne="http://schemas.microsoft.com/office/word/2006/wordml" xmlns:wp="http://schemas.openxmlformats.org/drawingml/2006/wordprocessingDrawing" xmlns:wp14="http://schemas.microsoft.com/office/word/2010/wordprocessingDrawing" xmlns:wpc="http://schemas.microsoft.com/office/word/2010/wordprocessingCanvas" xmlns:wpg="http://schemas.microsoft.com/office/word/2010/wordprocessingGroup" xmlns:wpi="http://schemas.microsoft.com/office/word/2010/wordprocessingInk" xmlns:wps="http://schemas.microsoft.com/office/word/2010/wordprocessingShape" mc:Ignorable="w14 wp14">
   <w:abstractNum w:abstractNumId="0">
     <w:nsid w:val="FFFFFF7C"/>
     <w:multiLevelType w:val="singleLevel"/>
@@ -2636,7 +2886,7 @@
         <w:ind w:hanging="360" w:left="1440"/>
       </w:pPr>
       <w:rPr>
-        <w:rFonts w:ascii="Symbol" w:hAnsi="Symbol" w:hint="default"/>
+        <w:rFonts w:ascii="Symbol" w:hAnsi="Symbol" w:hint="default" w:eastAsia="黑体"/>
       </w:rPr>
     </w:lvl>
   </w:abstractNum>
@@ -2657,7 +2907,7 @@
         <w:ind w:hanging="360" w:left="1080"/>
       </w:pPr>
       <w:rPr>
-        <w:rFonts w:ascii="Symbol" w:hAnsi="Symbol" w:hint="default"/>
+        <w:rFonts w:ascii="Symbol" w:hAnsi="Symbol" w:hint="default" w:eastAsia="黑体"/>
       </w:rPr>
     </w:lvl>
   </w:abstractNum>
@@ -2678,7 +2928,7 @@
         <w:ind w:hanging="360" w:left="720"/>
       </w:pPr>
       <w:rPr>
-        <w:rFonts w:ascii="Symbol" w:hAnsi="Symbol" w:hint="default"/>
+        <w:rFonts w:ascii="Symbol" w:hAnsi="Symbol" w:hint="default" w:eastAsia="黑体"/>
       </w:rPr>
     </w:lvl>
   </w:abstractNum>
@@ -2717,7 +2967,7 @@
         <w:ind w:hanging="360" w:left="360"/>
       </w:pPr>
       <w:rPr>
-        <w:rFonts w:ascii="Symbol" w:hAnsi="Symbol" w:hint="default"/>
+        <w:rFonts w:ascii="Symbol" w:hAnsi="Symbol" w:hint="default" w:eastAsia="黑体"/>
       </w:rPr>
     </w:lvl>
   </w:abstractNum>
@@ -2808,7 +3058,7 @@
         <w:ind w:left="720" w:hanging="360"/>
       </w:pPr>
       <w:rPr>
-        <w:rFonts w:ascii="Symbol" w:hAnsi="Symbol" w:cs="Symbol" w:hint="default"/>
+        <w:rFonts w:ascii="Symbol" w:hAnsi="Symbol" w:cs="Symbol" w:hint="default" w:eastAsia="黑体"/>
       </w:rPr>
     </w:lvl>
     <w:lvl w:ilvl="1">
@@ -2819,7 +3069,7 @@
         <w:ind w:left="1440" w:hanging="360"/>
       </w:pPr>
       <w:rPr>
-        <w:rFonts w:ascii="Courier New" w:hAnsi="Courier New" w:cs="Courier New" w:hint="default"/>
+        <w:rFonts w:ascii="Courier New" w:hAnsi="Courier New" w:cs="Courier New" w:hint="default" w:eastAsia="黑体"/>
       </w:rPr>
     </w:lvl>
     <w:lvl w:ilvl="2">
@@ -2830,7 +3080,7 @@
         <w:ind w:left="2160" w:hanging="360"/>
       </w:pPr>
       <w:rPr>
-        <w:rFonts w:ascii="Wingdings" w:hAnsi="Wingdings" w:cs="Wingdings" w:hint="default"/>
+        <w:rFonts w:ascii="Wingdings" w:hAnsi="Wingdings" w:cs="Wingdings" w:hint="default" w:eastAsia="黑体"/>
       </w:rPr>
     </w:lvl>
     <w:lvl w:ilvl="3">
@@ -2841,7 +3091,7 @@
         <w:ind w:left="2880" w:hanging="360"/>
       </w:pPr>
       <w:rPr>
-        <w:rFonts w:ascii="Symbol" w:hAnsi="Symbol" w:cs="Symbol" w:hint="default"/>
+        <w:rFonts w:ascii="Symbol" w:hAnsi="Symbol" w:cs="Symbol" w:hint="default" w:eastAsia="黑体"/>
       </w:rPr>
     </w:lvl>
     <w:lvl w:ilvl="4">
@@ -2852,7 +3102,7 @@
         <w:ind w:left="3600" w:hanging="360"/>
       </w:pPr>
       <w:rPr>
-        <w:rFonts w:ascii="Courier New" w:hAnsi="Courier New" w:cs="Courier New" w:hint="default"/>
+        <w:rFonts w:ascii="Courier New" w:hAnsi="Courier New" w:cs="Courier New" w:hint="default" w:eastAsia="黑体"/>
       </w:rPr>
     </w:lvl>
     <w:lvl w:ilvl="5">
@@ -2863,7 +3113,7 @@
         <w:ind w:left="4320" w:hanging="360"/>
       </w:pPr>
       <w:rPr>
-        <w:rFonts w:ascii="Wingdings" w:hAnsi="Wingdings" w:cs="Wingdings" w:hint="default"/>
+        <w:rFonts w:ascii="Wingdings" w:hAnsi="Wingdings" w:cs="Wingdings" w:hint="default" w:eastAsia="黑体"/>
       </w:rPr>
     </w:lvl>
     <w:lvl w:ilvl="6">
@@ -2874,7 +3124,7 @@
         <w:ind w:left="5040" w:hanging="360"/>
       </w:pPr>
       <w:rPr>
-        <w:rFonts w:ascii="Symbol" w:hAnsi="Symbol" w:cs="Symbol" w:hint="default"/>
+        <w:rFonts w:ascii="Symbol" w:hAnsi="Symbol" w:cs="Symbol" w:hint="default" w:eastAsia="黑体"/>
       </w:rPr>
     </w:lvl>
     <w:lvl w:ilvl="7">
@@ -2885,7 +3135,7 @@
         <w:ind w:left="5760" w:hanging="360"/>
       </w:pPr>
       <w:rPr>
-        <w:rFonts w:ascii="Courier New" w:hAnsi="Courier New" w:cs="Courier New" w:hint="default"/>
+        <w:rFonts w:ascii="Courier New" w:hAnsi="Courier New" w:cs="Courier New" w:hint="default" w:eastAsia="黑体"/>
       </w:rPr>
     </w:lvl>
     <w:lvl w:ilvl="8">
@@ -2896,7 +3146,7 @@
         <w:ind w:left="6480" w:hanging="360"/>
       </w:pPr>
       <w:rPr>
-        <w:rFonts w:ascii="Wingdings" w:hAnsi="Wingdings" w:cs="Wingdings" w:hint="default"/>
+        <w:rFonts w:ascii="Wingdings" w:hAnsi="Wingdings" w:cs="Wingdings" w:hint="default" w:eastAsia="黑体"/>
       </w:rPr>
     </w:lvl>
   </w:abstractNum>
@@ -2952,11 +3202,11 @@
 </file>
 
 <file path=word/styles.xml><?xml version="1.0" encoding="utf-8"?>
-<w:styles xmlns:mc="http://schemas.openxmlformats.org/markup-compatibility/2006" xmlns:r="http://schemas.openxmlformats.org/officeDocument/2006/relationships" xmlns:w="http://schemas.openxmlformats.org/wordprocessingml/2006/main" xmlns:w14="http://schemas.microsoft.com/office/word/2010/wordml" mc:Ignorable="w14">
+<w:styles xmlns:mc="http://schemas.openxmlformats.org/markup-compatibility/2006" xmlns:w="http://schemas.openxmlformats.org/wordprocessingml/2006/main" xmlns:r="http://schemas.openxmlformats.org/officeDocument/2006/relationships" xmlns:w14="http://schemas.microsoft.com/office/word/2010/wordml" mc:Ignorable="w14">
   <w:docDefaults>
     <w:rPrDefault>
       <w:rPr>
-        <w:rFonts w:asciiTheme="minorHAnsi" w:cstheme="minorBidi" w:eastAsiaTheme="minorEastAsia" w:hAnsiTheme="minorHAnsi"/>
+        <w:rFonts w:asciiTheme="minorHAnsi" w:cstheme="minorBidi" w:hAnsiTheme="minorHAnsi" w:eastAsia="黑体"/>
         <w:sz w:val="22"/>
         <w:szCs w:val="22"/>
         <w:lang w:bidi="ar-SA" w:eastAsia="en-US" w:val="en-US"/>
@@ -3178,7 +3428,7 @@
       <w:outlineLvl w:val="0"/>
     </w:pPr>
     <w:rPr>
-      <w:rFonts w:ascii="Times New Roman" w:asciiTheme="majorHAnsi" w:cstheme="majorBidi" w:eastAsia="黑体" w:eastAsiaTheme="majorEastAsia" w:hAnsi="Times New Roman" w:hAnsiTheme="majorHAnsi"/>
+      <w:rFonts w:ascii="Times New Roman" w:asciiTheme="majorHAnsi" w:cstheme="majorBidi" w:eastAsia="黑体" w:hAnsi="Times New Roman" w:hAnsiTheme="majorHAnsi"/>
       <w:b/>
       <w:bCs/>
       <w:color w:val="1F3864"/>
@@ -3202,7 +3452,7 @@
       <w:outlineLvl w:val="1"/>
     </w:pPr>
     <w:rPr>
-      <w:rFonts w:ascii="Times New Roman" w:asciiTheme="majorHAnsi" w:cstheme="majorBidi" w:eastAsia="黑体" w:eastAsiaTheme="majorEastAsia" w:hAnsi="Times New Roman" w:hAnsiTheme="majorHAnsi"/>
+      <w:rFonts w:ascii="Times New Roman" w:asciiTheme="majorHAnsi" w:cstheme="majorBidi" w:eastAsia="黑体" w:hAnsi="Times New Roman" w:hAnsiTheme="majorHAnsi"/>
       <w:b/>
       <w:bCs/>
       <w:color w:val="2E4E7E"/>
@@ -3226,7 +3476,7 @@
       <w:outlineLvl w:val="2"/>
     </w:pPr>
     <w:rPr>
-      <w:rFonts w:ascii="Times New Roman" w:asciiTheme="majorHAnsi" w:cstheme="majorBidi" w:eastAsia="黑体" w:eastAsiaTheme="majorEastAsia" w:hAnsi="Times New Roman" w:hAnsiTheme="majorHAnsi"/>
+      <w:rFonts w:ascii="Times New Roman" w:asciiTheme="majorHAnsi" w:cstheme="majorBidi" w:eastAsia="黑体" w:hAnsi="Times New Roman" w:hAnsiTheme="majorHAnsi"/>
       <w:b/>
       <w:bCs/>
       <w:color w:val="2E4E7E"/>
@@ -3250,7 +3500,7 @@
       <w:outlineLvl w:val="3"/>
     </w:pPr>
     <w:rPr>
-      <w:rFonts w:ascii="Times New Roman" w:asciiTheme="majorHAnsi" w:cstheme="majorBidi" w:eastAsia="黑体" w:eastAsiaTheme="majorEastAsia" w:hAnsi="Times New Roman" w:hAnsiTheme="majorHAnsi"/>
+      <w:rFonts w:ascii="Times New Roman" w:asciiTheme="majorHAnsi" w:cstheme="majorBidi" w:eastAsia="黑体" w:hAnsi="Times New Roman" w:hAnsiTheme="majorHAnsi"/>
       <w:b/>
       <w:bCs/>
       <w:i/>
@@ -3276,7 +3526,7 @@
       <w:outlineLvl w:val="4"/>
     </w:pPr>
     <w:rPr>
-      <w:rFonts w:ascii="Times New Roman" w:asciiTheme="majorHAnsi" w:cstheme="majorBidi" w:eastAsia="黑体" w:eastAsiaTheme="majorEastAsia" w:hAnsi="Times New Roman" w:hAnsiTheme="majorHAnsi"/>
+      <w:rFonts w:ascii="Times New Roman" w:asciiTheme="majorHAnsi" w:cstheme="majorBidi" w:eastAsia="黑体" w:hAnsi="Times New Roman" w:hAnsiTheme="majorHAnsi"/>
       <w:b/>
       <w:color w:val="333333"/>
       <w:sz w:val="22"/>
@@ -3299,7 +3549,7 @@
       <w:outlineLvl w:val="5"/>
     </w:pPr>
     <w:rPr>
-      <w:rFonts w:asciiTheme="majorHAnsi" w:cstheme="majorBidi" w:eastAsiaTheme="majorEastAsia" w:hAnsiTheme="majorHAnsi"/>
+      <w:rFonts w:asciiTheme="majorHAnsi" w:cstheme="majorBidi" w:hAnsiTheme="majorHAnsi" w:eastAsia="黑体"/>
       <w:i/>
       <w:iCs/>
       <w:color w:themeColor="accent1" w:themeShade="7F" w:val="243F60"/>
@@ -3322,7 +3572,7 @@
       <w:outlineLvl w:val="6"/>
     </w:pPr>
     <w:rPr>
-      <w:rFonts w:asciiTheme="majorHAnsi" w:cstheme="majorBidi" w:eastAsiaTheme="majorEastAsia" w:hAnsiTheme="majorHAnsi"/>
+      <w:rFonts w:asciiTheme="majorHAnsi" w:cstheme="majorBidi" w:hAnsiTheme="majorHAnsi" w:eastAsia="黑体"/>
       <w:i/>
       <w:iCs/>
       <w:color w:themeColor="text1" w:themeTint="BF" w:val="404040"/>
@@ -3345,7 +3595,7 @@
       <w:outlineLvl w:val="7"/>
     </w:pPr>
     <w:rPr>
-      <w:rFonts w:asciiTheme="majorHAnsi" w:cstheme="majorBidi" w:eastAsiaTheme="majorEastAsia" w:hAnsiTheme="majorHAnsi"/>
+      <w:rFonts w:asciiTheme="majorHAnsi" w:cstheme="majorBidi" w:hAnsiTheme="majorHAnsi" w:eastAsia="黑体"/>
       <w:color w:themeColor="accent1" w:val="4F81BD"/>
       <w:sz w:val="20"/>
       <w:szCs w:val="20"/>
@@ -3368,7 +3618,7 @@
       <w:outlineLvl w:val="8"/>
     </w:pPr>
     <w:rPr>
-      <w:rFonts w:asciiTheme="majorHAnsi" w:cstheme="majorBidi" w:eastAsiaTheme="majorEastAsia" w:hAnsiTheme="majorHAnsi"/>
+      <w:rFonts w:asciiTheme="majorHAnsi" w:cstheme="majorBidi" w:hAnsiTheme="majorHAnsi" w:eastAsia="黑体"/>
       <w:i/>
       <w:iCs/>
       <w:color w:themeColor="text1" w:themeTint="BF" w:val="404040"/>
@@ -3419,7 +3669,7 @@
     <w:uiPriority w:val="9"/>
     <w:rsid w:val="00FC693F"/>
     <w:rPr>
-      <w:rFonts w:asciiTheme="majorHAnsi" w:cstheme="majorBidi" w:eastAsiaTheme="majorEastAsia" w:hAnsiTheme="majorHAnsi"/>
+      <w:rFonts w:asciiTheme="majorHAnsi" w:cstheme="majorBidi" w:hAnsiTheme="majorHAnsi" w:eastAsia="黑体"/>
       <w:b/>
       <w:bCs/>
       <w:color w:themeColor="accent1" w:themeShade="BF" w:val="365F91"/>
@@ -3434,7 +3684,7 @@
     <w:uiPriority w:val="9"/>
     <w:rsid w:val="00FC693F"/>
     <w:rPr>
-      <w:rFonts w:asciiTheme="majorHAnsi" w:cstheme="majorBidi" w:eastAsiaTheme="majorEastAsia" w:hAnsiTheme="majorHAnsi"/>
+      <w:rFonts w:asciiTheme="majorHAnsi" w:cstheme="majorBidi" w:hAnsiTheme="majorHAnsi" w:eastAsia="黑体"/>
       <w:b/>
       <w:bCs/>
       <w:color w:themeColor="accent1" w:val="4F81BD"/>
@@ -3449,7 +3699,7 @@
     <w:uiPriority w:val="9"/>
     <w:rsid w:val="00FC693F"/>
     <w:rPr>
-      <w:rFonts w:asciiTheme="majorHAnsi" w:cstheme="majorBidi" w:eastAsiaTheme="majorEastAsia" w:hAnsiTheme="majorHAnsi"/>
+      <w:rFonts w:asciiTheme="majorHAnsi" w:cstheme="majorBidi" w:hAnsiTheme="majorHAnsi" w:eastAsia="黑体"/>
       <w:b/>
       <w:bCs/>
       <w:color w:themeColor="accent1" w:val="4F81BD"/>
@@ -3472,7 +3722,7 @@
       <w:contextualSpacing/>
     </w:pPr>
     <w:rPr>
-      <w:rFonts w:ascii="Times New Roman" w:asciiTheme="majorHAnsi" w:cstheme="majorBidi" w:eastAsia="黑体" w:eastAsiaTheme="majorEastAsia" w:hAnsi="Times New Roman" w:hAnsiTheme="majorHAnsi"/>
+      <w:rFonts w:ascii="Times New Roman" w:asciiTheme="majorHAnsi" w:cstheme="majorBidi" w:eastAsia="黑体" w:hAnsi="Times New Roman" w:hAnsiTheme="majorHAnsi"/>
       <w:b/>
       <w:color w:val="1F3864"/>
       <w:spacing w:val="5"/>
@@ -3488,7 +3738,7 @@
     <w:uiPriority w:val="10"/>
     <w:rsid w:val="00FC693F"/>
     <w:rPr>
-      <w:rFonts w:asciiTheme="majorHAnsi" w:cstheme="majorBidi" w:eastAsiaTheme="majorEastAsia" w:hAnsiTheme="majorHAnsi"/>
+      <w:rFonts w:asciiTheme="majorHAnsi" w:cstheme="majorBidi" w:hAnsiTheme="majorHAnsi" w:eastAsia="黑体"/>
       <w:color w:themeColor="text2" w:themeShade="BF" w:val="17365D"/>
       <w:spacing w:val="5"/>
       <w:kern w:val="28"/>
@@ -3510,7 +3760,7 @@
       </w:numPr>
     </w:pPr>
     <w:rPr>
-      <w:rFonts w:asciiTheme="majorHAnsi" w:cstheme="majorBidi" w:eastAsiaTheme="majorEastAsia" w:hAnsiTheme="majorHAnsi"/>
+      <w:rFonts w:asciiTheme="majorHAnsi" w:cstheme="majorBidi" w:hAnsiTheme="majorHAnsi" w:eastAsia="黑体"/>
       <w:i/>
       <w:iCs/>
       <w:color w:themeColor="accent1" w:val="4F81BD"/>
@@ -3526,7 +3776,7 @@
     <w:uiPriority w:val="11"/>
     <w:rsid w:val="00FC693F"/>
     <w:rPr>
-      <w:rFonts w:asciiTheme="majorHAnsi" w:cstheme="majorBidi" w:eastAsiaTheme="majorEastAsia" w:hAnsiTheme="majorHAnsi"/>
+      <w:rFonts w:asciiTheme="majorHAnsi" w:cstheme="majorBidi" w:hAnsiTheme="majorHAnsi" w:eastAsia="黑体"/>
       <w:i/>
       <w:iCs/>
       <w:color w:themeColor="accent1" w:val="4F81BD"/>
@@ -3593,6 +3843,7 @@
       <w:spacing w:after="120"/>
     </w:pPr>
     <w:rPr>
+      <w:rFonts w:eastAsia="黑体"/>
       <w:sz w:val="16"/>
       <w:szCs w:val="16"/>
     </w:rPr>
@@ -3604,6 +3855,7 @@
     <w:uiPriority w:val="99"/>
     <w:rsid w:val="00AA1D8D"/>
     <w:rPr>
+      <w:rFonts w:eastAsia="黑体"/>
       <w:sz w:val="16"/>
       <w:szCs w:val="16"/>
     </w:rPr>
@@ -3773,7 +4025,7 @@
       </w:tabs>
     </w:pPr>
     <w:rPr>
-      <w:rFonts w:ascii="Courier" w:hAnsi="Courier"/>
+      <w:rFonts w:ascii="Courier" w:hAnsi="Courier" w:eastAsia="黑体"/>
       <w:sz w:val="20"/>
       <w:szCs w:val="20"/>
     </w:rPr>
@@ -3785,7 +4037,7 @@
     <w:uiPriority w:val="99"/>
     <w:rsid w:val="0029639D"/>
     <w:rPr>
-      <w:rFonts w:ascii="Courier" w:hAnsi="Courier"/>
+      <w:rFonts w:ascii="Courier" w:hAnsi="Courier" w:eastAsia="黑体"/>
       <w:sz w:val="20"/>
       <w:szCs w:val="20"/>
     </w:rPr>
@@ -3821,6 +4073,7 @@
     <w:uiPriority w:val="29"/>
     <w:rsid w:val="00FC693F"/>
     <w:rPr>
+      <w:rFonts w:eastAsia="黑体"/>
       <w:i/>
       <w:iCs/>
       <w:color w:themeColor="text1" w:val="000000"/>
@@ -3834,7 +4087,7 @@
     <w:semiHidden/>
     <w:rsid w:val="00FC693F"/>
     <w:rPr>
-      <w:rFonts w:asciiTheme="majorHAnsi" w:cstheme="majorBidi" w:eastAsiaTheme="majorEastAsia" w:hAnsiTheme="majorHAnsi"/>
+      <w:rFonts w:asciiTheme="majorHAnsi" w:cstheme="majorBidi" w:hAnsiTheme="majorHAnsi" w:eastAsia="黑体"/>
       <w:b/>
       <w:bCs/>
       <w:i/>
@@ -3850,7 +4103,7 @@
     <w:semiHidden/>
     <w:rsid w:val="00FC693F"/>
     <w:rPr>
-      <w:rFonts w:asciiTheme="majorHAnsi" w:cstheme="majorBidi" w:eastAsiaTheme="majorEastAsia" w:hAnsiTheme="majorHAnsi"/>
+      <w:rFonts w:asciiTheme="majorHAnsi" w:cstheme="majorBidi" w:hAnsiTheme="majorHAnsi" w:eastAsia="黑体"/>
       <w:color w:themeColor="accent1" w:themeShade="7F" w:val="243F60"/>
     </w:rPr>
   </w:style>
@@ -3862,7 +4115,7 @@
     <w:semiHidden/>
     <w:rsid w:val="00FC693F"/>
     <w:rPr>
-      <w:rFonts w:asciiTheme="majorHAnsi" w:cstheme="majorBidi" w:eastAsiaTheme="majorEastAsia" w:hAnsiTheme="majorHAnsi"/>
+      <w:rFonts w:asciiTheme="majorHAnsi" w:cstheme="majorBidi" w:hAnsiTheme="majorHAnsi" w:eastAsia="黑体"/>
       <w:i/>
       <w:iCs/>
       <w:color w:themeColor="accent1" w:themeShade="7F" w:val="243F60"/>
@@ -3876,7 +4129,7 @@
     <w:semiHidden/>
     <w:rsid w:val="00FC693F"/>
     <w:rPr>
-      <w:rFonts w:asciiTheme="majorHAnsi" w:cstheme="majorBidi" w:eastAsiaTheme="majorEastAsia" w:hAnsiTheme="majorHAnsi"/>
+      <w:rFonts w:asciiTheme="majorHAnsi" w:cstheme="majorBidi" w:hAnsiTheme="majorHAnsi" w:eastAsia="黑体"/>
       <w:i/>
       <w:iCs/>
       <w:color w:themeColor="text1" w:themeTint="BF" w:val="404040"/>
@@ -3890,7 +4143,7 @@
     <w:semiHidden/>
     <w:rsid w:val="00FC693F"/>
     <w:rPr>
-      <w:rFonts w:asciiTheme="majorHAnsi" w:cstheme="majorBidi" w:eastAsiaTheme="majorEastAsia" w:hAnsiTheme="majorHAnsi"/>
+      <w:rFonts w:asciiTheme="majorHAnsi" w:cstheme="majorBidi" w:hAnsiTheme="majorHAnsi" w:eastAsia="黑体"/>
       <w:color w:themeColor="accent1" w:val="4F81BD"/>
       <w:sz w:val="20"/>
       <w:szCs w:val="20"/>
@@ -3904,7 +4157,7 @@
     <w:semiHidden/>
     <w:rsid w:val="00FC693F"/>
     <w:rPr>
-      <w:rFonts w:asciiTheme="majorHAnsi" w:cstheme="majorBidi" w:eastAsiaTheme="majorEastAsia" w:hAnsiTheme="majorHAnsi"/>
+      <w:rFonts w:asciiTheme="majorHAnsi" w:cstheme="majorBidi" w:hAnsiTheme="majorHAnsi" w:eastAsia="黑体"/>
       <w:i/>
       <w:iCs/>
       <w:color w:themeColor="text1" w:themeTint="BF" w:val="404040"/>
@@ -3925,6 +4178,7 @@
       <w:spacing w:line="240" w:lineRule="auto"/>
     </w:pPr>
     <w:rPr>
+      <w:rFonts w:eastAsia="黑体"/>
       <w:b/>
       <w:bCs/>
       <w:color w:themeColor="accent1" w:val="4F81BD"/>
@@ -3939,6 +4193,7 @@
     <w:qFormat/>
     <w:rsid w:val="00FC693F"/>
     <w:rPr>
+      <w:rFonts w:eastAsia="黑体"/>
       <w:b/>
       <w:bCs/>
     </w:rPr>
@@ -3950,6 +4205,7 @@
     <w:qFormat/>
     <w:rsid w:val="00FC693F"/>
     <w:rPr>
+      <w:rFonts w:eastAsia="黑体"/>
       <w:i/>
       <w:iCs/>
     </w:rPr>
@@ -3970,6 +4226,7 @@
       <w:ind w:left="936" w:right="936"/>
     </w:pPr>
     <w:rPr>
+      <w:rFonts w:eastAsia="黑体"/>
       <w:b/>
       <w:bCs/>
       <w:i/>
@@ -3984,6 +4241,7 @@
     <w:uiPriority w:val="30"/>
     <w:rsid w:val="00FC693F"/>
     <w:rPr>
+      <w:rFonts w:eastAsia="黑体"/>
       <w:b/>
       <w:bCs/>
       <w:i/>
@@ -3998,6 +4256,7 @@
     <w:qFormat/>
     <w:rsid w:val="00FC693F"/>
     <w:rPr>
+      <w:rFonts w:eastAsia="黑体"/>
       <w:i/>
       <w:iCs/>
       <w:color w:themeColor="text1" w:themeTint="7F" w:val="808080"/>
@@ -4010,6 +4269,7 @@
     <w:qFormat/>
     <w:rsid w:val="00FC693F"/>
     <w:rPr>
+      <w:rFonts w:eastAsia="黑体"/>
       <w:b/>
       <w:bCs/>
       <w:i/>
@@ -4024,6 +4284,7 @@
     <w:qFormat/>
     <w:rsid w:val="00FC693F"/>
     <w:rPr>
+      <w:rFonts w:eastAsia="黑体"/>
       <w:smallCaps/>
       <w:color w:themeColor="accent2" w:val="C0504D"/>
       <w:u w:val="single"/>
@@ -4036,6 +4297,7 @@
     <w:qFormat/>
     <w:rsid w:val="00FC693F"/>
     <w:rPr>
+      <w:rFonts w:eastAsia="黑体"/>
       <w:b/>
       <w:bCs/>
       <w:smallCaps/>
@@ -4051,6 +4313,7 @@
     <w:qFormat/>
     <w:rsid w:val="00FC693F"/>
     <w:rPr>
+      <w:rFonts w:eastAsia="黑体"/>
       <w:b/>
       <w:bCs/>
       <w:smallCaps/>
@@ -4105,6 +4368,7 @@
       <w:spacing w:after="0" w:line="240" w:lineRule="auto"/>
     </w:pPr>
     <w:rPr>
+      <w:rFonts w:eastAsia="黑体"/>
       <w:color w:themeColor="text1" w:themeShade="BF" w:val="000000"/>
     </w:rPr>
     <w:tblPr>
@@ -4127,6 +4391,7 @@
         <w:spacing w:after="0" w:before="0" w:line="240" w:lineRule="auto"/>
       </w:pPr>
       <w:rPr>
+        <w:rFonts w:eastAsia="黑体"/>
         <w:b/>
         <w:bCs/>
       </w:rPr>
@@ -4147,6 +4412,7 @@
         <w:spacing w:after="0" w:before="0" w:line="240" w:lineRule="auto"/>
       </w:pPr>
       <w:rPr>
+        <w:rFonts w:eastAsia="黑体"/>
         <w:b/>
         <w:bCs/>
       </w:rPr>
@@ -4164,12 +4430,14 @@
     </w:tblStylePr>
     <w:tblStylePr w:type="firstCol">
       <w:rPr>
+        <w:rFonts w:eastAsia="黑体"/>
         <w:b/>
         <w:bCs/>
       </w:rPr>
     </w:tblStylePr>
     <w:tblStylePr w:type="lastCol">
       <w:rPr>
+        <w:rFonts w:eastAsia="黑体"/>
         <w:b/>
         <w:bCs/>
       </w:rPr>
@@ -4208,6 +4476,7 @@
       <w:spacing w:after="0" w:line="240" w:lineRule="auto"/>
     </w:pPr>
     <w:rPr>
+      <w:rFonts w:eastAsia="黑体"/>
       <w:color w:themeColor="accent1" w:themeShade="BF" w:val="365F91"/>
     </w:rPr>
     <w:tblPr>
@@ -4230,6 +4499,7 @@
         <w:spacing w:after="0" w:before="0" w:line="240" w:lineRule="auto"/>
       </w:pPr>
       <w:rPr>
+        <w:rFonts w:eastAsia="黑体"/>
         <w:b/>
         <w:bCs/>
       </w:rPr>
@@ -4250,6 +4520,7 @@
         <w:spacing w:after="0" w:before="0" w:line="240" w:lineRule="auto"/>
       </w:pPr>
       <w:rPr>
+        <w:rFonts w:eastAsia="黑体"/>
         <w:b/>
         <w:bCs/>
       </w:rPr>
@@ -4267,12 +4538,14 @@
     </w:tblStylePr>
     <w:tblStylePr w:type="firstCol">
       <w:rPr>
+        <w:rFonts w:eastAsia="黑体"/>
         <w:b/>
         <w:bCs/>
       </w:rPr>
     </w:tblStylePr>
     <w:tblStylePr w:type="lastCol">
       <w:rPr>
+        <w:rFonts w:eastAsia="黑体"/>
         <w:b/>
         <w:bCs/>
       </w:rPr>
@@ -4311,6 +4584,7 @@
       <w:spacing w:after="0" w:line="240" w:lineRule="auto"/>
     </w:pPr>
     <w:rPr>
+      <w:rFonts w:eastAsia="黑体"/>
       <w:color w:themeColor="accent2" w:themeShade="BF" w:val="943634"/>
     </w:rPr>
     <w:tblPr>
@@ -4333,6 +4607,7 @@
         <w:spacing w:after="0" w:before="0" w:line="240" w:lineRule="auto"/>
       </w:pPr>
       <w:rPr>
+        <w:rFonts w:eastAsia="黑体"/>
         <w:b/>
         <w:bCs/>
       </w:rPr>
@@ -4353,6 +4628,7 @@
         <w:spacing w:after="0" w:before="0" w:line="240" w:lineRule="auto"/>
       </w:pPr>
       <w:rPr>
+        <w:rFonts w:eastAsia="黑体"/>
         <w:b/>
         <w:bCs/>
       </w:rPr>
@@ -4370,12 +4646,14 @@
     </w:tblStylePr>
     <w:tblStylePr w:type="firstCol">
       <w:rPr>
+        <w:rFonts w:eastAsia="黑体"/>
         <w:b/>
         <w:bCs/>
       </w:rPr>
     </w:tblStylePr>
     <w:tblStylePr w:type="lastCol">
       <w:rPr>
+        <w:rFonts w:eastAsia="黑体"/>
         <w:b/>
         <w:bCs/>
       </w:rPr>
@@ -4414,6 +4692,7 @@
       <w:spacing w:after="0" w:line="240" w:lineRule="auto"/>
     </w:pPr>
     <w:rPr>
+      <w:rFonts w:eastAsia="黑体"/>
       <w:color w:themeColor="accent3" w:themeShade="BF" w:val="76923C"/>
     </w:rPr>
     <w:tblPr>
@@ -4436,6 +4715,7 @@
         <w:spacing w:after="0" w:before="0" w:line="240" w:lineRule="auto"/>
       </w:pPr>
       <w:rPr>
+        <w:rFonts w:eastAsia="黑体"/>
         <w:b/>
         <w:bCs/>
       </w:rPr>
@@ -4456,6 +4736,7 @@
         <w:spacing w:after="0" w:before="0" w:line="240" w:lineRule="auto"/>
       </w:pPr>
       <w:rPr>
+        <w:rFonts w:eastAsia="黑体"/>
         <w:b/>
         <w:bCs/>
       </w:rPr>
@@ -4473,12 +4754,14 @@
     </w:tblStylePr>
     <w:tblStylePr w:type="firstCol">
       <w:rPr>
+        <w:rFonts w:eastAsia="黑体"/>
         <w:b/>
         <w:bCs/>
       </w:rPr>
     </w:tblStylePr>
     <w:tblStylePr w:type="lastCol">
       <w:rPr>
+        <w:rFonts w:eastAsia="黑体"/>
         <w:b/>
         <w:bCs/>
       </w:rPr>
@@ -4517,6 +4800,7 @@
       <w:spacing w:after="0" w:line="240" w:lineRule="auto"/>
     </w:pPr>
     <w:rPr>
+      <w:rFonts w:eastAsia="黑体"/>
       <w:color w:themeColor="accent4" w:themeShade="BF" w:val="5F497A"/>
     </w:rPr>
     <w:tblPr>
@@ -4539,6 +4823,7 @@
         <w:spacing w:after="0" w:before="0" w:line="240" w:lineRule="auto"/>
       </w:pPr>
       <w:rPr>
+        <w:rFonts w:eastAsia="黑体"/>
         <w:b/>
         <w:bCs/>
       </w:rPr>
@@ -4559,6 +4844,7 @@
         <w:spacing w:after="0" w:before="0" w:line="240" w:lineRule="auto"/>
       </w:pPr>
       <w:rPr>
+        <w:rFonts w:eastAsia="黑体"/>
         <w:b/>
         <w:bCs/>
       </w:rPr>
@@ -4576,12 +4862,14 @@
     </w:tblStylePr>
     <w:tblStylePr w:type="firstCol">
       <w:rPr>
+        <w:rFonts w:eastAsia="黑体"/>
         <w:b/>
         <w:bCs/>
       </w:rPr>
     </w:tblStylePr>
     <w:tblStylePr w:type="lastCol">
       <w:rPr>
+        <w:rFonts w:eastAsia="黑体"/>
         <w:b/>
         <w:bCs/>
       </w:rPr>
@@ -4620,6 +4908,7 @@
       <w:spacing w:after="0" w:line="240" w:lineRule="auto"/>
     </w:pPr>
     <w:rPr>
+      <w:rFonts w:eastAsia="黑体"/>
       <w:color w:themeColor="accent5" w:themeShade="BF" w:val="31849B"/>
     </w:rPr>
     <w:tblPr>
@@ -4642,6 +4931,7 @@
         <w:spacing w:after="0" w:before="0" w:line="240" w:lineRule="auto"/>
       </w:pPr>
       <w:rPr>
+        <w:rFonts w:eastAsia="黑体"/>
         <w:b/>
         <w:bCs/>
       </w:rPr>
@@ -4662,6 +4952,7 @@
         <w:spacing w:after="0" w:before="0" w:line="240" w:lineRule="auto"/>
       </w:pPr>
       <w:rPr>
+        <w:rFonts w:eastAsia="黑体"/>
         <w:b/>
         <w:bCs/>
       </w:rPr>
@@ -4679,12 +4970,14 @@
     </w:tblStylePr>
     <w:tblStylePr w:type="firstCol">
       <w:rPr>
+        <w:rFonts w:eastAsia="黑体"/>
         <w:b/>
         <w:bCs/>
       </w:rPr>
     </w:tblStylePr>
     <w:tblStylePr w:type="lastCol">
       <w:rPr>
+        <w:rFonts w:eastAsia="黑体"/>
         <w:b/>
         <w:bCs/>
       </w:rPr>
@@ -4723,6 +5016,7 @@
       <w:spacing w:after="0" w:line="240" w:lineRule="auto"/>
     </w:pPr>
     <w:rPr>
+      <w:rFonts w:eastAsia="黑体"/>
       <w:color w:themeColor="accent6" w:themeShade="BF" w:val="E36C0A"/>
     </w:rPr>
     <w:tblPr>
@@ -4745,6 +5039,7 @@
         <w:spacing w:after="0" w:before="0" w:line="240" w:lineRule="auto"/>
       </w:pPr>
       <w:rPr>
+        <w:rFonts w:eastAsia="黑体"/>
         <w:b/>
         <w:bCs/>
       </w:rPr>
@@ -4765,6 +5060,7 @@
         <w:spacing w:after="0" w:before="0" w:line="240" w:lineRule="auto"/>
       </w:pPr>
       <w:rPr>
+        <w:rFonts w:eastAsia="黑体"/>
         <w:b/>
         <w:bCs/>
       </w:rPr>
@@ -4782,12 +5078,14 @@
     </w:tblStylePr>
     <w:tblStylePr w:type="firstCol">
       <w:rPr>
+        <w:rFonts w:eastAsia="黑体"/>
         <w:b/>
         <w:bCs/>
       </w:rPr>
     </w:tblStylePr>
     <w:tblStylePr w:type="lastCol">
       <w:rPr>
+        <w:rFonts w:eastAsia="黑体"/>
         <w:b/>
         <w:bCs/>
       </w:rPr>
@@ -4847,6 +5145,7 @@
         <w:spacing w:after="0" w:before="0" w:line="240" w:lineRule="auto"/>
       </w:pPr>
       <w:rPr>
+        <w:rFonts w:eastAsia="黑体"/>
         <w:b/>
         <w:bCs/>
         <w:color w:themeColor="background1" w:val="FFFFFF"/>
@@ -4861,6 +5160,7 @@
         <w:spacing w:after="0" w:before="0" w:line="240" w:lineRule="auto"/>
       </w:pPr>
       <w:rPr>
+        <w:rFonts w:eastAsia="黑体"/>
         <w:b/>
         <w:bCs/>
       </w:rPr>
@@ -4876,12 +5176,14 @@
     </w:tblStylePr>
     <w:tblStylePr w:type="firstCol">
       <w:rPr>
+        <w:rFonts w:eastAsia="黑体"/>
         <w:b/>
         <w:bCs/>
       </w:rPr>
     </w:tblStylePr>
     <w:tblStylePr w:type="lastCol">
       <w:rPr>
+        <w:rFonts w:eastAsia="黑体"/>
         <w:b/>
         <w:bCs/>
       </w:rPr>
@@ -4939,6 +5241,7 @@
         <w:spacing w:after="0" w:before="0" w:line="240" w:lineRule="auto"/>
       </w:pPr>
       <w:rPr>
+        <w:rFonts w:eastAsia="黑体"/>
         <w:b/>
         <w:bCs/>
         <w:color w:themeColor="background1" w:val="FFFFFF"/>
@@ -4953,6 +5256,7 @@
         <w:spacing w:after="0" w:before="0" w:line="240" w:lineRule="auto"/>
       </w:pPr>
       <w:rPr>
+        <w:rFonts w:eastAsia="黑体"/>
         <w:b/>
         <w:bCs/>
       </w:rPr>
@@ -4968,12 +5272,14 @@
     </w:tblStylePr>
     <w:tblStylePr w:type="firstCol">
       <w:rPr>
+        <w:rFonts w:eastAsia="黑体"/>
         <w:b/>
         <w:bCs/>
       </w:rPr>
     </w:tblStylePr>
     <w:tblStylePr w:type="lastCol">
       <w:rPr>
+        <w:rFonts w:eastAsia="黑体"/>
         <w:b/>
         <w:bCs/>
       </w:rPr>
@@ -5031,6 +5337,7 @@
         <w:spacing w:after="0" w:before="0" w:line="240" w:lineRule="auto"/>
       </w:pPr>
       <w:rPr>
+        <w:rFonts w:eastAsia="黑体"/>
         <w:b/>
         <w:bCs/>
         <w:color w:themeColor="background1" w:val="FFFFFF"/>
@@ -5045,6 +5352,7 @@
         <w:spacing w:after="0" w:before="0" w:line="240" w:lineRule="auto"/>
       </w:pPr>
       <w:rPr>
+        <w:rFonts w:eastAsia="黑体"/>
         <w:b/>
         <w:bCs/>
       </w:rPr>
@@ -5060,12 +5368,14 @@
     </w:tblStylePr>
     <w:tblStylePr w:type="firstCol">
       <w:rPr>
+        <w:rFonts w:eastAsia="黑体"/>
         <w:b/>
         <w:bCs/>
       </w:rPr>
     </w:tblStylePr>
     <w:tblStylePr w:type="lastCol">
       <w:rPr>
+        <w:rFonts w:eastAsia="黑体"/>
         <w:b/>
         <w:bCs/>
       </w:rPr>
@@ -5123,6 +5433,7 @@
         <w:spacing w:after="0" w:before="0" w:line="240" w:lineRule="auto"/>
       </w:pPr>
       <w:rPr>
+        <w:rFonts w:eastAsia="黑体"/>
         <w:b/>
         <w:bCs/>
         <w:color w:themeColor="background1" w:val="FFFFFF"/>
@@ -5137,6 +5448,7 @@
         <w:spacing w:after="0" w:before="0" w:line="240" w:lineRule="auto"/>
       </w:pPr>
       <w:rPr>
+        <w:rFonts w:eastAsia="黑体"/>
         <w:b/>
         <w:bCs/>
       </w:rPr>
@@ -5152,12 +5464,14 @@
     </w:tblStylePr>
     <w:tblStylePr w:type="firstCol">
       <w:rPr>
+        <w:rFonts w:eastAsia="黑体"/>
         <w:b/>
         <w:bCs/>
       </w:rPr>
     </w:tblStylePr>
     <w:tblStylePr w:type="lastCol">
       <w:rPr>
+        <w:rFonts w:eastAsia="黑体"/>
         <w:b/>
         <w:bCs/>
       </w:rPr>
@@ -5215,6 +5529,7 @@
         <w:spacing w:after="0" w:before="0" w:line="240" w:lineRule="auto"/>
       </w:pPr>
       <w:rPr>
+        <w:rFonts w:eastAsia="黑体"/>
         <w:b/>
         <w:bCs/>
         <w:color w:themeColor="background1" w:val="FFFFFF"/>
@@ -5229,6 +5544,7 @@
         <w:spacing w:after="0" w:before="0" w:line="240" w:lineRule="auto"/>
       </w:pPr>
       <w:rPr>
+        <w:rFonts w:eastAsia="黑体"/>
         <w:b/>
         <w:bCs/>
       </w:rPr>
@@ -5244,12 +5560,14 @@
     </w:tblStylePr>
     <w:tblStylePr w:type="firstCol">
       <w:rPr>
+        <w:rFonts w:eastAsia="黑体"/>
         <w:b/>
         <w:bCs/>
       </w:rPr>
     </w:tblStylePr>
     <w:tblStylePr w:type="lastCol">
       <w:rPr>
+        <w:rFonts w:eastAsia="黑体"/>
         <w:b/>
         <w:bCs/>
       </w:rPr>
@@ -5307,6 +5625,7 @@
         <w:spacing w:after="0" w:before="0" w:line="240" w:lineRule="auto"/>
       </w:pPr>
       <w:rPr>
+        <w:rFonts w:eastAsia="黑体"/>
         <w:b/>
         <w:bCs/>
         <w:color w:themeColor="background1" w:val="FFFFFF"/>
@@ -5321,6 +5640,7 @@
         <w:spacing w:after="0" w:before="0" w:line="240" w:lineRule="auto"/>
       </w:pPr>
       <w:rPr>
+        <w:rFonts w:eastAsia="黑体"/>
         <w:b/>
         <w:bCs/>
       </w:rPr>
@@ -5336,12 +5656,14 @@
     </w:tblStylePr>
     <w:tblStylePr w:type="firstCol">
       <w:rPr>
+        <w:rFonts w:eastAsia="黑体"/>
         <w:b/>
         <w:bCs/>
       </w:rPr>
     </w:tblStylePr>
     <w:tblStylePr w:type="lastCol">
       <w:rPr>
+        <w:rFonts w:eastAsia="黑体"/>
         <w:b/>
         <w:bCs/>
       </w:rPr>
@@ -5399,6 +5721,7 @@
         <w:spacing w:after="0" w:before="0" w:line="240" w:lineRule="auto"/>
       </w:pPr>
       <w:rPr>
+        <w:rFonts w:eastAsia="黑体"/>
         <w:b/>
         <w:bCs/>
         <w:color w:themeColor="background1" w:val="FFFFFF"/>
@@ -5413,6 +5736,7 @@
         <w:spacing w:after="0" w:before="0" w:line="240" w:lineRule="auto"/>
       </w:pPr>
       <w:rPr>
+        <w:rFonts w:eastAsia="黑体"/>
         <w:b/>
         <w:bCs/>
       </w:rPr>
@@ -5428,12 +5752,14 @@
     </w:tblStylePr>
     <w:tblStylePr w:type="firstCol">
       <w:rPr>
+        <w:rFonts w:eastAsia="黑体"/>
         <w:b/>
         <w:bCs/>
       </w:rPr>
     </w:tblStylePr>
     <w:tblStylePr w:type="lastCol">
       <w:rPr>
+        <w:rFonts w:eastAsia="黑体"/>
         <w:b/>
         <w:bCs/>
       </w:rPr>
@@ -5493,7 +5819,7 @@
         <w:spacing w:after="0" w:before="0" w:line="240" w:lineRule="auto"/>
       </w:pPr>
       <w:rPr>
-        <w:rFonts w:asciiTheme="majorHAnsi" w:cstheme="majorBidi" w:eastAsiaTheme="majorEastAsia" w:hAnsiTheme="majorHAnsi"/>
+        <w:rFonts w:asciiTheme="majorHAnsi" w:cstheme="majorBidi" w:hAnsiTheme="majorHAnsi" w:eastAsia="黑体"/>
         <w:b/>
         <w:bCs/>
       </w:rPr>
@@ -5514,7 +5840,7 @@
         <w:spacing w:after="0" w:before="0" w:line="240" w:lineRule="auto"/>
       </w:pPr>
       <w:rPr>
-        <w:rFonts w:asciiTheme="majorHAnsi" w:cstheme="majorBidi" w:eastAsiaTheme="majorEastAsia" w:hAnsiTheme="majorHAnsi"/>
+        <w:rFonts w:asciiTheme="majorHAnsi" w:cstheme="majorBidi" w:hAnsiTheme="majorHAnsi" w:eastAsia="黑体"/>
         <w:b/>
         <w:bCs/>
       </w:rPr>
@@ -5532,14 +5858,14 @@
     </w:tblStylePr>
     <w:tblStylePr w:type="firstCol">
       <w:rPr>
-        <w:rFonts w:asciiTheme="majorHAnsi" w:cstheme="majorBidi" w:eastAsiaTheme="majorEastAsia" w:hAnsiTheme="majorHAnsi"/>
+        <w:rFonts w:asciiTheme="majorHAnsi" w:cstheme="majorBidi" w:hAnsiTheme="majorHAnsi" w:eastAsia="黑体"/>
         <w:b/>
         <w:bCs/>
       </w:rPr>
     </w:tblStylePr>
     <w:tblStylePr w:type="lastCol">
       <w:rPr>
-        <w:rFonts w:asciiTheme="majorHAnsi" w:cstheme="majorBidi" w:eastAsiaTheme="majorEastAsia" w:hAnsiTheme="majorHAnsi"/>
+        <w:rFonts w:asciiTheme="majorHAnsi" w:cstheme="majorBidi" w:hAnsiTheme="majorHAnsi" w:eastAsia="黑体"/>
         <w:b/>
         <w:bCs/>
       </w:rPr>
@@ -5623,7 +5949,7 @@
         <w:spacing w:after="0" w:before="0" w:line="240" w:lineRule="auto"/>
       </w:pPr>
       <w:rPr>
-        <w:rFonts w:asciiTheme="majorHAnsi" w:cstheme="majorBidi" w:eastAsiaTheme="majorEastAsia" w:hAnsiTheme="majorHAnsi"/>
+        <w:rFonts w:asciiTheme="majorHAnsi" w:cstheme="majorBidi" w:hAnsiTheme="majorHAnsi" w:eastAsia="黑体"/>
         <w:b/>
         <w:bCs/>
       </w:rPr>
@@ -5644,7 +5970,7 @@
         <w:spacing w:after="0" w:before="0" w:line="240" w:lineRule="auto"/>
       </w:pPr>
       <w:rPr>
-        <w:rFonts w:asciiTheme="majorHAnsi" w:cstheme="majorBidi" w:eastAsiaTheme="majorEastAsia" w:hAnsiTheme="majorHAnsi"/>
+        <w:rFonts w:asciiTheme="majorHAnsi" w:cstheme="majorBidi" w:hAnsiTheme="majorHAnsi" w:eastAsia="黑体"/>
         <w:b/>
         <w:bCs/>
       </w:rPr>
@@ -5662,14 +5988,14 @@
     </w:tblStylePr>
     <w:tblStylePr w:type="firstCol">
       <w:rPr>
-        <w:rFonts w:asciiTheme="majorHAnsi" w:cstheme="majorBidi" w:eastAsiaTheme="majorEastAsia" w:hAnsiTheme="majorHAnsi"/>
+        <w:rFonts w:asciiTheme="majorHAnsi" w:cstheme="majorBidi" w:hAnsiTheme="majorHAnsi" w:eastAsia="黑体"/>
         <w:b/>
         <w:bCs/>
       </w:rPr>
     </w:tblStylePr>
     <w:tblStylePr w:type="lastCol">
       <w:rPr>
-        <w:rFonts w:asciiTheme="majorHAnsi" w:cstheme="majorBidi" w:eastAsiaTheme="majorEastAsia" w:hAnsiTheme="majorHAnsi"/>
+        <w:rFonts w:asciiTheme="majorHAnsi" w:cstheme="majorBidi" w:hAnsiTheme="majorHAnsi" w:eastAsia="黑体"/>
         <w:b/>
         <w:bCs/>
       </w:rPr>
@@ -5753,7 +6079,7 @@
         <w:spacing w:after="0" w:before="0" w:line="240" w:lineRule="auto"/>
       </w:pPr>
       <w:rPr>
-        <w:rFonts w:asciiTheme="majorHAnsi" w:cstheme="majorBidi" w:eastAsiaTheme="majorEastAsia" w:hAnsiTheme="majorHAnsi"/>
+        <w:rFonts w:asciiTheme="majorHAnsi" w:cstheme="majorBidi" w:hAnsiTheme="majorHAnsi" w:eastAsia="黑体"/>
         <w:b/>
         <w:bCs/>
       </w:rPr>
@@ -5774,7 +6100,7 @@
         <w:spacing w:after="0" w:before="0" w:line="240" w:lineRule="auto"/>
       </w:pPr>
       <w:rPr>
-        <w:rFonts w:asciiTheme="majorHAnsi" w:cstheme="majorBidi" w:eastAsiaTheme="majorEastAsia" w:hAnsiTheme="majorHAnsi"/>
+        <w:rFonts w:asciiTheme="majorHAnsi" w:cstheme="majorBidi" w:hAnsiTheme="majorHAnsi" w:eastAsia="黑体"/>
         <w:b/>
         <w:bCs/>
       </w:rPr>
@@ -5792,14 +6118,14 @@
     </w:tblStylePr>
     <w:tblStylePr w:type="firstCol">
       <w:rPr>
-        <w:rFonts w:asciiTheme="majorHAnsi" w:cstheme="majorBidi" w:eastAsiaTheme="majorEastAsia" w:hAnsiTheme="majorHAnsi"/>
+        <w:rFonts w:asciiTheme="majorHAnsi" w:cstheme="majorBidi" w:hAnsiTheme="majorHAnsi" w:eastAsia="黑体"/>
         <w:b/>
         <w:bCs/>
       </w:rPr>
     </w:tblStylePr>
     <w:tblStylePr w:type="lastCol">
       <w:rPr>
-        <w:rFonts w:asciiTheme="majorHAnsi" w:cstheme="majorBidi" w:eastAsiaTheme="majorEastAsia" w:hAnsiTheme="majorHAnsi"/>
+        <w:rFonts w:asciiTheme="majorHAnsi" w:cstheme="majorBidi" w:hAnsiTheme="majorHAnsi" w:eastAsia="黑体"/>
         <w:b/>
         <w:bCs/>
       </w:rPr>
@@ -5883,7 +6209,7 @@
         <w:spacing w:after="0" w:before="0" w:line="240" w:lineRule="auto"/>
       </w:pPr>
       <w:rPr>
-        <w:rFonts w:asciiTheme="majorHAnsi" w:cstheme="majorBidi" w:eastAsiaTheme="majorEastAsia" w:hAnsiTheme="majorHAnsi"/>
+        <w:rFonts w:asciiTheme="majorHAnsi" w:cstheme="majorBidi" w:hAnsiTheme="majorHAnsi" w:eastAsia="黑体"/>
         <w:b/>
         <w:bCs/>
       </w:rPr>
@@ -5904,7 +6230,7 @@
         <w:spacing w:after="0" w:before="0" w:line="240" w:lineRule="auto"/>
       </w:pPr>
       <w:rPr>
-        <w:rFonts w:asciiTheme="majorHAnsi" w:cstheme="majorBidi" w:eastAsiaTheme="majorEastAsia" w:hAnsiTheme="majorHAnsi"/>
+        <w:rFonts w:asciiTheme="majorHAnsi" w:cstheme="majorBidi" w:hAnsiTheme="majorHAnsi" w:eastAsia="黑体"/>
         <w:b/>
         <w:bCs/>
       </w:rPr>
@@ -5922,14 +6248,14 @@
     </w:tblStylePr>
     <w:tblStylePr w:type="firstCol">
       <w:rPr>
-        <w:rFonts w:asciiTheme="majorHAnsi" w:cstheme="majorBidi" w:eastAsiaTheme="majorEastAsia" w:hAnsiTheme="majorHAnsi"/>
+        <w:rFonts w:asciiTheme="majorHAnsi" w:cstheme="majorBidi" w:hAnsiTheme="majorHAnsi" w:eastAsia="黑体"/>
         <w:b/>
         <w:bCs/>
       </w:rPr>
     </w:tblStylePr>
     <w:tblStylePr w:type="lastCol">
       <w:rPr>
-        <w:rFonts w:asciiTheme="majorHAnsi" w:cstheme="majorBidi" w:eastAsiaTheme="majorEastAsia" w:hAnsiTheme="majorHAnsi"/>
+        <w:rFonts w:asciiTheme="majorHAnsi" w:cstheme="majorBidi" w:hAnsiTheme="majorHAnsi" w:eastAsia="黑体"/>
         <w:b/>
         <w:bCs/>
       </w:rPr>
@@ -6013,7 +6339,7 @@
         <w:spacing w:after="0" w:before="0" w:line="240" w:lineRule="auto"/>
       </w:pPr>
       <w:rPr>
-        <w:rFonts w:asciiTheme="majorHAnsi" w:cstheme="majorBidi" w:eastAsiaTheme="majorEastAsia" w:hAnsiTheme="majorHAnsi"/>
+        <w:rFonts w:asciiTheme="majorHAnsi" w:cstheme="majorBidi" w:hAnsiTheme="majorHAnsi" w:eastAsia="黑体"/>
         <w:b/>
         <w:bCs/>
       </w:rPr>
@@ -6034,7 +6360,7 @@
         <w:spacing w:after="0" w:before="0" w:line="240" w:lineRule="auto"/>
       </w:pPr>
       <w:rPr>
-        <w:rFonts w:asciiTheme="majorHAnsi" w:cstheme="majorBidi" w:eastAsiaTheme="majorEastAsia" w:hAnsiTheme="majorHAnsi"/>
+        <w:rFonts w:asciiTheme="majorHAnsi" w:cstheme="majorBidi" w:hAnsiTheme="majorHAnsi" w:eastAsia="黑体"/>
         <w:b/>
         <w:bCs/>
       </w:rPr>
@@ -6052,14 +6378,14 @@
     </w:tblStylePr>
     <w:tblStylePr w:type="firstCol">
       <w:rPr>
-        <w:rFonts w:asciiTheme="majorHAnsi" w:cstheme="majorBidi" w:eastAsiaTheme="majorEastAsia" w:hAnsiTheme="majorHAnsi"/>
+        <w:rFonts w:asciiTheme="majorHAnsi" w:cstheme="majorBidi" w:hAnsiTheme="majorHAnsi" w:eastAsia="黑体"/>
         <w:b/>
         <w:bCs/>
       </w:rPr>
     </w:tblStylePr>
     <w:tblStylePr w:type="lastCol">
       <w:rPr>
-        <w:rFonts w:asciiTheme="majorHAnsi" w:cstheme="majorBidi" w:eastAsiaTheme="majorEastAsia" w:hAnsiTheme="majorHAnsi"/>
+        <w:rFonts w:asciiTheme="majorHAnsi" w:cstheme="majorBidi" w:hAnsiTheme="majorHAnsi" w:eastAsia="黑体"/>
         <w:b/>
         <w:bCs/>
       </w:rPr>
@@ -6143,7 +6469,7 @@
         <w:spacing w:after="0" w:before="0" w:line="240" w:lineRule="auto"/>
       </w:pPr>
       <w:rPr>
-        <w:rFonts w:asciiTheme="majorHAnsi" w:cstheme="majorBidi" w:eastAsiaTheme="majorEastAsia" w:hAnsiTheme="majorHAnsi"/>
+        <w:rFonts w:asciiTheme="majorHAnsi" w:cstheme="majorBidi" w:hAnsiTheme="majorHAnsi" w:eastAsia="黑体"/>
         <w:b/>
         <w:bCs/>
       </w:rPr>
@@ -6164,7 +6490,7 @@
         <w:spacing w:after="0" w:before="0" w:line="240" w:lineRule="auto"/>
       </w:pPr>
       <w:rPr>
-        <w:rFonts w:asciiTheme="majorHAnsi" w:cstheme="majorBidi" w:eastAsiaTheme="majorEastAsia" w:hAnsiTheme="majorHAnsi"/>
+        <w:rFonts w:asciiTheme="majorHAnsi" w:cstheme="majorBidi" w:hAnsiTheme="majorHAnsi" w:eastAsia="黑体"/>
         <w:b/>
         <w:bCs/>
       </w:rPr>
@@ -6182,14 +6508,14 @@
     </w:tblStylePr>
     <w:tblStylePr w:type="firstCol">
       <w:rPr>
-        <w:rFonts w:asciiTheme="majorHAnsi" w:cstheme="majorBidi" w:eastAsiaTheme="majorEastAsia" w:hAnsiTheme="majorHAnsi"/>
+        <w:rFonts w:asciiTheme="majorHAnsi" w:cstheme="majorBidi" w:hAnsiTheme="majorHAnsi" w:eastAsia="黑体"/>
         <w:b/>
         <w:bCs/>
       </w:rPr>
     </w:tblStylePr>
     <w:tblStylePr w:type="lastCol">
       <w:rPr>
-        <w:rFonts w:asciiTheme="majorHAnsi" w:cstheme="majorBidi" w:eastAsiaTheme="majorEastAsia" w:hAnsiTheme="majorHAnsi"/>
+        <w:rFonts w:asciiTheme="majorHAnsi" w:cstheme="majorBidi" w:hAnsiTheme="majorHAnsi" w:eastAsia="黑体"/>
         <w:b/>
         <w:bCs/>
       </w:rPr>
@@ -6273,7 +6599,7 @@
         <w:spacing w:after="0" w:before="0" w:line="240" w:lineRule="auto"/>
       </w:pPr>
       <w:rPr>
-        <w:rFonts w:asciiTheme="majorHAnsi" w:cstheme="majorBidi" w:eastAsiaTheme="majorEastAsia" w:hAnsiTheme="majorHAnsi"/>
+        <w:rFonts w:asciiTheme="majorHAnsi" w:cstheme="majorBidi" w:hAnsiTheme="majorHAnsi" w:eastAsia="黑体"/>
         <w:b/>
         <w:bCs/>
       </w:rPr>
@@ -6294,7 +6620,7 @@
         <w:spacing w:after="0" w:before="0" w:line="240" w:lineRule="auto"/>
       </w:pPr>
       <w:rPr>
-        <w:rFonts w:asciiTheme="majorHAnsi" w:cstheme="majorBidi" w:eastAsiaTheme="majorEastAsia" w:hAnsiTheme="majorHAnsi"/>
+        <w:rFonts w:asciiTheme="majorHAnsi" w:cstheme="majorBidi" w:hAnsiTheme="majorHAnsi" w:eastAsia="黑体"/>
         <w:b/>
         <w:bCs/>
       </w:rPr>
@@ -6312,14 +6638,14 @@
     </w:tblStylePr>
     <w:tblStylePr w:type="firstCol">
       <w:rPr>
-        <w:rFonts w:asciiTheme="majorHAnsi" w:cstheme="majorBidi" w:eastAsiaTheme="majorEastAsia" w:hAnsiTheme="majorHAnsi"/>
+        <w:rFonts w:asciiTheme="majorHAnsi" w:cstheme="majorBidi" w:hAnsiTheme="majorHAnsi" w:eastAsia="黑体"/>
         <w:b/>
         <w:bCs/>
       </w:rPr>
     </w:tblStylePr>
     <w:tblStylePr w:type="lastCol">
       <w:rPr>
-        <w:rFonts w:asciiTheme="majorHAnsi" w:cstheme="majorBidi" w:eastAsiaTheme="majorEastAsia" w:hAnsiTheme="majorHAnsi"/>
+        <w:rFonts w:asciiTheme="majorHAnsi" w:cstheme="majorBidi" w:hAnsiTheme="majorHAnsi" w:eastAsia="黑体"/>
         <w:b/>
         <w:bCs/>
       </w:rPr>
@@ -6402,6 +6728,7 @@
         <w:spacing w:after="0" w:before="0" w:line="240" w:lineRule="auto"/>
       </w:pPr>
       <w:rPr>
+        <w:rFonts w:eastAsia="黑体"/>
         <w:b/>
         <w:bCs/>
         <w:color w:themeColor="background1" w:val="FFFFFF"/>
@@ -6424,6 +6751,7 @@
         <w:spacing w:after="0" w:before="0" w:line="240" w:lineRule="auto"/>
       </w:pPr>
       <w:rPr>
+        <w:rFonts w:eastAsia="黑体"/>
         <w:b/>
         <w:bCs/>
       </w:rPr>
@@ -6441,12 +6769,14 @@
     </w:tblStylePr>
     <w:tblStylePr w:type="firstCol">
       <w:rPr>
+        <w:rFonts w:eastAsia="黑体"/>
         <w:b/>
         <w:bCs/>
       </w:rPr>
     </w:tblStylePr>
     <w:tblStylePr w:type="lastCol">
       <w:rPr>
+        <w:rFonts w:eastAsia="黑体"/>
         <w:b/>
         <w:bCs/>
       </w:rPr>
@@ -6508,6 +6838,7 @@
         <w:spacing w:after="0" w:before="0" w:line="240" w:lineRule="auto"/>
       </w:pPr>
       <w:rPr>
+        <w:rFonts w:eastAsia="黑体"/>
         <w:b/>
         <w:bCs/>
         <w:color w:themeColor="background1" w:val="FFFFFF"/>
@@ -6530,6 +6861,7 @@
         <w:spacing w:after="0" w:before="0" w:line="240" w:lineRule="auto"/>
       </w:pPr>
       <w:rPr>
+        <w:rFonts w:eastAsia="黑体"/>
         <w:b/>
         <w:bCs/>
       </w:rPr>
@@ -6547,12 +6879,14 @@
     </w:tblStylePr>
     <w:tblStylePr w:type="firstCol">
       <w:rPr>
+        <w:rFonts w:eastAsia="黑体"/>
         <w:b/>
         <w:bCs/>
       </w:rPr>
     </w:tblStylePr>
     <w:tblStylePr w:type="lastCol">
       <w:rPr>
+        <w:rFonts w:eastAsia="黑体"/>
         <w:b/>
         <w:bCs/>
       </w:rPr>
@@ -6614,6 +6948,7 @@
         <w:spacing w:after="0" w:before="0" w:line="240" w:lineRule="auto"/>
       </w:pPr>
       <w:rPr>
+        <w:rFonts w:eastAsia="黑体"/>
         <w:b/>
         <w:bCs/>
         <w:color w:themeColor="background1" w:val="FFFFFF"/>
@@ -6636,6 +6971,7 @@
         <w:spacing w:after="0" w:before="0" w:line="240" w:lineRule="auto"/>
       </w:pPr>
       <w:rPr>
+        <w:rFonts w:eastAsia="黑体"/>
         <w:b/>
         <w:bCs/>
       </w:rPr>
@@ -6653,12 +6989,14 @@
     </w:tblStylePr>
     <w:tblStylePr w:type="firstCol">
       <w:rPr>
+        <w:rFonts w:eastAsia="黑体"/>
         <w:b/>
         <w:bCs/>
       </w:rPr>
     </w:tblStylePr>
     <w:tblStylePr w:type="lastCol">
       <w:rPr>
+        <w:rFonts w:eastAsia="黑体"/>
         <w:b/>
         <w:bCs/>
       </w:rPr>
@@ -6720,6 +7058,7 @@
         <w:spacing w:after="0" w:before="0" w:line="240" w:lineRule="auto"/>
       </w:pPr>
       <w:rPr>
+        <w:rFonts w:eastAsia="黑体"/>
         <w:b/>
         <w:bCs/>
         <w:color w:themeColor="background1" w:val="FFFFFF"/>
@@ -6742,6 +7081,7 @@
         <w:spacing w:after="0" w:before="0" w:line="240" w:lineRule="auto"/>
       </w:pPr>
       <w:rPr>
+        <w:rFonts w:eastAsia="黑体"/>
         <w:b/>
         <w:bCs/>
       </w:rPr>
@@ -6759,12 +7099,14 @@
     </w:tblStylePr>
     <w:tblStylePr w:type="firstCol">
       <w:rPr>
+        <w:rFonts w:eastAsia="黑体"/>
         <w:b/>
         <w:bCs/>
       </w:rPr>
     </w:tblStylePr>
     <w:tblStylePr w:type="lastCol">
       <w:rPr>
+        <w:rFonts w:eastAsia="黑体"/>
         <w:b/>
         <w:bCs/>
       </w:rPr>
@@ -6826,6 +7168,7 @@
         <w:spacing w:after="0" w:before="0" w:line="240" w:lineRule="auto"/>
       </w:pPr>
       <w:rPr>
+        <w:rFonts w:eastAsia="黑体"/>
         <w:b/>
         <w:bCs/>
         <w:color w:themeColor="background1" w:val="FFFFFF"/>
@@ -6848,6 +7191,7 @@
         <w:spacing w:after="0" w:before="0" w:line="240" w:lineRule="auto"/>
       </w:pPr>
       <w:rPr>
+        <w:rFonts w:eastAsia="黑体"/>
         <w:b/>
         <w:bCs/>
       </w:rPr>
@@ -6865,12 +7209,14 @@
     </w:tblStylePr>
     <w:tblStylePr w:type="firstCol">
       <w:rPr>
+        <w:rFonts w:eastAsia="黑体"/>
         <w:b/>
         <w:bCs/>
       </w:rPr>
     </w:tblStylePr>
     <w:tblStylePr w:type="lastCol">
       <w:rPr>
+        <w:rFonts w:eastAsia="黑体"/>
         <w:b/>
         <w:bCs/>
       </w:rPr>
@@ -6932,6 +7278,7 @@
         <w:spacing w:after="0" w:before="0" w:line="240" w:lineRule="auto"/>
       </w:pPr>
       <w:rPr>
+        <w:rFonts w:eastAsia="黑体"/>
         <w:b/>
         <w:bCs/>
         <w:color w:themeColor="background1" w:val="FFFFFF"/>
@@ -6954,6 +7301,7 @@
         <w:spacing w:after="0" w:before="0" w:line="240" w:lineRule="auto"/>
       </w:pPr>
       <w:rPr>
+        <w:rFonts w:eastAsia="黑体"/>
         <w:b/>
         <w:bCs/>
       </w:rPr>
@@ -6971,12 +7319,14 @@
     </w:tblStylePr>
     <w:tblStylePr w:type="firstCol">
       <w:rPr>
+        <w:rFonts w:eastAsia="黑体"/>
         <w:b/>
         <w:bCs/>
       </w:rPr>
     </w:tblStylePr>
     <w:tblStylePr w:type="lastCol">
       <w:rPr>
+        <w:rFonts w:eastAsia="黑体"/>
         <w:b/>
         <w:bCs/>
       </w:rPr>
@@ -7038,6 +7388,7 @@
         <w:spacing w:after="0" w:before="0" w:line="240" w:lineRule="auto"/>
       </w:pPr>
       <w:rPr>
+        <w:rFonts w:eastAsia="黑体"/>
         <w:b/>
         <w:bCs/>
         <w:color w:themeColor="background1" w:val="FFFFFF"/>
@@ -7060,6 +7411,7 @@
         <w:spacing w:after="0" w:before="0" w:line="240" w:lineRule="auto"/>
       </w:pPr>
       <w:rPr>
+        <w:rFonts w:eastAsia="黑体"/>
         <w:b/>
         <w:bCs/>
       </w:rPr>
@@ -7077,12 +7429,14 @@
     </w:tblStylePr>
     <w:tblStylePr w:type="firstCol">
       <w:rPr>
+        <w:rFonts w:eastAsia="黑体"/>
         <w:b/>
         <w:bCs/>
       </w:rPr>
     </w:tblStylePr>
     <w:tblStylePr w:type="lastCol">
       <w:rPr>
+        <w:rFonts w:eastAsia="黑体"/>
         <w:b/>
         <w:bCs/>
       </w:rPr>
@@ -7141,6 +7495,7 @@
         <w:spacing w:after="0" w:before="0" w:line="240" w:lineRule="auto"/>
       </w:pPr>
       <w:rPr>
+        <w:rFonts w:eastAsia="黑体"/>
         <w:b/>
         <w:bCs/>
         <w:color w:themeColor="background1" w:val="FFFFFF"/>
@@ -7163,6 +7518,7 @@
         <w:spacing w:after="0" w:before="0" w:line="240" w:lineRule="auto"/>
       </w:pPr>
       <w:rPr>
+        <w:rFonts w:eastAsia="黑体"/>
         <w:color w:val="auto"/>
       </w:rPr>
       <w:tblPr/>
@@ -7180,6 +7536,7 @@
     </w:tblStylePr>
     <w:tblStylePr w:type="firstCol">
       <w:rPr>
+        <w:rFonts w:eastAsia="黑体"/>
         <w:b/>
         <w:bCs/>
         <w:color w:themeColor="background1" w:val="FFFFFF"/>
@@ -7199,6 +7556,7 @@
     </w:tblStylePr>
     <w:tblStylePr w:type="lastCol">
       <w:rPr>
+        <w:rFonts w:eastAsia="黑体"/>
         <w:b/>
         <w:bCs/>
         <w:color w:themeColor="background1" w:val="FFFFFF"/>
@@ -7247,6 +7605,7 @@
     </w:tblStylePr>
     <w:tblStylePr w:type="nwCell">
       <w:rPr>
+        <w:rFonts w:eastAsia="黑体"/>
         <w:color w:themeColor="background1" w:val="FFFFFF"/>
       </w:rPr>
       <w:tblPr/>
@@ -7290,6 +7649,7 @@
         <w:spacing w:after="0" w:before="0" w:line="240" w:lineRule="auto"/>
       </w:pPr>
       <w:rPr>
+        <w:rFonts w:eastAsia="黑体"/>
         <w:b/>
         <w:bCs/>
         <w:color w:themeColor="background1" w:val="FFFFFF"/>
@@ -7312,6 +7672,7 @@
         <w:spacing w:after="0" w:before="0" w:line="240" w:lineRule="auto"/>
       </w:pPr>
       <w:rPr>
+        <w:rFonts w:eastAsia="黑体"/>
         <w:color w:val="auto"/>
       </w:rPr>
       <w:tblPr/>
@@ -7329,6 +7690,7 @@
     </w:tblStylePr>
     <w:tblStylePr w:type="firstCol">
       <w:rPr>
+        <w:rFonts w:eastAsia="黑体"/>
         <w:b/>
         <w:bCs/>
         <w:color w:themeColor="background1" w:val="FFFFFF"/>
@@ -7348,6 +7710,7 @@
     </w:tblStylePr>
     <w:tblStylePr w:type="lastCol">
       <w:rPr>
+        <w:rFonts w:eastAsia="黑体"/>
         <w:b/>
         <w:bCs/>
         <w:color w:themeColor="background1" w:val="FFFFFF"/>
@@ -7396,6 +7759,7 @@
     </w:tblStylePr>
     <w:tblStylePr w:type="nwCell">
       <w:rPr>
+        <w:rFonts w:eastAsia="黑体"/>
         <w:color w:themeColor="background1" w:val="FFFFFF"/>
       </w:rPr>
       <w:tblPr/>
@@ -7439,6 +7803,7 @@
         <w:spacing w:after="0" w:before="0" w:line="240" w:lineRule="auto"/>
       </w:pPr>
       <w:rPr>
+        <w:rFonts w:eastAsia="黑体"/>
         <w:b/>
         <w:bCs/>
         <w:color w:themeColor="background1" w:val="FFFFFF"/>
@@ -7461,6 +7826,7 @@
         <w:spacing w:after="0" w:before="0" w:line="240" w:lineRule="auto"/>
       </w:pPr>
       <w:rPr>
+        <w:rFonts w:eastAsia="黑体"/>
         <w:color w:val="auto"/>
       </w:rPr>
       <w:tblPr/>
@@ -7478,6 +7844,7 @@
     </w:tblStylePr>
     <w:tblStylePr w:type="firstCol">
       <w:rPr>
+        <w:rFonts w:eastAsia="黑体"/>
         <w:b/>
         <w:bCs/>
         <w:color w:themeColor="background1" w:val="FFFFFF"/>
@@ -7497,6 +7864,7 @@
     </w:tblStylePr>
     <w:tblStylePr w:type="lastCol">
       <w:rPr>
+        <w:rFonts w:eastAsia="黑体"/>
         <w:b/>
         <w:bCs/>
         <w:color w:themeColor="background1" w:val="FFFFFF"/>
@@ -7545,6 +7913,7 @@
     </w:tblStylePr>
     <w:tblStylePr w:type="nwCell">
       <w:rPr>
+        <w:rFonts w:eastAsia="黑体"/>
         <w:color w:themeColor="background1" w:val="FFFFFF"/>
       </w:rPr>
       <w:tblPr/>
@@ -7588,6 +7957,7 @@
         <w:spacing w:after="0" w:before="0" w:line="240" w:lineRule="auto"/>
       </w:pPr>
       <w:rPr>
+        <w:rFonts w:eastAsia="黑体"/>
         <w:b/>
         <w:bCs/>
         <w:color w:themeColor="background1" w:val="FFFFFF"/>
@@ -7610,6 +7980,7 @@
         <w:spacing w:after="0" w:before="0" w:line="240" w:lineRule="auto"/>
       </w:pPr>
       <w:rPr>
+        <w:rFonts w:eastAsia="黑体"/>
         <w:color w:val="auto"/>
       </w:rPr>
       <w:tblPr/>
@@ -7627,6 +7998,7 @@
     </w:tblStylePr>
     <w:tblStylePr w:type="firstCol">
       <w:rPr>
+        <w:rFonts w:eastAsia="黑体"/>
         <w:b/>
         <w:bCs/>
         <w:color w:themeColor="background1" w:val="FFFFFF"/>
@@ -7646,6 +8018,7 @@
     </w:tblStylePr>
     <w:tblStylePr w:type="lastCol">
       <w:rPr>
+        <w:rFonts w:eastAsia="黑体"/>
         <w:b/>
         <w:bCs/>
         <w:color w:themeColor="background1" w:val="FFFFFF"/>
@@ -7694,6 +8067,7 @@
     </w:tblStylePr>
     <w:tblStylePr w:type="nwCell">
       <w:rPr>
+        <w:rFonts w:eastAsia="黑体"/>
         <w:color w:themeColor="background1" w:val="FFFFFF"/>
       </w:rPr>
       <w:tblPr/>
@@ -7737,6 +8111,7 @@
         <w:spacing w:after="0" w:before="0" w:line="240" w:lineRule="auto"/>
       </w:pPr>
       <w:rPr>
+        <w:rFonts w:eastAsia="黑体"/>
         <w:b/>
         <w:bCs/>
         <w:color w:themeColor="background1" w:val="FFFFFF"/>
@@ -7759,6 +8134,7 @@
         <w:spacing w:after="0" w:before="0" w:line="240" w:lineRule="auto"/>
       </w:pPr>
       <w:rPr>
+        <w:rFonts w:eastAsia="黑体"/>
         <w:color w:val="auto"/>
       </w:rPr>
       <w:tblPr/>
@@ -7776,6 +8152,7 @@
     </w:tblStylePr>
     <w:tblStylePr w:type="firstCol">
       <w:rPr>
+        <w:rFonts w:eastAsia="黑体"/>
         <w:b/>
         <w:bCs/>
         <w:color w:themeColor="background1" w:val="FFFFFF"/>
@@ -7795,6 +8172,7 @@
     </w:tblStylePr>
     <w:tblStylePr w:type="lastCol">
       <w:rPr>
+        <w:rFonts w:eastAsia="黑体"/>
         <w:b/>
         <w:bCs/>
         <w:color w:themeColor="background1" w:val="FFFFFF"/>
@@ -7843,6 +8221,7 @@
     </w:tblStylePr>
     <w:tblStylePr w:type="nwCell">
       <w:rPr>
+        <w:rFonts w:eastAsia="黑体"/>
         <w:color w:themeColor="background1" w:val="FFFFFF"/>
       </w:rPr>
       <w:tblPr/>
@@ -7886,6 +8265,7 @@
         <w:spacing w:after="0" w:before="0" w:line="240" w:lineRule="auto"/>
       </w:pPr>
       <w:rPr>
+        <w:rFonts w:eastAsia="黑体"/>
         <w:b/>
         <w:bCs/>
         <w:color w:themeColor="background1" w:val="FFFFFF"/>
@@ -7908,6 +8288,7 @@
         <w:spacing w:after="0" w:before="0" w:line="240" w:lineRule="auto"/>
       </w:pPr>
       <w:rPr>
+        <w:rFonts w:eastAsia="黑体"/>
         <w:color w:val="auto"/>
       </w:rPr>
       <w:tblPr/>
@@ -7925,6 +8306,7 @@
     </w:tblStylePr>
     <w:tblStylePr w:type="firstCol">
       <w:rPr>
+        <w:rFonts w:eastAsia="黑体"/>
         <w:b/>
         <w:bCs/>
         <w:color w:themeColor="background1" w:val="FFFFFF"/>
@@ -7944,6 +8326,7 @@
     </w:tblStylePr>
     <w:tblStylePr w:type="lastCol">
       <w:rPr>
+        <w:rFonts w:eastAsia="黑体"/>
         <w:b/>
         <w:bCs/>
         <w:color w:themeColor="background1" w:val="FFFFFF"/>
@@ -7992,6 +8375,7 @@
     </w:tblStylePr>
     <w:tblStylePr w:type="nwCell">
       <w:rPr>
+        <w:rFonts w:eastAsia="黑体"/>
         <w:color w:themeColor="background1" w:val="FFFFFF"/>
       </w:rPr>
       <w:tblPr/>
@@ -8035,6 +8419,7 @@
         <w:spacing w:after="0" w:before="0" w:line="240" w:lineRule="auto"/>
       </w:pPr>
       <w:rPr>
+        <w:rFonts w:eastAsia="黑体"/>
         <w:b/>
         <w:bCs/>
         <w:color w:themeColor="background1" w:val="FFFFFF"/>
@@ -8057,6 +8442,7 @@
         <w:spacing w:after="0" w:before="0" w:line="240" w:lineRule="auto"/>
       </w:pPr>
       <w:rPr>
+        <w:rFonts w:eastAsia="黑体"/>
         <w:color w:val="auto"/>
       </w:rPr>
       <w:tblPr/>
@@ -8074,6 +8460,7 @@
     </w:tblStylePr>
     <w:tblStylePr w:type="firstCol">
       <w:rPr>
+        <w:rFonts w:eastAsia="黑体"/>
         <w:b/>
         <w:bCs/>
         <w:color w:themeColor="background1" w:val="FFFFFF"/>
@@ -8093,6 +8480,7 @@
     </w:tblStylePr>
     <w:tblStylePr w:type="lastCol">
       <w:rPr>
+        <w:rFonts w:eastAsia="黑体"/>
         <w:b/>
         <w:bCs/>
         <w:color w:themeColor="background1" w:val="FFFFFF"/>
@@ -8141,6 +8529,7 @@
     </w:tblStylePr>
     <w:tblStylePr w:type="nwCell">
       <w:rPr>
+        <w:rFonts w:eastAsia="黑体"/>
         <w:color w:themeColor="background1" w:val="FFFFFF"/>
       </w:rPr>
       <w:tblPr/>
@@ -8165,6 +8554,7 @@
       <w:spacing w:after="0" w:line="240" w:lineRule="auto"/>
     </w:pPr>
     <w:rPr>
+      <w:rFonts w:eastAsia="黑体"/>
       <w:color w:themeColor="text1" w:val="000000"/>
     </w:rPr>
     <w:tblPr>
@@ -8184,7 +8574,7 @@
     </w:tblPr>
     <w:tblStylePr w:type="firstRow">
       <w:rPr>
-        <w:rFonts w:asciiTheme="majorHAnsi" w:cstheme="majorBidi" w:eastAsiaTheme="majorEastAsia" w:hAnsiTheme="majorHAnsi"/>
+        <w:rFonts w:asciiTheme="majorHAnsi" w:cstheme="majorBidi" w:hAnsiTheme="majorHAnsi" w:eastAsia="黑体"/>
       </w:rPr>
       <w:tblPr/>
       <w:tcPr>
@@ -8196,6 +8586,7 @@
     </w:tblStylePr>
     <w:tblStylePr w:type="lastRow">
       <w:rPr>
+        <w:rFonts w:eastAsia="黑体"/>
         <w:b/>
         <w:bCs/>
         <w:color w:themeColor="text2" w:val="1F497D"/>
@@ -8210,12 +8601,14 @@
     </w:tblStylePr>
     <w:tblStylePr w:type="firstCol">
       <w:rPr>
+        <w:rFonts w:eastAsia="黑体"/>
         <w:b/>
         <w:bCs/>
       </w:rPr>
     </w:tblStylePr>
     <w:tblStylePr w:type="lastCol">
       <w:rPr>
+        <w:rFonts w:eastAsia="黑体"/>
         <w:b/>
         <w:bCs/>
       </w:rPr>
@@ -8249,6 +8642,7 @@
       <w:spacing w:after="0" w:line="240" w:lineRule="auto"/>
     </w:pPr>
     <w:rPr>
+      <w:rFonts w:eastAsia="黑体"/>
       <w:color w:themeColor="text1" w:val="000000"/>
     </w:rPr>
     <w:tblPr>
@@ -8268,7 +8662,7 @@
     </w:tblPr>
     <w:tblStylePr w:type="firstRow">
       <w:rPr>
-        <w:rFonts w:asciiTheme="majorHAnsi" w:cstheme="majorBidi" w:eastAsiaTheme="majorEastAsia" w:hAnsiTheme="majorHAnsi"/>
+        <w:rFonts w:asciiTheme="majorHAnsi" w:cstheme="majorBidi" w:hAnsiTheme="majorHAnsi" w:eastAsia="黑体"/>
       </w:rPr>
       <w:tblPr/>
       <w:tcPr>
@@ -8280,6 +8674,7 @@
     </w:tblStylePr>
     <w:tblStylePr w:type="lastRow">
       <w:rPr>
+        <w:rFonts w:eastAsia="黑体"/>
         <w:b/>
         <w:bCs/>
         <w:color w:themeColor="text2" w:val="1F497D"/>
@@ -8294,12 +8689,14 @@
     </w:tblStylePr>
     <w:tblStylePr w:type="firstCol">
       <w:rPr>
+        <w:rFonts w:eastAsia="黑体"/>
         <w:b/>
         <w:bCs/>
       </w:rPr>
     </w:tblStylePr>
     <w:tblStylePr w:type="lastCol">
       <w:rPr>
+        <w:rFonts w:eastAsia="黑体"/>
         <w:b/>
         <w:bCs/>
       </w:rPr>
@@ -8333,6 +8730,7 @@
       <w:spacing w:after="0" w:line="240" w:lineRule="auto"/>
     </w:pPr>
     <w:rPr>
+      <w:rFonts w:eastAsia="黑体"/>
       <w:color w:themeColor="text1" w:val="000000"/>
     </w:rPr>
     <w:tblPr>
@@ -8352,7 +8750,7 @@
     </w:tblPr>
     <w:tblStylePr w:type="firstRow">
       <w:rPr>
-        <w:rFonts w:asciiTheme="majorHAnsi" w:cstheme="majorBidi" w:eastAsiaTheme="majorEastAsia" w:hAnsiTheme="majorHAnsi"/>
+        <w:rFonts w:asciiTheme="majorHAnsi" w:cstheme="majorBidi" w:hAnsiTheme="majorHAnsi" w:eastAsia="黑体"/>
       </w:rPr>
       <w:tblPr/>
       <w:tcPr>
@@ -8364,6 +8762,7 @@
     </w:tblStylePr>
     <w:tblStylePr w:type="lastRow">
       <w:rPr>
+        <w:rFonts w:eastAsia="黑体"/>
         <w:b/>
         <w:bCs/>
         <w:color w:themeColor="text2" w:val="1F497D"/>
@@ -8378,12 +8777,14 @@
     </w:tblStylePr>
     <w:tblStylePr w:type="firstCol">
       <w:rPr>
+        <w:rFonts w:eastAsia="黑体"/>
         <w:b/>
         <w:bCs/>
       </w:rPr>
     </w:tblStylePr>
     <w:tblStylePr w:type="lastCol">
       <w:rPr>
+        <w:rFonts w:eastAsia="黑体"/>
         <w:b/>
         <w:bCs/>
       </w:rPr>
@@ -8417,6 +8818,7 @@
       <w:spacing w:after="0" w:line="240" w:lineRule="auto"/>
     </w:pPr>
     <w:rPr>
+      <w:rFonts w:eastAsia="黑体"/>
       <w:color w:themeColor="text1" w:val="000000"/>
     </w:rPr>
     <w:tblPr>
@@ -8436,7 +8838,7 @@
     </w:tblPr>
     <w:tblStylePr w:type="firstRow">
       <w:rPr>
-        <w:rFonts w:asciiTheme="majorHAnsi" w:cstheme="majorBidi" w:eastAsiaTheme="majorEastAsia" w:hAnsiTheme="majorHAnsi"/>
+        <w:rFonts w:asciiTheme="majorHAnsi" w:cstheme="majorBidi" w:hAnsiTheme="majorHAnsi" w:eastAsia="黑体"/>
       </w:rPr>
       <w:tblPr/>
       <w:tcPr>
@@ -8448,6 +8850,7 @@
     </w:tblStylePr>
     <w:tblStylePr w:type="lastRow">
       <w:rPr>
+        <w:rFonts w:eastAsia="黑体"/>
         <w:b/>
         <w:bCs/>
         <w:color w:themeColor="text2" w:val="1F497D"/>
@@ -8462,12 +8865,14 @@
     </w:tblStylePr>
     <w:tblStylePr w:type="firstCol">
       <w:rPr>
+        <w:rFonts w:eastAsia="黑体"/>
         <w:b/>
         <w:bCs/>
       </w:rPr>
     </w:tblStylePr>
     <w:tblStylePr w:type="lastCol">
       <w:rPr>
+        <w:rFonts w:eastAsia="黑体"/>
         <w:b/>
         <w:bCs/>
       </w:rPr>
@@ -8501,6 +8906,7 @@
       <w:spacing w:after="0" w:line="240" w:lineRule="auto"/>
     </w:pPr>
     <w:rPr>
+      <w:rFonts w:eastAsia="黑体"/>
       <w:color w:themeColor="text1" w:val="000000"/>
     </w:rPr>
     <w:tblPr>
@@ -8520,7 +8926,7 @@
     </w:tblPr>
     <w:tblStylePr w:type="firstRow">
       <w:rPr>
-        <w:rFonts w:asciiTheme="majorHAnsi" w:cstheme="majorBidi" w:eastAsiaTheme="majorEastAsia" w:hAnsiTheme="majorHAnsi"/>
+        <w:rFonts w:asciiTheme="majorHAnsi" w:cstheme="majorBidi" w:hAnsiTheme="majorHAnsi" w:eastAsia="黑体"/>
       </w:rPr>
       <w:tblPr/>
       <w:tcPr>
@@ -8532,6 +8938,7 @@
     </w:tblStylePr>
     <w:tblStylePr w:type="lastRow">
       <w:rPr>
+        <w:rFonts w:eastAsia="黑体"/>
         <w:b/>
         <w:bCs/>
         <w:color w:themeColor="text2" w:val="1F497D"/>
@@ -8546,12 +8953,14 @@
     </w:tblStylePr>
     <w:tblStylePr w:type="firstCol">
       <w:rPr>
+        <w:rFonts w:eastAsia="黑体"/>
         <w:b/>
         <w:bCs/>
       </w:rPr>
     </w:tblStylePr>
     <w:tblStylePr w:type="lastCol">
       <w:rPr>
+        <w:rFonts w:eastAsia="黑体"/>
         <w:b/>
         <w:bCs/>
       </w:rPr>
@@ -8585,6 +8994,7 @@
       <w:spacing w:after="0" w:line="240" w:lineRule="auto"/>
     </w:pPr>
     <w:rPr>
+      <w:rFonts w:eastAsia="黑体"/>
       <w:color w:themeColor="text1" w:val="000000"/>
     </w:rPr>
     <w:tblPr>
@@ -8604,7 +9014,7 @@
     </w:tblPr>
     <w:tblStylePr w:type="firstRow">
       <w:rPr>
-        <w:rFonts w:asciiTheme="majorHAnsi" w:cstheme="majorBidi" w:eastAsiaTheme="majorEastAsia" w:hAnsiTheme="majorHAnsi"/>
+        <w:rFonts w:asciiTheme="majorHAnsi" w:cstheme="majorBidi" w:hAnsiTheme="majorHAnsi" w:eastAsia="黑体"/>
       </w:rPr>
       <w:tblPr/>
       <w:tcPr>
@@ -8616,6 +9026,7 @@
     </w:tblStylePr>
     <w:tblStylePr w:type="lastRow">
       <w:rPr>
+        <w:rFonts w:eastAsia="黑体"/>
         <w:b/>
         <w:bCs/>
         <w:color w:themeColor="text2" w:val="1F497D"/>
@@ -8630,12 +9041,14 @@
     </w:tblStylePr>
     <w:tblStylePr w:type="firstCol">
       <w:rPr>
+        <w:rFonts w:eastAsia="黑体"/>
         <w:b/>
         <w:bCs/>
       </w:rPr>
     </w:tblStylePr>
     <w:tblStylePr w:type="lastCol">
       <w:rPr>
+        <w:rFonts w:eastAsia="黑体"/>
         <w:b/>
         <w:bCs/>
       </w:rPr>
@@ -8669,6 +9082,7 @@
       <w:spacing w:after="0" w:line="240" w:lineRule="auto"/>
     </w:pPr>
     <w:rPr>
+      <w:rFonts w:eastAsia="黑体"/>
       <w:color w:themeColor="text1" w:val="000000"/>
     </w:rPr>
     <w:tblPr>
@@ -8688,7 +9102,7 @@
     </w:tblPr>
     <w:tblStylePr w:type="firstRow">
       <w:rPr>
-        <w:rFonts w:asciiTheme="majorHAnsi" w:cstheme="majorBidi" w:eastAsiaTheme="majorEastAsia" w:hAnsiTheme="majorHAnsi"/>
+        <w:rFonts w:asciiTheme="majorHAnsi" w:cstheme="majorBidi" w:hAnsiTheme="majorHAnsi" w:eastAsia="黑体"/>
       </w:rPr>
       <w:tblPr/>
       <w:tcPr>
@@ -8700,6 +9114,7 @@
     </w:tblStylePr>
     <w:tblStylePr w:type="lastRow">
       <w:rPr>
+        <w:rFonts w:eastAsia="黑体"/>
         <w:b/>
         <w:bCs/>
         <w:color w:themeColor="text2" w:val="1F497D"/>
@@ -8714,12 +9129,14 @@
     </w:tblStylePr>
     <w:tblStylePr w:type="firstCol">
       <w:rPr>
+        <w:rFonts w:eastAsia="黑体"/>
         <w:b/>
         <w:bCs/>
       </w:rPr>
     </w:tblStylePr>
     <w:tblStylePr w:type="lastCol">
       <w:rPr>
+        <w:rFonts w:eastAsia="黑体"/>
         <w:b/>
         <w:bCs/>
       </w:rPr>
@@ -8753,7 +9170,7 @@
       <w:spacing w:after="0" w:line="240" w:lineRule="auto"/>
     </w:pPr>
     <w:rPr>
-      <w:rFonts w:asciiTheme="majorHAnsi" w:cstheme="majorBidi" w:eastAsiaTheme="majorEastAsia" w:hAnsiTheme="majorHAnsi"/>
+      <w:rFonts w:asciiTheme="majorHAnsi" w:cstheme="majorBidi" w:hAnsiTheme="majorHAnsi" w:eastAsia="黑体"/>
       <w:color w:themeColor="text1" w:val="000000"/>
     </w:rPr>
     <w:tblPr>
@@ -8775,6 +9192,7 @@
     </w:tblPr>
     <w:tblStylePr w:type="firstRow">
       <w:rPr>
+        <w:rFonts w:eastAsia="黑体"/>
         <w:sz w:val="24"/>
         <w:szCs w:val="24"/>
       </w:rPr>
@@ -8881,7 +9299,7 @@
       <w:spacing w:after="0" w:line="240" w:lineRule="auto"/>
     </w:pPr>
     <w:rPr>
-      <w:rFonts w:asciiTheme="majorHAnsi" w:cstheme="majorBidi" w:eastAsiaTheme="majorEastAsia" w:hAnsiTheme="majorHAnsi"/>
+      <w:rFonts w:asciiTheme="majorHAnsi" w:cstheme="majorBidi" w:hAnsiTheme="majorHAnsi" w:eastAsia="黑体"/>
       <w:color w:themeColor="text1" w:val="000000"/>
     </w:rPr>
     <w:tblPr>
@@ -8903,6 +9321,7 @@
     </w:tblPr>
     <w:tblStylePr w:type="firstRow">
       <w:rPr>
+        <w:rFonts w:eastAsia="黑体"/>
         <w:sz w:val="24"/>
         <w:szCs w:val="24"/>
       </w:rPr>
@@ -9009,7 +9428,7 @@
       <w:spacing w:after="0" w:line="240" w:lineRule="auto"/>
     </w:pPr>
     <w:rPr>
-      <w:rFonts w:asciiTheme="majorHAnsi" w:cstheme="majorBidi" w:eastAsiaTheme="majorEastAsia" w:hAnsiTheme="majorHAnsi"/>
+      <w:rFonts w:asciiTheme="majorHAnsi" w:cstheme="majorBidi" w:hAnsiTheme="majorHAnsi" w:eastAsia="黑体"/>
       <w:color w:themeColor="text1" w:val="000000"/>
     </w:rPr>
     <w:tblPr>
@@ -9031,6 +9450,7 @@
     </w:tblPr>
     <w:tblStylePr w:type="firstRow">
       <w:rPr>
+        <w:rFonts w:eastAsia="黑体"/>
         <w:sz w:val="24"/>
         <w:szCs w:val="24"/>
       </w:rPr>
@@ -9137,7 +9557,7 @@
       <w:spacing w:after="0" w:line="240" w:lineRule="auto"/>
     </w:pPr>
     <w:rPr>
-      <w:rFonts w:asciiTheme="majorHAnsi" w:cstheme="majorBidi" w:eastAsiaTheme="majorEastAsia" w:hAnsiTheme="majorHAnsi"/>
+      <w:rFonts w:asciiTheme="majorHAnsi" w:cstheme="majorBidi" w:hAnsiTheme="majorHAnsi" w:eastAsia="黑体"/>
       <w:color w:themeColor="text1" w:val="000000"/>
     </w:rPr>
     <w:tblPr>
@@ -9159,6 +9579,7 @@
     </w:tblPr>
     <w:tblStylePr w:type="firstRow">
       <w:rPr>
+        <w:rFonts w:eastAsia="黑体"/>
         <w:sz w:val="24"/>
         <w:szCs w:val="24"/>
       </w:rPr>
@@ -9265,7 +9686,7 @@
       <w:spacing w:after="0" w:line="240" w:lineRule="auto"/>
     </w:pPr>
     <w:rPr>
-      <w:rFonts w:asciiTheme="majorHAnsi" w:cstheme="majorBidi" w:eastAsiaTheme="majorEastAsia" w:hAnsiTheme="majorHAnsi"/>
+      <w:rFonts w:asciiTheme="majorHAnsi" w:cstheme="majorBidi" w:hAnsiTheme="majorHAnsi" w:eastAsia="黑体"/>
       <w:color w:themeColor="text1" w:val="000000"/>
     </w:rPr>
     <w:tblPr>
@@ -9287,6 +9708,7 @@
     </w:tblPr>
     <w:tblStylePr w:type="firstRow">
       <w:rPr>
+        <w:rFonts w:eastAsia="黑体"/>
         <w:sz w:val="24"/>
         <w:szCs w:val="24"/>
       </w:rPr>
@@ -9393,7 +9815,7 @@
       <w:spacing w:after="0" w:line="240" w:lineRule="auto"/>
     </w:pPr>
     <w:rPr>
-      <w:rFonts w:asciiTheme="majorHAnsi" w:cstheme="majorBidi" w:eastAsiaTheme="majorEastAsia" w:hAnsiTheme="majorHAnsi"/>
+      <w:rFonts w:asciiTheme="majorHAnsi" w:cstheme="majorBidi" w:hAnsiTheme="majorHAnsi" w:eastAsia="黑体"/>
       <w:color w:themeColor="text1" w:val="000000"/>
     </w:rPr>
     <w:tblPr>
@@ -9415,6 +9837,7 @@
     </w:tblPr>
     <w:tblStylePr w:type="firstRow">
       <w:rPr>
+        <w:rFonts w:eastAsia="黑体"/>
         <w:sz w:val="24"/>
         <w:szCs w:val="24"/>
       </w:rPr>
@@ -9521,7 +9944,7 @@
       <w:spacing w:after="0" w:line="240" w:lineRule="auto"/>
     </w:pPr>
     <w:rPr>
-      <w:rFonts w:asciiTheme="majorHAnsi" w:cstheme="majorBidi" w:eastAsiaTheme="majorEastAsia" w:hAnsiTheme="majorHAnsi"/>
+      <w:rFonts w:asciiTheme="majorHAnsi" w:cstheme="majorBidi" w:hAnsiTheme="majorHAnsi" w:eastAsia="黑体"/>
       <w:color w:themeColor="text1" w:val="000000"/>
     </w:rPr>
     <w:tblPr>
@@ -9543,6 +9966,7 @@
     </w:tblPr>
     <w:tblStylePr w:type="firstRow">
       <w:rPr>
+        <w:rFonts w:eastAsia="黑体"/>
         <w:sz w:val="24"/>
         <w:szCs w:val="24"/>
       </w:rPr>
@@ -9672,12 +10096,14 @@
     </w:tcPr>
     <w:tblStylePr w:type="firstRow">
       <w:rPr>
+        <w:rFonts w:eastAsia="黑体"/>
         <w:b/>
         <w:bCs/>
       </w:rPr>
     </w:tblStylePr>
     <w:tblStylePr w:type="lastRow">
       <w:rPr>
+        <w:rFonts w:eastAsia="黑体"/>
         <w:b/>
         <w:bCs/>
       </w:rPr>
@@ -9690,12 +10116,14 @@
     </w:tblStylePr>
     <w:tblStylePr w:type="firstCol">
       <w:rPr>
+        <w:rFonts w:eastAsia="黑体"/>
         <w:b/>
         <w:bCs/>
       </w:rPr>
     </w:tblStylePr>
     <w:tblStylePr w:type="lastCol">
       <w:rPr>
+        <w:rFonts w:eastAsia="黑体"/>
         <w:b/>
         <w:bCs/>
       </w:rPr>
@@ -9745,12 +10173,14 @@
     </w:tcPr>
     <w:tblStylePr w:type="firstRow">
       <w:rPr>
+        <w:rFonts w:eastAsia="黑体"/>
         <w:b/>
         <w:bCs/>
       </w:rPr>
     </w:tblStylePr>
     <w:tblStylePr w:type="lastRow">
       <w:rPr>
+        <w:rFonts w:eastAsia="黑体"/>
         <w:b/>
         <w:bCs/>
       </w:rPr>
@@ -9763,12 +10193,14 @@
     </w:tblStylePr>
     <w:tblStylePr w:type="firstCol">
       <w:rPr>
+        <w:rFonts w:eastAsia="黑体"/>
         <w:b/>
         <w:bCs/>
       </w:rPr>
     </w:tblStylePr>
     <w:tblStylePr w:type="lastCol">
       <w:rPr>
+        <w:rFonts w:eastAsia="黑体"/>
         <w:b/>
         <w:bCs/>
       </w:rPr>
@@ -9818,12 +10250,14 @@
     </w:tcPr>
     <w:tblStylePr w:type="firstRow">
       <w:rPr>
+        <w:rFonts w:eastAsia="黑体"/>
         <w:b/>
         <w:bCs/>
       </w:rPr>
     </w:tblStylePr>
     <w:tblStylePr w:type="lastRow">
       <w:rPr>
+        <w:rFonts w:eastAsia="黑体"/>
         <w:b/>
         <w:bCs/>
       </w:rPr>
@@ -9836,12 +10270,14 @@
     </w:tblStylePr>
     <w:tblStylePr w:type="firstCol">
       <w:rPr>
+        <w:rFonts w:eastAsia="黑体"/>
         <w:b/>
         <w:bCs/>
       </w:rPr>
     </w:tblStylePr>
     <w:tblStylePr w:type="lastCol">
       <w:rPr>
+        <w:rFonts w:eastAsia="黑体"/>
         <w:b/>
         <w:bCs/>
       </w:rPr>
@@ -9891,12 +10327,14 @@
     </w:tcPr>
     <w:tblStylePr w:type="firstRow">
       <w:rPr>
+        <w:rFonts w:eastAsia="黑体"/>
         <w:b/>
         <w:bCs/>
       </w:rPr>
     </w:tblStylePr>
     <w:tblStylePr w:type="lastRow">
       <w:rPr>
+        <w:rFonts w:eastAsia="黑体"/>
         <w:b/>
         <w:bCs/>
       </w:rPr>
@@ -9909,12 +10347,14 @@
     </w:tblStylePr>
     <w:tblStylePr w:type="firstCol">
       <w:rPr>
+        <w:rFonts w:eastAsia="黑体"/>
         <w:b/>
         <w:bCs/>
       </w:rPr>
     </w:tblStylePr>
     <w:tblStylePr w:type="lastCol">
       <w:rPr>
+        <w:rFonts w:eastAsia="黑体"/>
         <w:b/>
         <w:bCs/>
       </w:rPr>
@@ -9964,12 +10404,14 @@
     </w:tcPr>
     <w:tblStylePr w:type="firstRow">
       <w:rPr>
+        <w:rFonts w:eastAsia="黑体"/>
         <w:b/>
         <w:bCs/>
       </w:rPr>
     </w:tblStylePr>
     <w:tblStylePr w:type="lastRow">
       <w:rPr>
+        <w:rFonts w:eastAsia="黑体"/>
         <w:b/>
         <w:bCs/>
       </w:rPr>
@@ -9982,12 +10424,14 @@
     </w:tblStylePr>
     <w:tblStylePr w:type="firstCol">
       <w:rPr>
+        <w:rFonts w:eastAsia="黑体"/>
         <w:b/>
         <w:bCs/>
       </w:rPr>
     </w:tblStylePr>
     <w:tblStylePr w:type="lastCol">
       <w:rPr>
+        <w:rFonts w:eastAsia="黑体"/>
         <w:b/>
         <w:bCs/>
       </w:rPr>
@@ -10037,12 +10481,14 @@
     </w:tcPr>
     <w:tblStylePr w:type="firstRow">
       <w:rPr>
+        <w:rFonts w:eastAsia="黑体"/>
         <w:b/>
         <w:bCs/>
       </w:rPr>
     </w:tblStylePr>
     <w:tblStylePr w:type="lastRow">
       <w:rPr>
+        <w:rFonts w:eastAsia="黑体"/>
         <w:b/>
         <w:bCs/>
       </w:rPr>
@@ -10055,12 +10501,14 @@
     </w:tblStylePr>
     <w:tblStylePr w:type="firstCol">
       <w:rPr>
+        <w:rFonts w:eastAsia="黑体"/>
         <w:b/>
         <w:bCs/>
       </w:rPr>
     </w:tblStylePr>
     <w:tblStylePr w:type="lastCol">
       <w:rPr>
+        <w:rFonts w:eastAsia="黑体"/>
         <w:b/>
         <w:bCs/>
       </w:rPr>
@@ -10110,12 +10558,14 @@
     </w:tcPr>
     <w:tblStylePr w:type="firstRow">
       <w:rPr>
+        <w:rFonts w:eastAsia="黑体"/>
         <w:b/>
         <w:bCs/>
       </w:rPr>
     </w:tblStylePr>
     <w:tblStylePr w:type="lastRow">
       <w:rPr>
+        <w:rFonts w:eastAsia="黑体"/>
         <w:b/>
         <w:bCs/>
       </w:rPr>
@@ -10128,12 +10578,14 @@
     </w:tblStylePr>
     <w:tblStylePr w:type="firstCol">
       <w:rPr>
+        <w:rFonts w:eastAsia="黑体"/>
         <w:b/>
         <w:bCs/>
       </w:rPr>
     </w:tblStylePr>
     <w:tblStylePr w:type="lastCol">
       <w:rPr>
+        <w:rFonts w:eastAsia="黑体"/>
         <w:b/>
         <w:bCs/>
       </w:rPr>
@@ -10160,7 +10612,7 @@
       <w:spacing w:after="0" w:line="240" w:lineRule="auto"/>
     </w:pPr>
     <w:rPr>
-      <w:rFonts w:asciiTheme="majorHAnsi" w:cstheme="majorBidi" w:eastAsiaTheme="majorEastAsia" w:hAnsiTheme="majorHAnsi"/>
+      <w:rFonts w:asciiTheme="majorHAnsi" w:cstheme="majorBidi" w:hAnsiTheme="majorHAnsi" w:eastAsia="黑体"/>
       <w:color w:themeColor="text1" w:val="000000"/>
     </w:rPr>
     <w:tblPr>
@@ -10187,6 +10639,7 @@
     </w:tcPr>
     <w:tblStylePr w:type="firstRow">
       <w:rPr>
+        <w:rFonts w:eastAsia="黑体"/>
         <w:b/>
         <w:bCs/>
         <w:color w:themeColor="text1" w:val="000000"/>
@@ -10198,6 +10651,7 @@
     </w:tblStylePr>
     <w:tblStylePr w:type="lastRow">
       <w:rPr>
+        <w:rFonts w:eastAsia="黑体"/>
         <w:b/>
         <w:bCs/>
         <w:color w:themeColor="text1" w:val="000000"/>
@@ -10217,6 +10671,7 @@
     </w:tblStylePr>
     <w:tblStylePr w:type="firstCol">
       <w:rPr>
+        <w:rFonts w:eastAsia="黑体"/>
         <w:b/>
         <w:bCs/>
         <w:color w:themeColor="text1" w:val="000000"/>
@@ -10236,6 +10691,7 @@
     </w:tblStylePr>
     <w:tblStylePr w:type="lastCol">
       <w:rPr>
+        <w:rFonts w:eastAsia="黑体"/>
         <w:b w:val="0"/>
         <w:bCs w:val="0"/>
         <w:color w:themeColor="text1" w:val="000000"/>
@@ -10285,7 +10741,7 @@
       <w:spacing w:after="0" w:line="240" w:lineRule="auto"/>
     </w:pPr>
     <w:rPr>
-      <w:rFonts w:asciiTheme="majorHAnsi" w:cstheme="majorBidi" w:eastAsiaTheme="majorEastAsia" w:hAnsiTheme="majorHAnsi"/>
+      <w:rFonts w:asciiTheme="majorHAnsi" w:cstheme="majorBidi" w:hAnsiTheme="majorHAnsi" w:eastAsia="黑体"/>
       <w:color w:themeColor="text1" w:val="000000"/>
     </w:rPr>
     <w:tblPr>
@@ -10312,6 +10768,7 @@
     </w:tcPr>
     <w:tblStylePr w:type="firstRow">
       <w:rPr>
+        <w:rFonts w:eastAsia="黑体"/>
         <w:b/>
         <w:bCs/>
         <w:color w:themeColor="text1" w:val="000000"/>
@@ -10323,6 +10780,7 @@
     </w:tblStylePr>
     <w:tblStylePr w:type="lastRow">
       <w:rPr>
+        <w:rFonts w:eastAsia="黑体"/>
         <w:b/>
         <w:bCs/>
         <w:color w:themeColor="text1" w:val="000000"/>
@@ -10342,6 +10800,7 @@
     </w:tblStylePr>
     <w:tblStylePr w:type="firstCol">
       <w:rPr>
+        <w:rFonts w:eastAsia="黑体"/>
         <w:b/>
         <w:bCs/>
         <w:color w:themeColor="text1" w:val="000000"/>
@@ -10361,6 +10820,7 @@
     </w:tblStylePr>
     <w:tblStylePr w:type="lastCol">
       <w:rPr>
+        <w:rFonts w:eastAsia="黑体"/>
         <w:b w:val="0"/>
         <w:bCs w:val="0"/>
         <w:color w:themeColor="text1" w:val="000000"/>
@@ -10410,7 +10870,7 @@
       <w:spacing w:after="0" w:line="240" w:lineRule="auto"/>
     </w:pPr>
     <w:rPr>
-      <w:rFonts w:asciiTheme="majorHAnsi" w:cstheme="majorBidi" w:eastAsiaTheme="majorEastAsia" w:hAnsiTheme="majorHAnsi"/>
+      <w:rFonts w:asciiTheme="majorHAnsi" w:cstheme="majorBidi" w:hAnsiTheme="majorHAnsi" w:eastAsia="黑体"/>
       <w:color w:themeColor="text1" w:val="000000"/>
     </w:rPr>
     <w:tblPr>
@@ -10437,6 +10897,7 @@
     </w:tcPr>
     <w:tblStylePr w:type="firstRow">
       <w:rPr>
+        <w:rFonts w:eastAsia="黑体"/>
         <w:b/>
         <w:bCs/>
         <w:color w:themeColor="text1" w:val="000000"/>
@@ -10448,6 +10909,7 @@
     </w:tblStylePr>
     <w:tblStylePr w:type="lastRow">
       <w:rPr>
+        <w:rFonts w:eastAsia="黑体"/>
         <w:b/>
         <w:bCs/>
         <w:color w:themeColor="text1" w:val="000000"/>
@@ -10467,6 +10929,7 @@
     </w:tblStylePr>
     <w:tblStylePr w:type="firstCol">
       <w:rPr>
+        <w:rFonts w:eastAsia="黑体"/>
         <w:b/>
         <w:bCs/>
         <w:color w:themeColor="text1" w:val="000000"/>
@@ -10486,6 +10949,7 @@
     </w:tblStylePr>
     <w:tblStylePr w:type="lastCol">
       <w:rPr>
+        <w:rFonts w:eastAsia="黑体"/>
         <w:b w:val="0"/>
         <w:bCs w:val="0"/>
         <w:color w:themeColor="text1" w:val="000000"/>
@@ -10535,7 +10999,7 @@
       <w:spacing w:after="0" w:line="240" w:lineRule="auto"/>
     </w:pPr>
     <w:rPr>
-      <w:rFonts w:asciiTheme="majorHAnsi" w:cstheme="majorBidi" w:eastAsiaTheme="majorEastAsia" w:hAnsiTheme="majorHAnsi"/>
+      <w:rFonts w:asciiTheme="majorHAnsi" w:cstheme="majorBidi" w:hAnsiTheme="majorHAnsi" w:eastAsia="黑体"/>
       <w:color w:themeColor="text1" w:val="000000"/>
     </w:rPr>
     <w:tblPr>
@@ -10562,6 +11026,7 @@
     </w:tcPr>
     <w:tblStylePr w:type="firstRow">
       <w:rPr>
+        <w:rFonts w:eastAsia="黑体"/>
         <w:b/>
         <w:bCs/>
         <w:color w:themeColor="text1" w:val="000000"/>
@@ -10573,6 +11038,7 @@
     </w:tblStylePr>
     <w:tblStylePr w:type="lastRow">
       <w:rPr>
+        <w:rFonts w:eastAsia="黑体"/>
         <w:b/>
         <w:bCs/>
         <w:color w:themeColor="text1" w:val="000000"/>
@@ -10592,6 +11058,7 @@
     </w:tblStylePr>
     <w:tblStylePr w:type="firstCol">
       <w:rPr>
+        <w:rFonts w:eastAsia="黑体"/>
         <w:b/>
         <w:bCs/>
         <w:color w:themeColor="text1" w:val="000000"/>
@@ -10611,6 +11078,7 @@
     </w:tblStylePr>
     <w:tblStylePr w:type="lastCol">
       <w:rPr>
+        <w:rFonts w:eastAsia="黑体"/>
         <w:b w:val="0"/>
         <w:bCs w:val="0"/>
         <w:color w:themeColor="text1" w:val="000000"/>
@@ -10660,7 +11128,7 @@
       <w:spacing w:after="0" w:line="240" w:lineRule="auto"/>
     </w:pPr>
     <w:rPr>
-      <w:rFonts w:asciiTheme="majorHAnsi" w:cstheme="majorBidi" w:eastAsiaTheme="majorEastAsia" w:hAnsiTheme="majorHAnsi"/>
+      <w:rFonts w:asciiTheme="majorHAnsi" w:cstheme="majorBidi" w:hAnsiTheme="majorHAnsi" w:eastAsia="黑体"/>
       <w:color w:themeColor="text1" w:val="000000"/>
     </w:rPr>
     <w:tblPr>
@@ -10687,6 +11155,7 @@
     </w:tcPr>
     <w:tblStylePr w:type="firstRow">
       <w:rPr>
+        <w:rFonts w:eastAsia="黑体"/>
         <w:b/>
         <w:bCs/>
         <w:color w:themeColor="text1" w:val="000000"/>
@@ -10698,6 +11167,7 @@
     </w:tblStylePr>
     <w:tblStylePr w:type="lastRow">
       <w:rPr>
+        <w:rFonts w:eastAsia="黑体"/>
         <w:b/>
         <w:bCs/>
         <w:color w:themeColor="text1" w:val="000000"/>
@@ -10717,6 +11187,7 @@
     </w:tblStylePr>
     <w:tblStylePr w:type="firstCol">
       <w:rPr>
+        <w:rFonts w:eastAsia="黑体"/>
         <w:b/>
         <w:bCs/>
         <w:color w:themeColor="text1" w:val="000000"/>
@@ -10736,6 +11207,7 @@
     </w:tblStylePr>
     <w:tblStylePr w:type="lastCol">
       <w:rPr>
+        <w:rFonts w:eastAsia="黑体"/>
         <w:b w:val="0"/>
         <w:bCs w:val="0"/>
         <w:color w:themeColor="text1" w:val="000000"/>
@@ -10785,7 +11257,7 @@
       <w:spacing w:after="0" w:line="240" w:lineRule="auto"/>
     </w:pPr>
     <w:rPr>
-      <w:rFonts w:asciiTheme="majorHAnsi" w:cstheme="majorBidi" w:eastAsiaTheme="majorEastAsia" w:hAnsiTheme="majorHAnsi"/>
+      <w:rFonts w:asciiTheme="majorHAnsi" w:cstheme="majorBidi" w:hAnsiTheme="majorHAnsi" w:eastAsia="黑体"/>
       <w:color w:themeColor="text1" w:val="000000"/>
     </w:rPr>
     <w:tblPr>
@@ -10812,6 +11284,7 @@
     </w:tcPr>
     <w:tblStylePr w:type="firstRow">
       <w:rPr>
+        <w:rFonts w:eastAsia="黑体"/>
         <w:b/>
         <w:bCs/>
         <w:color w:themeColor="text1" w:val="000000"/>
@@ -10823,6 +11296,7 @@
     </w:tblStylePr>
     <w:tblStylePr w:type="lastRow">
       <w:rPr>
+        <w:rFonts w:eastAsia="黑体"/>
         <w:b/>
         <w:bCs/>
         <w:color w:themeColor="text1" w:val="000000"/>
@@ -10842,6 +11316,7 @@
     </w:tblStylePr>
     <w:tblStylePr w:type="firstCol">
       <w:rPr>
+        <w:rFonts w:eastAsia="黑体"/>
         <w:b/>
         <w:bCs/>
         <w:color w:themeColor="text1" w:val="000000"/>
@@ -10861,6 +11336,7 @@
     </w:tblStylePr>
     <w:tblStylePr w:type="lastCol">
       <w:rPr>
+        <w:rFonts w:eastAsia="黑体"/>
         <w:b w:val="0"/>
         <w:bCs w:val="0"/>
         <w:color w:themeColor="text1" w:val="000000"/>
@@ -10910,7 +11386,7 @@
       <w:spacing w:after="0" w:line="240" w:lineRule="auto"/>
     </w:pPr>
     <w:rPr>
-      <w:rFonts w:asciiTheme="majorHAnsi" w:cstheme="majorBidi" w:eastAsiaTheme="majorEastAsia" w:hAnsiTheme="majorHAnsi"/>
+      <w:rFonts w:asciiTheme="majorHAnsi" w:cstheme="majorBidi" w:hAnsiTheme="majorHAnsi" w:eastAsia="黑体"/>
       <w:color w:themeColor="text1" w:val="000000"/>
     </w:rPr>
     <w:tblPr>
@@ -10937,6 +11413,7 @@
     </w:tcPr>
     <w:tblStylePr w:type="firstRow">
       <w:rPr>
+        <w:rFonts w:eastAsia="黑体"/>
         <w:b/>
         <w:bCs/>
         <w:color w:themeColor="text1" w:val="000000"/>
@@ -10948,6 +11425,7 @@
     </w:tblStylePr>
     <w:tblStylePr w:type="lastRow">
       <w:rPr>
+        <w:rFonts w:eastAsia="黑体"/>
         <w:b/>
         <w:bCs/>
         <w:color w:themeColor="text1" w:val="000000"/>
@@ -10967,6 +11445,7 @@
     </w:tblStylePr>
     <w:tblStylePr w:type="firstCol">
       <w:rPr>
+        <w:rFonts w:eastAsia="黑体"/>
         <w:b/>
         <w:bCs/>
         <w:color w:themeColor="text1" w:val="000000"/>
@@ -10986,6 +11465,7 @@
     </w:tblStylePr>
     <w:tblStylePr w:type="lastCol">
       <w:rPr>
+        <w:rFonts w:eastAsia="黑体"/>
         <w:b w:val="0"/>
         <w:bCs w:val="0"/>
         <w:color w:themeColor="text1" w:val="000000"/>
@@ -11058,6 +11538,7 @@
     </w:tcPr>
     <w:tblStylePr w:type="firstRow">
       <w:rPr>
+        <w:rFonts w:eastAsia="黑体"/>
         <w:b/>
         <w:bCs/>
         <w:i w:val="0"/>
@@ -11079,6 +11560,7 @@
     </w:tblStylePr>
     <w:tblStylePr w:type="lastRow">
       <w:rPr>
+        <w:rFonts w:eastAsia="黑体"/>
         <w:b/>
         <w:bCs/>
         <w:i w:val="0"/>
@@ -11100,6 +11582,7 @@
     </w:tblStylePr>
     <w:tblStylePr w:type="firstCol">
       <w:rPr>
+        <w:rFonts w:eastAsia="黑体"/>
         <w:b/>
         <w:bCs/>
         <w:i w:val="0"/>
@@ -11119,6 +11602,7 @@
     </w:tblStylePr>
     <w:tblStylePr w:type="lastCol">
       <w:rPr>
+        <w:rFonts w:eastAsia="黑体"/>
         <w:b/>
         <w:bCs/>
         <w:i w:val="0"/>
@@ -11199,6 +11683,7 @@
     </w:tcPr>
     <w:tblStylePr w:type="firstRow">
       <w:rPr>
+        <w:rFonts w:eastAsia="黑体"/>
         <w:b/>
         <w:bCs/>
         <w:i w:val="0"/>
@@ -11220,6 +11705,7 @@
     </w:tblStylePr>
     <w:tblStylePr w:type="lastRow">
       <w:rPr>
+        <w:rFonts w:eastAsia="黑体"/>
         <w:b/>
         <w:bCs/>
         <w:i w:val="0"/>
@@ -11241,6 +11727,7 @@
     </w:tblStylePr>
     <w:tblStylePr w:type="firstCol">
       <w:rPr>
+        <w:rFonts w:eastAsia="黑体"/>
         <w:b/>
         <w:bCs/>
         <w:i w:val="0"/>
@@ -11260,6 +11747,7 @@
     </w:tblStylePr>
     <w:tblStylePr w:type="lastCol">
       <w:rPr>
+        <w:rFonts w:eastAsia="黑体"/>
         <w:b/>
         <w:bCs/>
         <w:i w:val="0"/>
@@ -11340,6 +11828,7 @@
     </w:tcPr>
     <w:tblStylePr w:type="firstRow">
       <w:rPr>
+        <w:rFonts w:eastAsia="黑体"/>
         <w:b/>
         <w:bCs/>
         <w:i w:val="0"/>
@@ -11361,6 +11850,7 @@
     </w:tblStylePr>
     <w:tblStylePr w:type="lastRow">
       <w:rPr>
+        <w:rFonts w:eastAsia="黑体"/>
         <w:b/>
         <w:bCs/>
         <w:i w:val="0"/>
@@ -11382,6 +11872,7 @@
     </w:tblStylePr>
     <w:tblStylePr w:type="firstCol">
       <w:rPr>
+        <w:rFonts w:eastAsia="黑体"/>
         <w:b/>
         <w:bCs/>
         <w:i w:val="0"/>
@@ -11401,6 +11892,7 @@
     </w:tblStylePr>
     <w:tblStylePr w:type="lastCol">
       <w:rPr>
+        <w:rFonts w:eastAsia="黑体"/>
         <w:b/>
         <w:bCs/>
         <w:i w:val="0"/>
@@ -11481,6 +11973,7 @@
     </w:tcPr>
     <w:tblStylePr w:type="firstRow">
       <w:rPr>
+        <w:rFonts w:eastAsia="黑体"/>
         <w:b/>
         <w:bCs/>
         <w:i w:val="0"/>
@@ -11502,6 +11995,7 @@
     </w:tblStylePr>
     <w:tblStylePr w:type="lastRow">
       <w:rPr>
+        <w:rFonts w:eastAsia="黑体"/>
         <w:b/>
         <w:bCs/>
         <w:i w:val="0"/>
@@ -11523,6 +12017,7 @@
     </w:tblStylePr>
     <w:tblStylePr w:type="firstCol">
       <w:rPr>
+        <w:rFonts w:eastAsia="黑体"/>
         <w:b/>
         <w:bCs/>
         <w:i w:val="0"/>
@@ -11542,6 +12037,7 @@
     </w:tblStylePr>
     <w:tblStylePr w:type="lastCol">
       <w:rPr>
+        <w:rFonts w:eastAsia="黑体"/>
         <w:b/>
         <w:bCs/>
         <w:i w:val="0"/>
@@ -11622,6 +12118,7 @@
     </w:tcPr>
     <w:tblStylePr w:type="firstRow">
       <w:rPr>
+        <w:rFonts w:eastAsia="黑体"/>
         <w:b/>
         <w:bCs/>
         <w:i w:val="0"/>
@@ -11643,6 +12140,7 @@
     </w:tblStylePr>
     <w:tblStylePr w:type="lastRow">
       <w:rPr>
+        <w:rFonts w:eastAsia="黑体"/>
         <w:b/>
         <w:bCs/>
         <w:i w:val="0"/>
@@ -11664,6 +12162,7 @@
     </w:tblStylePr>
     <w:tblStylePr w:type="firstCol">
       <w:rPr>
+        <w:rFonts w:eastAsia="黑体"/>
         <w:b/>
         <w:bCs/>
         <w:i w:val="0"/>
@@ -11683,6 +12182,7 @@
     </w:tblStylePr>
     <w:tblStylePr w:type="lastCol">
       <w:rPr>
+        <w:rFonts w:eastAsia="黑体"/>
         <w:b/>
         <w:bCs/>
         <w:i w:val="0"/>
@@ -11763,6 +12263,7 @@
     </w:tcPr>
     <w:tblStylePr w:type="firstRow">
       <w:rPr>
+        <w:rFonts w:eastAsia="黑体"/>
         <w:b/>
         <w:bCs/>
         <w:i w:val="0"/>
@@ -11784,6 +12285,7 @@
     </w:tblStylePr>
     <w:tblStylePr w:type="lastRow">
       <w:rPr>
+        <w:rFonts w:eastAsia="黑体"/>
         <w:b/>
         <w:bCs/>
         <w:i w:val="0"/>
@@ -11805,6 +12307,7 @@
     </w:tblStylePr>
     <w:tblStylePr w:type="firstCol">
       <w:rPr>
+        <w:rFonts w:eastAsia="黑体"/>
         <w:b/>
         <w:bCs/>
         <w:i w:val="0"/>
@@ -11824,6 +12327,7 @@
     </w:tblStylePr>
     <w:tblStylePr w:type="lastCol">
       <w:rPr>
+        <w:rFonts w:eastAsia="黑体"/>
         <w:b/>
         <w:bCs/>
         <w:i w:val="0"/>
@@ -11904,6 +12408,7 @@
     </w:tcPr>
     <w:tblStylePr w:type="firstRow">
       <w:rPr>
+        <w:rFonts w:eastAsia="黑体"/>
         <w:b/>
         <w:bCs/>
         <w:i w:val="0"/>
@@ -11925,6 +12430,7 @@
     </w:tblStylePr>
     <w:tblStylePr w:type="lastRow">
       <w:rPr>
+        <w:rFonts w:eastAsia="黑体"/>
         <w:b/>
         <w:bCs/>
         <w:i w:val="0"/>
@@ -11946,6 +12452,7 @@
     </w:tblStylePr>
     <w:tblStylePr w:type="firstCol">
       <w:rPr>
+        <w:rFonts w:eastAsia="黑体"/>
         <w:b/>
         <w:bCs/>
         <w:i w:val="0"/>
@@ -11965,6 +12472,7 @@
     </w:tblStylePr>
     <w:tblStylePr w:type="lastCol">
       <w:rPr>
+        <w:rFonts w:eastAsia="黑体"/>
         <w:b/>
         <w:bCs/>
         <w:i w:val="0"/>
@@ -12022,6 +12530,7 @@
       <w:spacing w:after="0" w:line="240" w:lineRule="auto"/>
     </w:pPr>
     <w:rPr>
+      <w:rFonts w:eastAsia="黑体"/>
       <w:color w:themeColor="background1" w:val="FFFFFF"/>
     </w:rPr>
     <w:tblPr>
@@ -12040,6 +12549,7 @@
     </w:tcPr>
     <w:tblStylePr w:type="firstRow">
       <w:rPr>
+        <w:rFonts w:eastAsia="黑体"/>
         <w:b/>
         <w:bCs/>
       </w:rPr>
@@ -12136,6 +12646,7 @@
       <w:spacing w:after="0" w:line="240" w:lineRule="auto"/>
     </w:pPr>
     <w:rPr>
+      <w:rFonts w:eastAsia="黑体"/>
       <w:color w:themeColor="background1" w:val="FFFFFF"/>
     </w:rPr>
     <w:tblPr>
@@ -12154,6 +12665,7 @@
     </w:tcPr>
     <w:tblStylePr w:type="firstRow">
       <w:rPr>
+        <w:rFonts w:eastAsia="黑体"/>
         <w:b/>
         <w:bCs/>
       </w:rPr>
@@ -12250,6 +12762,7 @@
       <w:spacing w:after="0" w:line="240" w:lineRule="auto"/>
     </w:pPr>
     <w:rPr>
+      <w:rFonts w:eastAsia="黑体"/>
       <w:color w:themeColor="background1" w:val="FFFFFF"/>
     </w:rPr>
     <w:tblPr>
@@ -12268,6 +12781,7 @@
     </w:tcPr>
     <w:tblStylePr w:type="firstRow">
       <w:rPr>
+        <w:rFonts w:eastAsia="黑体"/>
         <w:b/>
         <w:bCs/>
       </w:rPr>
@@ -12364,6 +12878,7 @@
       <w:spacing w:after="0" w:line="240" w:lineRule="auto"/>
     </w:pPr>
     <w:rPr>
+      <w:rFonts w:eastAsia="黑体"/>
       <w:color w:themeColor="background1" w:val="FFFFFF"/>
     </w:rPr>
     <w:tblPr>
@@ -12382,6 +12897,7 @@
     </w:tcPr>
     <w:tblStylePr w:type="firstRow">
       <w:rPr>
+        <w:rFonts w:eastAsia="黑体"/>
         <w:b/>
         <w:bCs/>
       </w:rPr>
@@ -12478,6 +12994,7 @@
       <w:spacing w:after="0" w:line="240" w:lineRule="auto"/>
     </w:pPr>
     <w:rPr>
+      <w:rFonts w:eastAsia="黑体"/>
       <w:color w:themeColor="background1" w:val="FFFFFF"/>
     </w:rPr>
     <w:tblPr>
@@ -12496,6 +13013,7 @@
     </w:tcPr>
     <w:tblStylePr w:type="firstRow">
       <w:rPr>
+        <w:rFonts w:eastAsia="黑体"/>
         <w:b/>
         <w:bCs/>
       </w:rPr>
@@ -12592,6 +13110,7 @@
       <w:spacing w:after="0" w:line="240" w:lineRule="auto"/>
     </w:pPr>
     <w:rPr>
+      <w:rFonts w:eastAsia="黑体"/>
       <w:color w:themeColor="background1" w:val="FFFFFF"/>
     </w:rPr>
     <w:tblPr>
@@ -12610,6 +13129,7 @@
     </w:tcPr>
     <w:tblStylePr w:type="firstRow">
       <w:rPr>
+        <w:rFonts w:eastAsia="黑体"/>
         <w:b/>
         <w:bCs/>
       </w:rPr>
@@ -12706,6 +13226,7 @@
       <w:spacing w:after="0" w:line="240" w:lineRule="auto"/>
     </w:pPr>
     <w:rPr>
+      <w:rFonts w:eastAsia="黑体"/>
       <w:color w:themeColor="background1" w:val="FFFFFF"/>
     </w:rPr>
     <w:tblPr>
@@ -12724,6 +13245,7 @@
     </w:tcPr>
     <w:tblStylePr w:type="firstRow">
       <w:rPr>
+        <w:rFonts w:eastAsia="黑体"/>
         <w:b/>
         <w:bCs/>
       </w:rPr>
@@ -12820,6 +13342,7 @@
       <w:spacing w:after="0" w:line="240" w:lineRule="auto"/>
     </w:pPr>
     <w:rPr>
+      <w:rFonts w:eastAsia="黑体"/>
       <w:color w:themeColor="text1" w:val="000000"/>
     </w:rPr>
     <w:tblPr>
@@ -12846,6 +13369,7 @@
     </w:tcPr>
     <w:tblStylePr w:type="firstRow">
       <w:rPr>
+        <w:rFonts w:eastAsia="黑体"/>
         <w:b/>
         <w:bCs/>
       </w:rPr>
@@ -12864,6 +13388,7 @@
     </w:tblStylePr>
     <w:tblStylePr w:type="lastRow">
       <w:rPr>
+        <w:rFonts w:eastAsia="黑体"/>
         <w:b/>
         <w:bCs/>
         <w:color w:themeColor="background1" w:val="FFFFFF"/>
@@ -12878,6 +13403,7 @@
     </w:tblStylePr>
     <w:tblStylePr w:type="firstCol">
       <w:rPr>
+        <w:rFonts w:eastAsia="黑体"/>
         <w:color w:themeColor="background1" w:val="FFFFFF"/>
       </w:rPr>
       <w:tblPr/>
@@ -12895,6 +13421,7 @@
     </w:tblStylePr>
     <w:tblStylePr w:type="lastCol">
       <w:rPr>
+        <w:rFonts w:eastAsia="黑体"/>
         <w:color w:themeColor="background1" w:val="FFFFFF"/>
       </w:rPr>
       <w:tblPr/>
@@ -12924,11 +13451,13 @@
     </w:tblStylePr>
     <w:tblStylePr w:type="neCell">
       <w:rPr>
+        <w:rFonts w:eastAsia="黑体"/>
         <w:color w:themeColor="text1" w:val="000000"/>
       </w:rPr>
     </w:tblStylePr>
     <w:tblStylePr w:type="nwCell">
       <w:rPr>
+        <w:rFonts w:eastAsia="黑体"/>
         <w:color w:themeColor="text1" w:val="000000"/>
       </w:rPr>
     </w:tblStylePr>
@@ -12942,6 +13471,7 @@
       <w:spacing w:after="0" w:line="240" w:lineRule="auto"/>
     </w:pPr>
     <w:rPr>
+      <w:rFonts w:eastAsia="黑体"/>
       <w:color w:themeColor="text1" w:val="000000"/>
     </w:rPr>
     <w:tblPr>
@@ -12968,6 +13498,7 @@
     </w:tcPr>
     <w:tblStylePr w:type="firstRow">
       <w:rPr>
+        <w:rFonts w:eastAsia="黑体"/>
         <w:b/>
         <w:bCs/>
       </w:rPr>
@@ -12986,6 +13517,7 @@
     </w:tblStylePr>
     <w:tblStylePr w:type="lastRow">
       <w:rPr>
+        <w:rFonts w:eastAsia="黑体"/>
         <w:b/>
         <w:bCs/>
         <w:color w:themeColor="background1" w:val="FFFFFF"/>
@@ -13000,6 +13532,7 @@
     </w:tblStylePr>
     <w:tblStylePr w:type="firstCol">
       <w:rPr>
+        <w:rFonts w:eastAsia="黑体"/>
         <w:color w:themeColor="background1" w:val="FFFFFF"/>
       </w:rPr>
       <w:tblPr/>
@@ -13017,6 +13550,7 @@
     </w:tblStylePr>
     <w:tblStylePr w:type="lastCol">
       <w:rPr>
+        <w:rFonts w:eastAsia="黑体"/>
         <w:color w:themeColor="background1" w:val="FFFFFF"/>
       </w:rPr>
       <w:tblPr/>
@@ -13046,11 +13580,13 @@
     </w:tblStylePr>
     <w:tblStylePr w:type="neCell">
       <w:rPr>
+        <w:rFonts w:eastAsia="黑体"/>
         <w:color w:themeColor="text1" w:val="000000"/>
       </w:rPr>
     </w:tblStylePr>
     <w:tblStylePr w:type="nwCell">
       <w:rPr>
+        <w:rFonts w:eastAsia="黑体"/>
         <w:color w:themeColor="text1" w:val="000000"/>
       </w:rPr>
     </w:tblStylePr>
@@ -13064,6 +13600,7 @@
       <w:spacing w:after="0" w:line="240" w:lineRule="auto"/>
     </w:pPr>
     <w:rPr>
+      <w:rFonts w:eastAsia="黑体"/>
       <w:color w:themeColor="text1" w:val="000000"/>
     </w:rPr>
     <w:tblPr>
@@ -13090,6 +13627,7 @@
     </w:tcPr>
     <w:tblStylePr w:type="firstRow">
       <w:rPr>
+        <w:rFonts w:eastAsia="黑体"/>
         <w:b/>
         <w:bCs/>
       </w:rPr>
@@ -13108,6 +13646,7 @@
     </w:tblStylePr>
     <w:tblStylePr w:type="lastRow">
       <w:rPr>
+        <w:rFonts w:eastAsia="黑体"/>
         <w:b/>
         <w:bCs/>
         <w:color w:themeColor="background1" w:val="FFFFFF"/>
@@ -13122,6 +13661,7 @@
     </w:tblStylePr>
     <w:tblStylePr w:type="firstCol">
       <w:rPr>
+        <w:rFonts w:eastAsia="黑体"/>
         <w:color w:themeColor="background1" w:val="FFFFFF"/>
       </w:rPr>
       <w:tblPr/>
@@ -13139,6 +13679,7 @@
     </w:tblStylePr>
     <w:tblStylePr w:type="lastCol">
       <w:rPr>
+        <w:rFonts w:eastAsia="黑体"/>
         <w:color w:themeColor="background1" w:val="FFFFFF"/>
       </w:rPr>
       <w:tblPr/>
@@ -13168,11 +13709,13 @@
     </w:tblStylePr>
     <w:tblStylePr w:type="neCell">
       <w:rPr>
+        <w:rFonts w:eastAsia="黑体"/>
         <w:color w:themeColor="text1" w:val="000000"/>
       </w:rPr>
     </w:tblStylePr>
     <w:tblStylePr w:type="nwCell">
       <w:rPr>
+        <w:rFonts w:eastAsia="黑体"/>
         <w:color w:themeColor="text1" w:val="000000"/>
       </w:rPr>
     </w:tblStylePr>
@@ -13186,6 +13729,7 @@
       <w:spacing w:after="0" w:line="240" w:lineRule="auto"/>
     </w:pPr>
     <w:rPr>
+      <w:rFonts w:eastAsia="黑体"/>
       <w:color w:themeColor="text1" w:val="000000"/>
     </w:rPr>
     <w:tblPr>
@@ -13212,6 +13756,7 @@
     </w:tcPr>
     <w:tblStylePr w:type="firstRow">
       <w:rPr>
+        <w:rFonts w:eastAsia="黑体"/>
         <w:b/>
         <w:bCs/>
       </w:rPr>
@@ -13230,6 +13775,7 @@
     </w:tblStylePr>
     <w:tblStylePr w:type="lastRow">
       <w:rPr>
+        <w:rFonts w:eastAsia="黑体"/>
         <w:b/>
         <w:bCs/>
         <w:color w:themeColor="background1" w:val="FFFFFF"/>
@@ -13244,6 +13790,7 @@
     </w:tblStylePr>
     <w:tblStylePr w:type="firstCol">
       <w:rPr>
+        <w:rFonts w:eastAsia="黑体"/>
         <w:color w:themeColor="background1" w:val="FFFFFF"/>
       </w:rPr>
       <w:tblPr/>
@@ -13261,6 +13808,7 @@
     </w:tblStylePr>
     <w:tblStylePr w:type="lastCol">
       <w:rPr>
+        <w:rFonts w:eastAsia="黑体"/>
         <w:color w:themeColor="background1" w:val="FFFFFF"/>
       </w:rPr>
       <w:tblPr/>
@@ -13298,6 +13846,7 @@
       <w:spacing w:after="0" w:line="240" w:lineRule="auto"/>
     </w:pPr>
     <w:rPr>
+      <w:rFonts w:eastAsia="黑体"/>
       <w:color w:themeColor="text1" w:val="000000"/>
     </w:rPr>
     <w:tblPr>
@@ -13324,6 +13873,7 @@
     </w:tcPr>
     <w:tblStylePr w:type="firstRow">
       <w:rPr>
+        <w:rFonts w:eastAsia="黑体"/>
         <w:b/>
         <w:bCs/>
       </w:rPr>
@@ -13342,6 +13892,7 @@
     </w:tblStylePr>
     <w:tblStylePr w:type="lastRow">
       <w:rPr>
+        <w:rFonts w:eastAsia="黑体"/>
         <w:b/>
         <w:bCs/>
         <w:color w:themeColor="background1" w:val="FFFFFF"/>
@@ -13356,6 +13907,7 @@
     </w:tblStylePr>
     <w:tblStylePr w:type="firstCol">
       <w:rPr>
+        <w:rFonts w:eastAsia="黑体"/>
         <w:color w:themeColor="background1" w:val="FFFFFF"/>
       </w:rPr>
       <w:tblPr/>
@@ -13373,6 +13925,7 @@
     </w:tblStylePr>
     <w:tblStylePr w:type="lastCol">
       <w:rPr>
+        <w:rFonts w:eastAsia="黑体"/>
         <w:color w:themeColor="background1" w:val="FFFFFF"/>
       </w:rPr>
       <w:tblPr/>
@@ -13402,11 +13955,13 @@
     </w:tblStylePr>
     <w:tblStylePr w:type="neCell">
       <w:rPr>
+        <w:rFonts w:eastAsia="黑体"/>
         <w:color w:themeColor="text1" w:val="000000"/>
       </w:rPr>
     </w:tblStylePr>
     <w:tblStylePr w:type="nwCell">
       <w:rPr>
+        <w:rFonts w:eastAsia="黑体"/>
         <w:color w:themeColor="text1" w:val="000000"/>
       </w:rPr>
     </w:tblStylePr>
@@ -13420,6 +13975,7 @@
       <w:spacing w:after="0" w:line="240" w:lineRule="auto"/>
     </w:pPr>
     <w:rPr>
+      <w:rFonts w:eastAsia="黑体"/>
       <w:color w:themeColor="text1" w:val="000000"/>
     </w:rPr>
     <w:tblPr>
@@ -13446,6 +14002,7 @@
     </w:tcPr>
     <w:tblStylePr w:type="firstRow">
       <w:rPr>
+        <w:rFonts w:eastAsia="黑体"/>
         <w:b/>
         <w:bCs/>
       </w:rPr>
@@ -13464,6 +14021,7 @@
     </w:tblStylePr>
     <w:tblStylePr w:type="lastRow">
       <w:rPr>
+        <w:rFonts w:eastAsia="黑体"/>
         <w:b/>
         <w:bCs/>
         <w:color w:themeColor="background1" w:val="FFFFFF"/>
@@ -13478,6 +14036,7 @@
     </w:tblStylePr>
     <w:tblStylePr w:type="firstCol">
       <w:rPr>
+        <w:rFonts w:eastAsia="黑体"/>
         <w:color w:themeColor="background1" w:val="FFFFFF"/>
       </w:rPr>
       <w:tblPr/>
@@ -13495,6 +14054,7 @@
     </w:tblStylePr>
     <w:tblStylePr w:type="lastCol">
       <w:rPr>
+        <w:rFonts w:eastAsia="黑体"/>
         <w:color w:themeColor="background1" w:val="FFFFFF"/>
       </w:rPr>
       <w:tblPr/>
@@ -13524,11 +14084,13 @@
     </w:tblStylePr>
     <w:tblStylePr w:type="neCell">
       <w:rPr>
+        <w:rFonts w:eastAsia="黑体"/>
         <w:color w:themeColor="text1" w:val="000000"/>
       </w:rPr>
     </w:tblStylePr>
     <w:tblStylePr w:type="nwCell">
       <w:rPr>
+        <w:rFonts w:eastAsia="黑体"/>
         <w:color w:themeColor="text1" w:val="000000"/>
       </w:rPr>
     </w:tblStylePr>
@@ -13542,6 +14104,7 @@
       <w:spacing w:after="0" w:line="240" w:lineRule="auto"/>
     </w:pPr>
     <w:rPr>
+      <w:rFonts w:eastAsia="黑体"/>
       <w:color w:themeColor="text1" w:val="000000"/>
     </w:rPr>
     <w:tblPr>
@@ -13568,6 +14131,7 @@
     </w:tcPr>
     <w:tblStylePr w:type="firstRow">
       <w:rPr>
+        <w:rFonts w:eastAsia="黑体"/>
         <w:b/>
         <w:bCs/>
       </w:rPr>
@@ -13586,6 +14150,7 @@
     </w:tblStylePr>
     <w:tblStylePr w:type="lastRow">
       <w:rPr>
+        <w:rFonts w:eastAsia="黑体"/>
         <w:b/>
         <w:bCs/>
         <w:color w:themeColor="background1" w:val="FFFFFF"/>
@@ -13600,6 +14165,7 @@
     </w:tblStylePr>
     <w:tblStylePr w:type="firstCol">
       <w:rPr>
+        <w:rFonts w:eastAsia="黑体"/>
         <w:color w:themeColor="background1" w:val="FFFFFF"/>
       </w:rPr>
       <w:tblPr/>
@@ -13617,6 +14183,7 @@
     </w:tblStylePr>
     <w:tblStylePr w:type="lastCol">
       <w:rPr>
+        <w:rFonts w:eastAsia="黑体"/>
         <w:color w:themeColor="background1" w:val="FFFFFF"/>
       </w:rPr>
       <w:tblPr/>
@@ -13646,11 +14213,13 @@
     </w:tblStylePr>
     <w:tblStylePr w:type="neCell">
       <w:rPr>
+        <w:rFonts w:eastAsia="黑体"/>
         <w:color w:themeColor="text1" w:val="000000"/>
       </w:rPr>
     </w:tblStylePr>
     <w:tblStylePr w:type="nwCell">
       <w:rPr>
+        <w:rFonts w:eastAsia="黑体"/>
         <w:color w:themeColor="text1" w:val="000000"/>
       </w:rPr>
     </w:tblStylePr>
@@ -13664,6 +14233,7 @@
       <w:spacing w:after="0" w:line="240" w:lineRule="auto"/>
     </w:pPr>
     <w:rPr>
+      <w:rFonts w:eastAsia="黑体"/>
       <w:color w:themeColor="text1" w:val="000000"/>
     </w:rPr>
     <w:tblPr>
@@ -13682,6 +14252,7 @@
     </w:tcPr>
     <w:tblStylePr w:type="firstRow">
       <w:rPr>
+        <w:rFonts w:eastAsia="黑体"/>
         <w:b/>
         <w:bCs/>
         <w:color w:themeColor="background1" w:val="FFFFFF"/>
@@ -13696,6 +14267,7 @@
     </w:tblStylePr>
     <w:tblStylePr w:type="lastRow">
       <w:rPr>
+        <w:rFonts w:eastAsia="黑体"/>
         <w:b/>
         <w:bCs/>
         <w:color w:themeColor="accent2" w:themeShade="CC" w:val="9E3A38"/>
@@ -13710,12 +14282,14 @@
     </w:tblStylePr>
     <w:tblStylePr w:type="firstCol">
       <w:rPr>
+        <w:rFonts w:eastAsia="黑体"/>
         <w:b/>
         <w:bCs/>
       </w:rPr>
     </w:tblStylePr>
     <w:tblStylePr w:type="lastCol">
       <w:rPr>
+        <w:rFonts w:eastAsia="黑体"/>
         <w:b/>
         <w:bCs/>
       </w:rPr>
@@ -13750,6 +14324,7 @@
       <w:spacing w:after="0" w:line="240" w:lineRule="auto"/>
     </w:pPr>
     <w:rPr>
+      <w:rFonts w:eastAsia="黑体"/>
       <w:color w:themeColor="text1" w:val="000000"/>
     </w:rPr>
     <w:tblPr>
@@ -13768,6 +14343,7 @@
     </w:tcPr>
     <w:tblStylePr w:type="firstRow">
       <w:rPr>
+        <w:rFonts w:eastAsia="黑体"/>
         <w:b/>
         <w:bCs/>
         <w:color w:themeColor="background1" w:val="FFFFFF"/>
@@ -13782,6 +14358,7 @@
     </w:tblStylePr>
     <w:tblStylePr w:type="lastRow">
       <w:rPr>
+        <w:rFonts w:eastAsia="黑体"/>
         <w:b/>
         <w:bCs/>
         <w:color w:themeColor="accent2" w:themeShade="CC" w:val="9E3A38"/>
@@ -13796,12 +14373,14 @@
     </w:tblStylePr>
     <w:tblStylePr w:type="firstCol">
       <w:rPr>
+        <w:rFonts w:eastAsia="黑体"/>
         <w:b/>
         <w:bCs/>
       </w:rPr>
     </w:tblStylePr>
     <w:tblStylePr w:type="lastCol">
       <w:rPr>
+        <w:rFonts w:eastAsia="黑体"/>
         <w:b/>
         <w:bCs/>
       </w:rPr>
@@ -13836,6 +14415,7 @@
       <w:spacing w:after="0" w:line="240" w:lineRule="auto"/>
     </w:pPr>
     <w:rPr>
+      <w:rFonts w:eastAsia="黑体"/>
       <w:color w:themeColor="text1" w:val="000000"/>
     </w:rPr>
     <w:tblPr>
@@ -13854,6 +14434,7 @@
     </w:tcPr>
     <w:tblStylePr w:type="firstRow">
       <w:rPr>
+        <w:rFonts w:eastAsia="黑体"/>
         <w:b/>
         <w:bCs/>
         <w:color w:themeColor="background1" w:val="FFFFFF"/>
@@ -13868,6 +14449,7 @@
     </w:tblStylePr>
     <w:tblStylePr w:type="lastRow">
       <w:rPr>
+        <w:rFonts w:eastAsia="黑体"/>
         <w:b/>
         <w:bCs/>
         <w:color w:themeColor="accent2" w:themeShade="CC" w:val="9E3A38"/>
@@ -13882,12 +14464,14 @@
     </w:tblStylePr>
     <w:tblStylePr w:type="firstCol">
       <w:rPr>
+        <w:rFonts w:eastAsia="黑体"/>
         <w:b/>
         <w:bCs/>
       </w:rPr>
     </w:tblStylePr>
     <w:tblStylePr w:type="lastCol">
       <w:rPr>
+        <w:rFonts w:eastAsia="黑体"/>
         <w:b/>
         <w:bCs/>
       </w:rPr>
@@ -13922,6 +14506,7 @@
       <w:spacing w:after="0" w:line="240" w:lineRule="auto"/>
     </w:pPr>
     <w:rPr>
+      <w:rFonts w:eastAsia="黑体"/>
       <w:color w:themeColor="text1" w:val="000000"/>
     </w:rPr>
     <w:tblPr>
@@ -13940,6 +14525,7 @@
     </w:tcPr>
     <w:tblStylePr w:type="firstRow">
       <w:rPr>
+        <w:rFonts w:eastAsia="黑体"/>
         <w:b/>
         <w:bCs/>
         <w:color w:themeColor="background1" w:val="FFFFFF"/>
@@ -13954,6 +14540,7 @@
     </w:tblStylePr>
     <w:tblStylePr w:type="lastRow">
       <w:rPr>
+        <w:rFonts w:eastAsia="黑体"/>
         <w:b/>
         <w:bCs/>
         <w:color w:themeColor="accent4" w:themeShade="CC" w:val="664E82"/>
@@ -13968,12 +14555,14 @@
     </w:tblStylePr>
     <w:tblStylePr w:type="firstCol">
       <w:rPr>
+        <w:rFonts w:eastAsia="黑体"/>
         <w:b/>
         <w:bCs/>
       </w:rPr>
     </w:tblStylePr>
     <w:tblStylePr w:type="lastCol">
       <w:rPr>
+        <w:rFonts w:eastAsia="黑体"/>
         <w:b/>
         <w:bCs/>
       </w:rPr>
@@ -14008,6 +14597,7 @@
       <w:spacing w:after="0" w:line="240" w:lineRule="auto"/>
     </w:pPr>
     <w:rPr>
+      <w:rFonts w:eastAsia="黑体"/>
       <w:color w:themeColor="text1" w:val="000000"/>
     </w:rPr>
     <w:tblPr>
@@ -14026,6 +14616,7 @@
     </w:tcPr>
     <w:tblStylePr w:type="firstRow">
       <w:rPr>
+        <w:rFonts w:eastAsia="黑体"/>
         <w:b/>
         <w:bCs/>
         <w:color w:themeColor="background1" w:val="FFFFFF"/>
@@ -14040,6 +14631,7 @@
     </w:tblStylePr>
     <w:tblStylePr w:type="lastRow">
       <w:rPr>
+        <w:rFonts w:eastAsia="黑体"/>
         <w:b/>
         <w:bCs/>
         <w:color w:themeColor="accent3" w:themeShade="CC" w:val="7E9C40"/>
@@ -14054,12 +14646,14 @@
     </w:tblStylePr>
     <w:tblStylePr w:type="firstCol">
       <w:rPr>
+        <w:rFonts w:eastAsia="黑体"/>
         <w:b/>
         <w:bCs/>
       </w:rPr>
     </w:tblStylePr>
     <w:tblStylePr w:type="lastCol">
       <w:rPr>
+        <w:rFonts w:eastAsia="黑体"/>
         <w:b/>
         <w:bCs/>
       </w:rPr>
@@ -14094,6 +14688,7 @@
       <w:spacing w:after="0" w:line="240" w:lineRule="auto"/>
     </w:pPr>
     <w:rPr>
+      <w:rFonts w:eastAsia="黑体"/>
       <w:color w:themeColor="text1" w:val="000000"/>
     </w:rPr>
     <w:tblPr>
@@ -14112,6 +14707,7 @@
     </w:tcPr>
     <w:tblStylePr w:type="firstRow">
       <w:rPr>
+        <w:rFonts w:eastAsia="黑体"/>
         <w:b/>
         <w:bCs/>
         <w:color w:themeColor="background1" w:val="FFFFFF"/>
@@ -14126,6 +14722,7 @@
     </w:tblStylePr>
     <w:tblStylePr w:type="lastRow">
       <w:rPr>
+        <w:rFonts w:eastAsia="黑体"/>
         <w:b/>
         <w:bCs/>
         <w:color w:themeColor="accent6" w:themeShade="CC" w:val="F2730A"/>
@@ -14140,12 +14737,14 @@
     </w:tblStylePr>
     <w:tblStylePr w:type="firstCol">
       <w:rPr>
+        <w:rFonts w:eastAsia="黑体"/>
         <w:b/>
         <w:bCs/>
       </w:rPr>
     </w:tblStylePr>
     <w:tblStylePr w:type="lastCol">
       <w:rPr>
+        <w:rFonts w:eastAsia="黑体"/>
         <w:b/>
         <w:bCs/>
       </w:rPr>
@@ -14180,6 +14779,7 @@
       <w:spacing w:after="0" w:line="240" w:lineRule="auto"/>
     </w:pPr>
     <w:rPr>
+      <w:rFonts w:eastAsia="黑体"/>
       <w:color w:themeColor="text1" w:val="000000"/>
     </w:rPr>
     <w:tblPr>
@@ -14198,6 +14798,7 @@
     </w:tcPr>
     <w:tblStylePr w:type="firstRow">
       <w:rPr>
+        <w:rFonts w:eastAsia="黑体"/>
         <w:b/>
         <w:bCs/>
         <w:color w:themeColor="background1" w:val="FFFFFF"/>
@@ -14212,6 +14813,7 @@
     </w:tblStylePr>
     <w:tblStylePr w:type="lastRow">
       <w:rPr>
+        <w:rFonts w:eastAsia="黑体"/>
         <w:b/>
         <w:bCs/>
         <w:color w:themeColor="accent5" w:themeShade="CC" w:val="348DA5"/>
@@ -14226,12 +14828,14 @@
     </w:tblStylePr>
     <w:tblStylePr w:type="firstCol">
       <w:rPr>
+        <w:rFonts w:eastAsia="黑体"/>
         <w:b/>
         <w:bCs/>
       </w:rPr>
     </w:tblStylePr>
     <w:tblStylePr w:type="lastCol">
       <w:rPr>
+        <w:rFonts w:eastAsia="黑体"/>
         <w:b/>
         <w:bCs/>
       </w:rPr>
@@ -14266,6 +14870,7 @@
       <w:spacing w:after="0" w:line="240" w:lineRule="auto"/>
     </w:pPr>
     <w:rPr>
+      <w:rFonts w:eastAsia="黑体"/>
       <w:color w:themeColor="text1" w:val="000000"/>
     </w:rPr>
     <w:tblPr>
@@ -14287,6 +14892,7 @@
     </w:tcPr>
     <w:tblStylePr w:type="firstRow">
       <w:rPr>
+        <w:rFonts w:eastAsia="黑体"/>
         <w:b/>
         <w:bCs/>
       </w:rPr>
@@ -14297,6 +14903,7 @@
     </w:tblStylePr>
     <w:tblStylePr w:type="lastRow">
       <w:rPr>
+        <w:rFonts w:eastAsia="黑体"/>
         <w:b/>
         <w:bCs/>
         <w:color w:themeColor="text1" w:val="000000"/>
@@ -14308,6 +14915,7 @@
     </w:tblStylePr>
     <w:tblStylePr w:type="firstCol">
       <w:rPr>
+        <w:rFonts w:eastAsia="黑体"/>
         <w:color w:themeColor="background1" w:val="FFFFFF"/>
       </w:rPr>
       <w:tblPr/>
@@ -14317,6 +14925,7 @@
     </w:tblStylePr>
     <w:tblStylePr w:type="lastCol">
       <w:rPr>
+        <w:rFonts w:eastAsia="黑体"/>
         <w:color w:themeColor="background1" w:val="FFFFFF"/>
       </w:rPr>
       <w:tblPr/>
@@ -14346,6 +14955,7 @@
       <w:spacing w:after="0" w:line="240" w:lineRule="auto"/>
     </w:pPr>
     <w:rPr>
+      <w:rFonts w:eastAsia="黑体"/>
       <w:color w:themeColor="text1" w:val="000000"/>
     </w:rPr>
     <w:tblPr>
@@ -14367,6 +14977,7 @@
     </w:tcPr>
     <w:tblStylePr w:type="firstRow">
       <w:rPr>
+        <w:rFonts w:eastAsia="黑体"/>
         <w:b/>
         <w:bCs/>
       </w:rPr>
@@ -14377,6 +14988,7 @@
     </w:tblStylePr>
     <w:tblStylePr w:type="lastRow">
       <w:rPr>
+        <w:rFonts w:eastAsia="黑体"/>
         <w:b/>
         <w:bCs/>
         <w:color w:themeColor="text1" w:val="000000"/>
@@ -14388,6 +15000,7 @@
     </w:tblStylePr>
     <w:tblStylePr w:type="firstCol">
       <w:rPr>
+        <w:rFonts w:eastAsia="黑体"/>
         <w:color w:themeColor="background1" w:val="FFFFFF"/>
       </w:rPr>
       <w:tblPr/>
@@ -14397,6 +15010,7 @@
     </w:tblStylePr>
     <w:tblStylePr w:type="lastCol">
       <w:rPr>
+        <w:rFonts w:eastAsia="黑体"/>
         <w:color w:themeColor="background1" w:val="FFFFFF"/>
       </w:rPr>
       <w:tblPr/>
@@ -14426,6 +15040,7 @@
       <w:spacing w:after="0" w:line="240" w:lineRule="auto"/>
     </w:pPr>
     <w:rPr>
+      <w:rFonts w:eastAsia="黑体"/>
       <w:color w:themeColor="text1" w:val="000000"/>
     </w:rPr>
     <w:tblPr>
@@ -14447,6 +15062,7 @@
     </w:tcPr>
     <w:tblStylePr w:type="firstRow">
       <w:rPr>
+        <w:rFonts w:eastAsia="黑体"/>
         <w:b/>
         <w:bCs/>
       </w:rPr>
@@ -14457,6 +15073,7 @@
     </w:tblStylePr>
     <w:tblStylePr w:type="lastRow">
       <w:rPr>
+        <w:rFonts w:eastAsia="黑体"/>
         <w:b/>
         <w:bCs/>
         <w:color w:themeColor="text1" w:val="000000"/>
@@ -14468,6 +15085,7 @@
     </w:tblStylePr>
     <w:tblStylePr w:type="firstCol">
       <w:rPr>
+        <w:rFonts w:eastAsia="黑体"/>
         <w:color w:themeColor="background1" w:val="FFFFFF"/>
       </w:rPr>
       <w:tblPr/>
@@ -14477,6 +15095,7 @@
     </w:tblStylePr>
     <w:tblStylePr w:type="lastCol">
       <w:rPr>
+        <w:rFonts w:eastAsia="黑体"/>
         <w:color w:themeColor="background1" w:val="FFFFFF"/>
       </w:rPr>
       <w:tblPr/>
@@ -14506,6 +15125,7 @@
       <w:spacing w:after="0" w:line="240" w:lineRule="auto"/>
     </w:pPr>
     <w:rPr>
+      <w:rFonts w:eastAsia="黑体"/>
       <w:color w:themeColor="text1" w:val="000000"/>
     </w:rPr>
     <w:tblPr>
@@ -14527,6 +15147,7 @@
     </w:tcPr>
     <w:tblStylePr w:type="firstRow">
       <w:rPr>
+        <w:rFonts w:eastAsia="黑体"/>
         <w:b/>
         <w:bCs/>
       </w:rPr>
@@ -14537,6 +15158,7 @@
     </w:tblStylePr>
     <w:tblStylePr w:type="lastRow">
       <w:rPr>
+        <w:rFonts w:eastAsia="黑体"/>
         <w:b/>
         <w:bCs/>
         <w:color w:themeColor="text1" w:val="000000"/>
@@ -14548,6 +15170,7 @@
     </w:tblStylePr>
     <w:tblStylePr w:type="firstCol">
       <w:rPr>
+        <w:rFonts w:eastAsia="黑体"/>
         <w:color w:themeColor="background1" w:val="FFFFFF"/>
       </w:rPr>
       <w:tblPr/>
@@ -14557,6 +15180,7 @@
     </w:tblStylePr>
     <w:tblStylePr w:type="lastCol">
       <w:rPr>
+        <w:rFonts w:eastAsia="黑体"/>
         <w:color w:themeColor="background1" w:val="FFFFFF"/>
       </w:rPr>
       <w:tblPr/>
@@ -14586,6 +15210,7 @@
       <w:spacing w:after="0" w:line="240" w:lineRule="auto"/>
     </w:pPr>
     <w:rPr>
+      <w:rFonts w:eastAsia="黑体"/>
       <w:color w:themeColor="text1" w:val="000000"/>
     </w:rPr>
     <w:tblPr>
@@ -14607,6 +15232,7 @@
     </w:tcPr>
     <w:tblStylePr w:type="firstRow">
       <w:rPr>
+        <w:rFonts w:eastAsia="黑体"/>
         <w:b/>
         <w:bCs/>
       </w:rPr>
@@ -14617,6 +15243,7 @@
     </w:tblStylePr>
     <w:tblStylePr w:type="lastRow">
       <w:rPr>
+        <w:rFonts w:eastAsia="黑体"/>
         <w:b/>
         <w:bCs/>
         <w:color w:themeColor="text1" w:val="000000"/>
@@ -14628,6 +15255,7 @@
     </w:tblStylePr>
     <w:tblStylePr w:type="firstCol">
       <w:rPr>
+        <w:rFonts w:eastAsia="黑体"/>
         <w:color w:themeColor="background1" w:val="FFFFFF"/>
       </w:rPr>
       <w:tblPr/>
@@ -14637,6 +15265,7 @@
     </w:tblStylePr>
     <w:tblStylePr w:type="lastCol">
       <w:rPr>
+        <w:rFonts w:eastAsia="黑体"/>
         <w:color w:themeColor="background1" w:val="FFFFFF"/>
       </w:rPr>
       <w:tblPr/>
@@ -14666,6 +15295,7 @@
       <w:spacing w:after="0" w:line="240" w:lineRule="auto"/>
     </w:pPr>
     <w:rPr>
+      <w:rFonts w:eastAsia="黑体"/>
       <w:color w:themeColor="text1" w:val="000000"/>
     </w:rPr>
     <w:tblPr>
@@ -14687,6 +15317,7 @@
     </w:tcPr>
     <w:tblStylePr w:type="firstRow">
       <w:rPr>
+        <w:rFonts w:eastAsia="黑体"/>
         <w:b/>
         <w:bCs/>
       </w:rPr>
@@ -14697,6 +15328,7 @@
     </w:tblStylePr>
     <w:tblStylePr w:type="lastRow">
       <w:rPr>
+        <w:rFonts w:eastAsia="黑体"/>
         <w:b/>
         <w:bCs/>
         <w:color w:themeColor="text1" w:val="000000"/>
@@ -14708,6 +15340,7 @@
     </w:tblStylePr>
     <w:tblStylePr w:type="firstCol">
       <w:rPr>
+        <w:rFonts w:eastAsia="黑体"/>
         <w:color w:themeColor="background1" w:val="FFFFFF"/>
       </w:rPr>
       <w:tblPr/>
@@ -14717,6 +15350,7 @@
     </w:tblStylePr>
     <w:tblStylePr w:type="lastCol">
       <w:rPr>
+        <w:rFonts w:eastAsia="黑体"/>
         <w:color w:themeColor="background1" w:val="FFFFFF"/>
       </w:rPr>
       <w:tblPr/>
@@ -14746,6 +15380,7 @@
       <w:spacing w:after="0" w:line="240" w:lineRule="auto"/>
     </w:pPr>
     <w:rPr>
+      <w:rFonts w:eastAsia="黑体"/>
       <w:color w:themeColor="text1" w:val="000000"/>
     </w:rPr>
     <w:tblPr>
@@ -14767,6 +15402,7 @@
     </w:tcPr>
     <w:tblStylePr w:type="firstRow">
       <w:rPr>
+        <w:rFonts w:eastAsia="黑体"/>
         <w:b/>
         <w:bCs/>
       </w:rPr>
@@ -14777,6 +15413,7 @@
     </w:tblStylePr>
     <w:tblStylePr w:type="lastRow">
       <w:rPr>
+        <w:rFonts w:eastAsia="黑体"/>
         <w:b/>
         <w:bCs/>
         <w:color w:themeColor="text1" w:val="000000"/>
@@ -14788,6 +15425,7 @@
     </w:tblStylePr>
     <w:tblStylePr w:type="firstCol">
       <w:rPr>
+        <w:rFonts w:eastAsia="黑体"/>
         <w:color w:themeColor="background1" w:val="FFFFFF"/>
       </w:rPr>
       <w:tblPr/>
@@ -14797,6 +15435,7 @@
     </w:tblStylePr>
     <w:tblStylePr w:type="lastCol">
       <w:rPr>
+        <w:rFonts w:eastAsia="黑体"/>
         <w:color w:themeColor="background1" w:val="FFFFFF"/>
       </w:rPr>
       <w:tblPr/>
@@ -14829,6 +15468,7 @@
     <w:name w:val="KeywordTok"/>
     <w:basedOn w:val="VerbatimChar"/>
     <w:rPr>
+      <w:rFonts w:eastAsia="黑体"/>
       <w:b/>
       <w:color w:val="007020"/>
     </w:rPr>
@@ -14837,6 +15477,7 @@
     <w:name w:val="DataTypeTok"/>
     <w:basedOn w:val="VerbatimChar"/>
     <w:rPr>
+      <w:rFonts w:eastAsia="黑体"/>
       <w:color w:val="902000"/>
     </w:rPr>
   </w:style>
@@ -14844,6 +15485,7 @@
     <w:name w:val="DecValTok"/>
     <w:basedOn w:val="VerbatimChar"/>
     <w:rPr>
+      <w:rFonts w:eastAsia="黑体"/>
       <w:color w:val="40a070"/>
     </w:rPr>
   </w:style>
@@ -14851,6 +15493,7 @@
     <w:name w:val="BaseNTok"/>
     <w:basedOn w:val="VerbatimChar"/>
     <w:rPr>
+      <w:rFonts w:eastAsia="黑体"/>
       <w:color w:val="40a070"/>
     </w:rPr>
   </w:style>
@@ -14858,6 +15501,7 @@
     <w:name w:val="FloatTok"/>
     <w:basedOn w:val="VerbatimChar"/>
     <w:rPr>
+      <w:rFonts w:eastAsia="黑体"/>
       <w:color w:val="40a070"/>
     </w:rPr>
   </w:style>
@@ -14865,6 +15509,7 @@
     <w:name w:val="ConstantTok"/>
     <w:basedOn w:val="VerbatimChar"/>
     <w:rPr>
+      <w:rFonts w:eastAsia="黑体"/>
       <w:color w:val="880000"/>
     </w:rPr>
   </w:style>
@@ -14872,6 +15517,7 @@
     <w:name w:val="CharTok"/>
     <w:basedOn w:val="VerbatimChar"/>
     <w:rPr>
+      <w:rFonts w:eastAsia="黑体"/>
       <w:color w:val="4070a0"/>
     </w:rPr>
   </w:style>
@@ -14879,6 +15525,7 @@
     <w:name w:val="SpecialCharTok"/>
     <w:basedOn w:val="VerbatimChar"/>
     <w:rPr>
+      <w:rFonts w:eastAsia="黑体"/>
       <w:color w:val="4070a0"/>
     </w:rPr>
   </w:style>
@@ -14886,6 +15533,7 @@
     <w:name w:val="StringTok"/>
     <w:basedOn w:val="VerbatimChar"/>
     <w:rPr>
+      <w:rFonts w:eastAsia="黑体"/>
       <w:color w:val="4070a0"/>
     </w:rPr>
   </w:style>
@@ -14893,6 +15541,7 @@
     <w:name w:val="VerbatimStringTok"/>
     <w:basedOn w:val="VerbatimChar"/>
     <w:rPr>
+      <w:rFonts w:eastAsia="黑体"/>
       <w:color w:val="4070a0"/>
     </w:rPr>
   </w:style>
@@ -14900,6 +15549,7 @@
     <w:name w:val="SpecialStringTok"/>
     <w:basedOn w:val="VerbatimChar"/>
     <w:rPr>
+      <w:rFonts w:eastAsia="黑体"/>
       <w:color w:val="bb6688"/>
     </w:rPr>
   </w:style>
@@ -14907,6 +15557,7 @@
     <w:name w:val="ImportTok"/>
     <w:basedOn w:val="VerbatimChar"/>
     <w:rPr>
+      <w:rFonts w:eastAsia="黑体"/>
       <w:b/>
       <w:color w:val="008000"/>
     </w:rPr>
@@ -14915,6 +15566,7 @@
     <w:name w:val="CommentTok"/>
     <w:basedOn w:val="VerbatimChar"/>
     <w:rPr>
+      <w:rFonts w:eastAsia="黑体"/>
       <w:i/>
       <w:color w:val="60a0b0"/>
     </w:rPr>
@@ -14923,6 +15575,7 @@
     <w:name w:val="DocumentationTok"/>
     <w:basedOn w:val="VerbatimChar"/>
     <w:rPr>
+      <w:rFonts w:eastAsia="黑体"/>
       <w:i/>
       <w:color w:val="ba2121"/>
     </w:rPr>
@@ -14931,6 +15584,7 @@
     <w:name w:val="AnnotationTok"/>
     <w:basedOn w:val="VerbatimChar"/>
     <w:rPr>
+      <w:rFonts w:eastAsia="黑体"/>
       <w:b/>
       <w:i/>
       <w:color w:val="60a0b0"/>
@@ -14940,6 +15594,7 @@
     <w:name w:val="CommentVarTok"/>
     <w:basedOn w:val="VerbatimChar"/>
     <w:rPr>
+      <w:rFonts w:eastAsia="黑体"/>
       <w:b/>
       <w:i/>
       <w:color w:val="60a0b0"/>
@@ -14949,6 +15604,7 @@
     <w:name w:val="OtherTok"/>
     <w:basedOn w:val="VerbatimChar"/>
     <w:rPr>
+      <w:rFonts w:eastAsia="黑体"/>
       <w:color w:val="007020"/>
     </w:rPr>
   </w:style>
@@ -14956,6 +15612,7 @@
     <w:name w:val="FunctionTok"/>
     <w:basedOn w:val="VerbatimChar"/>
     <w:rPr>
+      <w:rFonts w:eastAsia="黑体"/>
       <w:color w:val="06287e"/>
     </w:rPr>
   </w:style>
@@ -14963,6 +15620,7 @@
     <w:name w:val="VariableTok"/>
     <w:basedOn w:val="VerbatimChar"/>
     <w:rPr>
+      <w:rFonts w:eastAsia="黑体"/>
       <w:color w:val="19177c"/>
     </w:rPr>
   </w:style>
@@ -14970,6 +15628,7 @@
     <w:name w:val="ControlFlowTok"/>
     <w:basedOn w:val="VerbatimChar"/>
     <w:rPr>
+      <w:rFonts w:eastAsia="黑体"/>
       <w:b/>
       <w:color w:val="007020"/>
     </w:rPr>
@@ -14978,6 +15637,7 @@
     <w:name w:val="OperatorTok"/>
     <w:basedOn w:val="VerbatimChar"/>
     <w:rPr>
+      <w:rFonts w:eastAsia="黑体"/>
       <w:color w:val="666666"/>
     </w:rPr>
   </w:style>
@@ -14985,18 +15645,22 @@
     <w:name w:val="BuiltInTok"/>
     <w:basedOn w:val="VerbatimChar"/>
     <w:rPr>
+      <w:rFonts w:eastAsia="黑体"/>
       <w:color w:val="008000"/>
     </w:rPr>
   </w:style>
   <w:style w:type="character" w:customStyle="1" w:styleId="ExtensionTok">
     <w:name w:val="ExtensionTok"/>
     <w:basedOn w:val="VerbatimChar"/>
-    <w:rPr/>
+    <w:rPr>
+      <w:rFonts w:eastAsia="黑体"/>
+    </w:rPr>
   </w:style>
   <w:style w:type="character" w:customStyle="1" w:styleId="PreprocessorTok">
     <w:name w:val="PreprocessorTok"/>
     <w:basedOn w:val="VerbatimChar"/>
     <w:rPr>
+      <w:rFonts w:eastAsia="黑体"/>
       <w:color w:val="bc7a00"/>
     </w:rPr>
   </w:style>
@@ -15004,18 +15668,22 @@
     <w:name w:val="AttributeTok"/>
     <w:basedOn w:val="VerbatimChar"/>
     <w:rPr>
+      <w:rFonts w:eastAsia="黑体"/>
       <w:color w:val="7d9029"/>
     </w:rPr>
   </w:style>
   <w:style w:type="character" w:customStyle="1" w:styleId="RegionMarkerTok">
     <w:name w:val="RegionMarkerTok"/>
     <w:basedOn w:val="VerbatimChar"/>
-    <w:rPr/>
+    <w:rPr>
+      <w:rFonts w:eastAsia="黑体"/>
+    </w:rPr>
   </w:style>
   <w:style w:type="character" w:customStyle="1" w:styleId="InformationTok">
     <w:name w:val="InformationTok"/>
     <w:basedOn w:val="VerbatimChar"/>
     <w:rPr>
+      <w:rFonts w:eastAsia="黑体"/>
       <w:b/>
       <w:i/>
       <w:color w:val="60a0b0"/>
@@ -15025,6 +15693,7 @@
     <w:name w:val="WarningTok"/>
     <w:basedOn w:val="VerbatimChar"/>
     <w:rPr>
+      <w:rFonts w:eastAsia="黑体"/>
       <w:b/>
       <w:i/>
       <w:color w:val="60a0b0"/>
@@ -15034,6 +15703,7 @@
     <w:name w:val="AlertTok"/>
     <w:basedOn w:val="VerbatimChar"/>
     <w:rPr>
+      <w:rFonts w:eastAsia="黑体"/>
       <w:b/>
       <w:color w:val="ff0000"/>
     </w:rPr>
@@ -15042,6 +15712,7 @@
     <w:name w:val="ErrorTok"/>
     <w:basedOn w:val="VerbatimChar"/>
     <w:rPr>
+      <w:rFonts w:eastAsia="黑体"/>
       <w:b/>
       <w:color w:val="ff0000"/>
     </w:rPr>
@@ -15049,7 +15720,9 @@
   <w:style w:type="character" w:customStyle="1" w:styleId="NormalTok">
     <w:name w:val="NormalTok"/>
     <w:basedOn w:val="VerbatimChar"/>
-    <w:rPr/>
+    <w:rPr>
+      <w:rFonts w:eastAsia="黑体"/>
+    </w:rPr>
   </w:style>
 </w:styles>
 </file>
@@ -15098,12 +15771,12 @@
     <a:fontScheme name="Office">
       <a:majorFont>
         <a:latin typeface="Calibri"/>
-        <a:ea typeface=""/>
+        <a:ea typeface="黑体"/>
         <a:cs typeface=""/>
         <a:font script="Jpan" typeface="ＭＳ ゴシック"/>
         <a:font script="Hang" typeface="맑은 고딕"/>
-        <a:font script="Hans" typeface="宋体"/>
-        <a:font script="Hant" typeface="新細明體"/>
+        <a:font script="Hans" typeface="黑体"/>
+        <a:font script="Hant" typeface="黑体"/>
         <a:font script="Arab" typeface="Times New Roman"/>
         <a:font script="Hebr" typeface="Times New Roman"/>
         <a:font script="Thai" typeface="Angsana New"/>
@@ -15133,12 +15806,12 @@
       </a:majorFont>
       <a:minorFont>
         <a:latin typeface="Cambria"/>
-        <a:ea typeface=""/>
+        <a:ea typeface="黑体"/>
         <a:cs typeface=""/>
         <a:font script="Jpan" typeface="ＭＳ 明朝"/>
         <a:font script="Hang" typeface="맑은 고딕"/>
-        <a:font script="Hans" typeface="宋体"/>
-        <a:font script="Hant" typeface="新細明體"/>
+        <a:font script="Hans" typeface="黑体"/>
+        <a:font script="Hant" typeface="黑体"/>
         <a:font script="Arab" typeface="Arial"/>
         <a:font script="Hebr" typeface="Arial"/>
         <a:font script="Thai" typeface="Cordia New"/>

--- a/02-放大电路/01-运算放大电路/同相放大电路/同相放大电路.docx
+++ b/02-放大电路/01-运算放大电路/同相放大电路/同相放大电路.docx
@@ -2700,7 +2700,7 @@
           <w:color w:val="555555"/>
           <w:sz w:val="21"/>
         </w:rPr>
-        <w:t>材料收集者：杜文杰，WX手机：19519196569，QQ:3478827729</w:t>
+        <w:t>材料收集者：杜文杰，微信/手机：19519196569，QQ:3478827729</w:t>
       </w:r>
     </w:p>
     <w:sectPr>
